--- a/Базы данных/Отчет_Нормализация_3НФ.docx
+++ b/Базы данных/Отчет_Нормализация_3НФ.docx
@@ -392,7 +392,7 @@
           <w:lang w:val="ru-RU"/>
         </w:rPr>
         <w:lastRenderedPageBreak/>
-        <w:t xml:space="preserve">1. Исходная таблица </w:t>
+        <w:t xml:space="preserve">1. Создание исходной таблицы </w:t>
       </w:r>
       <w:proofErr w:type="spellStart"/>
       <w:r>
@@ -425,7 +425,7 @@
           <w:rFonts w:ascii="Times New Roman" w:eastAsia="Times New Roman" w:hAnsi="Times New Roman"/>
           <w:sz w:val="28"/>
         </w:rPr>
-        <w:t>Создана таблица ShopDB_1 с полями: OrderID (ключ), ClientName, ClientPhone, ProductName, Price, ManagerName, ManagerPhone. Заполнена 7 записями (5 из задания + 2 собственные).</w:t>
+        <w:t>Создана таблица ShopDB_1 с полями: OrderID (ключ), ClientName, ClientPhone, ProductName, Price, ManagerName, ManagerPhone.</w:t>
       </w:r>
     </w:p>
     <w:p>
@@ -438,15 +438,7 @@
           <w:b/>
           <w:sz w:val="28"/>
         </w:rPr>
-        <w:t xml:space="preserve">Структура таблицы </w:t>
-      </w:r>
-      <w:r>
-        <w:rPr>
-          <w:rFonts w:ascii="Times New Roman" w:eastAsia="Times New Roman" w:hAnsi="Times New Roman"/>
-          <w:b/>
-          <w:sz w:val="28"/>
-        </w:rPr>
-        <w:t>ShopDB_1:</w:t>
+        <w:t>Код создания таблицы:</w:t>
       </w:r>
     </w:p>
     <w:p>
@@ -461,8 +453,8 @@
         </w:rPr>
         <w:drawing>
           <wp:inline distT="0" distB="0" distL="0" distR="0">
-            <wp:extent cx="5040000" cy="2803500"/>
-            <wp:effectExtent l="0" t="0" r="0" b="0"/>
+            <wp:extent cx="4854575" cy="7323880"/>
+            <wp:effectExtent l="0" t="0" r="3175" b="0"/>
             <wp:docPr id="1" name="Picture 1"/>
             <wp:cNvGraphicFramePr>
               <a:graphicFrameLocks xmlns:a="http://schemas.openxmlformats.org/drawingml/2006/main" noChangeAspect="1"/>
@@ -471,7 +463,7 @@
               <a:graphicData uri="http://schemas.openxmlformats.org/drawingml/2006/picture">
                 <pic:pic xmlns:pic="http://schemas.openxmlformats.org/drawingml/2006/picture">
                   <pic:nvPicPr>
-                    <pic:cNvPr id="0" name="IMG_20260613_104621_014.jpg"/>
+                    <pic:cNvPr id="0" name="IMG_20260613_110951_222.jpg"/>
                     <pic:cNvPicPr/>
                   </pic:nvPicPr>
                   <pic:blipFill>
@@ -483,7 +475,7 @@
                   <pic:spPr>
                     <a:xfrm>
                       <a:off x="0" y="0"/>
-                      <a:ext cx="5040000" cy="2803500"/>
+                      <a:ext cx="4861553" cy="7334408"/>
                     </a:xfrm>
                     <a:prstGeom prst="rect">
                       <a:avLst/>
@@ -510,7 +502,7 @@
           <w:sz w:val="24"/>
           <w:lang w:val="ru-RU"/>
         </w:rPr>
-        <w:t xml:space="preserve">Рисунок 1 — Структура таблицы </w:t>
+        <w:t xml:space="preserve">Рисунок 1 — Код создания таблицы </w:t>
       </w:r>
       <w:proofErr w:type="spellStart"/>
       <w:r>
@@ -527,31 +519,45 @@
           <w:sz w:val="24"/>
           <w:lang w:val="ru-RU"/>
         </w:rPr>
-        <w:t>_1</w:t>
+        <w:t xml:space="preserve">_1 и </w:t>
+      </w:r>
+      <w:r>
+        <w:rPr>
+          <w:rFonts w:ascii="Times New Roman" w:eastAsia="Times New Roman" w:hAnsi="Times New Roman"/>
+          <w:sz w:val="24"/>
+          <w:lang w:val="ru-RU"/>
+        </w:rPr>
+        <w:t>результат</w:t>
       </w:r>
     </w:p>
     <w:p>
       <w:pPr>
-        <w:spacing w:after="120" w:line="360" w:lineRule="auto"/>
-        <w:rPr>
-          <w:lang w:val="ru-RU"/>
-        </w:rPr>
-      </w:pPr>
+        <w:rPr>
+          <w:lang w:val="ru-RU"/>
+        </w:rPr>
+      </w:pPr>
+      <w:r>
+        <w:rPr>
+          <w:lang w:val="ru-RU"/>
+        </w:rPr>
+        <w:br w:type="page"/>
+      </w:r>
       <w:r>
         <w:rPr>
           <w:rFonts w:ascii="Times New Roman" w:eastAsia="Times New Roman" w:hAnsi="Times New Roman"/>
           <w:b/>
-          <w:sz w:val="28"/>
-          <w:lang w:val="ru-RU"/>
-        </w:rPr>
-        <w:t xml:space="preserve">Данные таблицы </w:t>
+          <w:sz w:val="32"/>
+          <w:lang w:val="ru-RU"/>
+        </w:rPr>
+        <w:lastRenderedPageBreak/>
+        <w:t xml:space="preserve">2. Заполнение таблицы </w:t>
       </w:r>
       <w:proofErr w:type="spellStart"/>
       <w:r>
         <w:rPr>
           <w:rFonts w:ascii="Times New Roman" w:eastAsia="Times New Roman" w:hAnsi="Times New Roman"/>
           <w:b/>
-          <w:sz w:val="28"/>
+          <w:sz w:val="32"/>
         </w:rPr>
         <w:t>ShopDB</w:t>
       </w:r>
@@ -560,14 +566,91 @@
         <w:rPr>
           <w:rFonts w:ascii="Times New Roman" w:eastAsia="Times New Roman" w:hAnsi="Times New Roman"/>
           <w:b/>
-          <w:sz w:val="28"/>
-          <w:lang w:val="ru-RU"/>
-        </w:rPr>
-        <w:t>_1:</w:t>
+          <w:sz w:val="32"/>
+          <w:lang w:val="ru-RU"/>
+        </w:rPr>
+        <w:t>_1</w:t>
       </w:r>
     </w:p>
     <w:p>
       <w:pPr>
+        <w:spacing w:after="240" w:line="360" w:lineRule="auto"/>
+        <w:ind w:firstLine="709"/>
+        <w:jc w:val="both"/>
+        <w:rPr>
+          <w:lang w:val="ru-RU"/>
+        </w:rPr>
+      </w:pPr>
+      <w:r>
+        <w:rPr>
+          <w:rFonts w:ascii="Times New Roman" w:eastAsia="Times New Roman" w:hAnsi="Times New Roman"/>
+          <w:sz w:val="28"/>
+          <w:lang w:val="ru-RU"/>
+        </w:rPr>
+        <w:t>Таблица заполнена 7 записями: 5 из задания + 2 собственные. Добавлены: клиент Иванов повторяется, менеджер Петров повторяется, товар Клавиатура повторяется.</w:t>
+      </w:r>
+    </w:p>
+    <w:p>
+      <w:pPr>
+        <w:spacing w:after="120" w:line="360" w:lineRule="auto"/>
+      </w:pPr>
+      <w:proofErr w:type="spellStart"/>
+      <w:r>
+        <w:rPr>
+          <w:rFonts w:ascii="Times New Roman" w:eastAsia="Times New Roman" w:hAnsi="Times New Roman"/>
+          <w:b/>
+          <w:sz w:val="28"/>
+        </w:rPr>
+        <w:t>Код</w:t>
+      </w:r>
+      <w:proofErr w:type="spellEnd"/>
+      <w:r>
+        <w:rPr>
+          <w:rFonts w:ascii="Times New Roman" w:eastAsia="Times New Roman" w:hAnsi="Times New Roman"/>
+          <w:b/>
+          <w:sz w:val="28"/>
+        </w:rPr>
+        <w:t xml:space="preserve"> </w:t>
+      </w:r>
+      <w:proofErr w:type="spellStart"/>
+      <w:r>
+        <w:rPr>
+          <w:rFonts w:ascii="Times New Roman" w:eastAsia="Times New Roman" w:hAnsi="Times New Roman"/>
+          <w:b/>
+          <w:sz w:val="28"/>
+        </w:rPr>
+        <w:t>заполнения</w:t>
+      </w:r>
+      <w:proofErr w:type="spellEnd"/>
+      <w:r>
+        <w:rPr>
+          <w:rFonts w:ascii="Times New Roman" w:eastAsia="Times New Roman" w:hAnsi="Times New Roman"/>
+          <w:b/>
+          <w:sz w:val="28"/>
+        </w:rPr>
+        <w:t xml:space="preserve"> и </w:t>
+      </w:r>
+      <w:proofErr w:type="spellStart"/>
+      <w:r>
+        <w:rPr>
+          <w:rFonts w:ascii="Times New Roman" w:eastAsia="Times New Roman" w:hAnsi="Times New Roman"/>
+          <w:b/>
+          <w:sz w:val="28"/>
+        </w:rPr>
+        <w:t>проверка</w:t>
+      </w:r>
+      <w:proofErr w:type="spellEnd"/>
+      <w:r>
+        <w:rPr>
+          <w:rFonts w:ascii="Times New Roman" w:eastAsia="Times New Roman" w:hAnsi="Times New Roman"/>
+          <w:b/>
+          <w:sz w:val="28"/>
+        </w:rPr>
+        <w:t>:</w:t>
+      </w:r>
+    </w:p>
+    <w:p>
+      <w:pPr>
         <w:spacing w:before="120" w:after="60"/>
         <w:jc w:val="center"/>
       </w:pPr>
@@ -578,8 +661,8 @@
         </w:rPr>
         <w:drawing>
           <wp:inline distT="0" distB="0" distL="0" distR="0">
-            <wp:extent cx="5760000" cy="2137500"/>
-            <wp:effectExtent l="0" t="0" r="0" b="0"/>
+            <wp:extent cx="4817402" cy="6334125"/>
+            <wp:effectExtent l="0" t="0" r="2540" b="0"/>
             <wp:docPr id="2" name="Picture 2"/>
             <wp:cNvGraphicFramePr>
               <a:graphicFrameLocks xmlns:a="http://schemas.openxmlformats.org/drawingml/2006/main" noChangeAspect="1"/>
@@ -588,7 +671,7 @@
               <a:graphicData uri="http://schemas.openxmlformats.org/drawingml/2006/picture">
                 <pic:pic xmlns:pic="http://schemas.openxmlformats.org/drawingml/2006/picture">
                   <pic:nvPicPr>
-                    <pic:cNvPr id="0" name="IMG_20260613_104621_099.jpg"/>
+                    <pic:cNvPr id="0" name="IMG_20260613_110951_336.jpg"/>
                     <pic:cNvPicPr/>
                   </pic:nvPicPr>
                   <pic:blipFill>
@@ -600,7 +683,7 @@
                   <pic:spPr>
                     <a:xfrm>
                       <a:off x="0" y="0"/>
-                      <a:ext cx="5760000" cy="2137500"/>
+                      <a:ext cx="4821931" cy="6340080"/>
                     </a:xfrm>
                     <a:prstGeom prst="rect">
                       <a:avLst/>
@@ -617,23 +700,50 @@
       <w:pPr>
         <w:spacing w:after="240"/>
         <w:jc w:val="center"/>
-        <w:rPr>
-          <w:lang w:val="ru-RU"/>
-        </w:rPr>
       </w:pPr>
       <w:r>
         <w:rPr>
           <w:rFonts w:ascii="Times New Roman" w:eastAsia="Times New Roman" w:hAnsi="Times New Roman"/>
           <w:sz w:val="24"/>
-          <w:lang w:val="ru-RU"/>
-        </w:rPr>
-        <w:t xml:space="preserve">Рисунок 2 — Данные таблицы </w:t>
+        </w:rPr>
+        <w:t>Рисунок 2 — Код INSERT и SE</w:t>
+      </w:r>
+      <w:r>
+        <w:rPr>
+          <w:rFonts w:ascii="Times New Roman" w:eastAsia="Times New Roman" w:hAnsi="Times New Roman"/>
+          <w:sz w:val="24"/>
+        </w:rPr>
+        <w:t>LECT * FROM ShopDB_1</w:t>
+      </w:r>
+    </w:p>
+    <w:p>
+      <w:r>
+        <w:br w:type="page"/>
+      </w:r>
+    </w:p>
+    <w:p>
+      <w:pPr>
+        <w:spacing w:after="240" w:line="360" w:lineRule="auto"/>
+        <w:rPr>
+          <w:lang w:val="ru-RU"/>
+        </w:rPr>
+      </w:pPr>
+      <w:r>
+        <w:rPr>
+          <w:rFonts w:ascii="Times New Roman" w:eastAsia="Times New Roman" w:hAnsi="Times New Roman"/>
+          <w:b/>
+          <w:sz w:val="32"/>
+          <w:lang w:val="ru-RU"/>
+        </w:rPr>
+        <w:lastRenderedPageBreak/>
+        <w:t xml:space="preserve">3. Анализ таблицы </w:t>
       </w:r>
       <w:proofErr w:type="spellStart"/>
       <w:r>
         <w:rPr>
           <w:rFonts w:ascii="Times New Roman" w:eastAsia="Times New Roman" w:hAnsi="Times New Roman"/>
-          <w:sz w:val="24"/>
+          <w:b/>
+          <w:sz w:val="32"/>
         </w:rPr>
         <w:t>ShopDB</w:t>
       </w:r>
@@ -641,10 +751,28 @@
       <w:r>
         <w:rPr>
           <w:rFonts w:ascii="Times New Roman" w:eastAsia="Times New Roman" w:hAnsi="Times New Roman"/>
-          <w:sz w:val="24"/>
-          <w:lang w:val="ru-RU"/>
-        </w:rPr>
-        <w:t>_1 (7 записей)</w:t>
+          <w:b/>
+          <w:sz w:val="32"/>
+          <w:lang w:val="ru-RU"/>
+        </w:rPr>
+        <w:t>_1</w:t>
+      </w:r>
+    </w:p>
+    <w:p>
+      <w:pPr>
+        <w:spacing w:after="120" w:line="360" w:lineRule="auto"/>
+        <w:rPr>
+          <w:lang w:val="ru-RU"/>
+        </w:rPr>
+      </w:pPr>
+      <w:r>
+        <w:rPr>
+          <w:rFonts w:ascii="Times New Roman" w:eastAsia="Times New Roman" w:hAnsi="Times New Roman"/>
+          <w:b/>
+          <w:sz w:val="28"/>
+          <w:lang w:val="ru-RU"/>
+        </w:rPr>
+        <w:t>3.1. Повторяющиеся данные</w:t>
       </w:r>
     </w:p>
     <w:p>
@@ -662,881 +790,41 @@
           <w:sz w:val="28"/>
           <w:lang w:val="ru-RU"/>
         </w:rPr>
-        <w:t>Добавленные записи (6, 7): клиент Иванов повторяется, менеджер Петров повторяется, товар Клавиатура повторяется.</w:t>
+        <w:t xml:space="preserve">Запросы </w:t>
+      </w:r>
+      <w:r>
+        <w:rPr>
+          <w:rFonts w:ascii="Times New Roman" w:eastAsia="Times New Roman" w:hAnsi="Times New Roman"/>
+          <w:sz w:val="28"/>
+        </w:rPr>
+        <w:t>GROUP</w:t>
+      </w:r>
+      <w:r>
+        <w:rPr>
+          <w:rFonts w:ascii="Times New Roman" w:eastAsia="Times New Roman" w:hAnsi="Times New Roman"/>
+          <w:sz w:val="28"/>
+          <w:lang w:val="ru-RU"/>
+        </w:rPr>
+        <w:t xml:space="preserve"> </w:t>
+      </w:r>
+      <w:r>
+        <w:rPr>
+          <w:rFonts w:ascii="Times New Roman" w:eastAsia="Times New Roman" w:hAnsi="Times New Roman"/>
+          <w:sz w:val="28"/>
+        </w:rPr>
+        <w:t>BY</w:t>
+      </w:r>
+      <w:r>
+        <w:rPr>
+          <w:rFonts w:ascii="Times New Roman" w:eastAsia="Times New Roman" w:hAnsi="Times New Roman"/>
+          <w:sz w:val="28"/>
+          <w:lang w:val="ru-RU"/>
+        </w:rPr>
+        <w:t xml:space="preserve"> показывают, какие данные дублируются в таблице:</w:t>
       </w:r>
     </w:p>
     <w:p>
       <w:pPr>
-        <w:rPr>
-          <w:lang w:val="ru-RU"/>
-        </w:rPr>
-      </w:pPr>
-      <w:r>
-        <w:rPr>
-          <w:lang w:val="ru-RU"/>
-        </w:rPr>
-        <w:br w:type="page"/>
-      </w:r>
-    </w:p>
-    <w:p>
-      <w:pPr>
-        <w:spacing w:after="240" w:line="360" w:lineRule="auto"/>
-        <w:rPr>
-          <w:lang w:val="ru-RU"/>
-        </w:rPr>
-      </w:pPr>
-      <w:r>
-        <w:rPr>
-          <w:rFonts w:ascii="Times New Roman" w:eastAsia="Times New Roman" w:hAnsi="Times New Roman"/>
-          <w:b/>
-          <w:sz w:val="32"/>
-          <w:lang w:val="ru-RU"/>
-        </w:rPr>
-        <w:lastRenderedPageBreak/>
-        <w:t>2. Анализ табли</w:t>
-      </w:r>
-      <w:r>
-        <w:rPr>
-          <w:rFonts w:ascii="Times New Roman" w:eastAsia="Times New Roman" w:hAnsi="Times New Roman"/>
-          <w:b/>
-          <w:sz w:val="32"/>
-          <w:lang w:val="ru-RU"/>
-        </w:rPr>
-        <w:t xml:space="preserve">цы </w:t>
-      </w:r>
-      <w:proofErr w:type="spellStart"/>
-      <w:r>
-        <w:rPr>
-          <w:rFonts w:ascii="Times New Roman" w:eastAsia="Times New Roman" w:hAnsi="Times New Roman"/>
-          <w:b/>
-          <w:sz w:val="32"/>
-        </w:rPr>
-        <w:t>ShopDB</w:t>
-      </w:r>
-      <w:proofErr w:type="spellEnd"/>
-      <w:r>
-        <w:rPr>
-          <w:rFonts w:ascii="Times New Roman" w:eastAsia="Times New Roman" w:hAnsi="Times New Roman"/>
-          <w:b/>
-          <w:sz w:val="32"/>
-          <w:lang w:val="ru-RU"/>
-        </w:rPr>
-        <w:t>_1</w:t>
-      </w:r>
-    </w:p>
-    <w:p>
-      <w:pPr>
-        <w:spacing w:after="120" w:line="360" w:lineRule="auto"/>
-        <w:rPr>
-          <w:lang w:val="ru-RU"/>
-        </w:rPr>
-      </w:pPr>
-      <w:r>
-        <w:rPr>
-          <w:rFonts w:ascii="Times New Roman" w:eastAsia="Times New Roman" w:hAnsi="Times New Roman"/>
-          <w:b/>
-          <w:sz w:val="28"/>
-          <w:lang w:val="ru-RU"/>
-        </w:rPr>
-        <w:t>2.1. Повторяющиеся данные</w:t>
-      </w:r>
-    </w:p>
-    <w:p>
-      <w:pPr>
-        <w:spacing w:after="60" w:line="360" w:lineRule="auto"/>
-        <w:rPr>
-          <w:lang w:val="ru-RU"/>
-        </w:rPr>
-      </w:pPr>
-      <w:r>
-        <w:rPr>
-          <w:rFonts w:ascii="Times New Roman" w:eastAsia="Times New Roman" w:hAnsi="Times New Roman"/>
-          <w:sz w:val="28"/>
-          <w:lang w:val="ru-RU"/>
-        </w:rPr>
-        <w:t>• Иванов И.И. + телефон — 4 раза (заказы 1, 2, 5, 6)</w:t>
-      </w:r>
-    </w:p>
-    <w:p>
-      <w:pPr>
-        <w:spacing w:after="60" w:line="360" w:lineRule="auto"/>
-        <w:rPr>
-          <w:lang w:val="ru-RU"/>
-        </w:rPr>
-      </w:pPr>
-      <w:r>
-        <w:rPr>
-          <w:rFonts w:ascii="Times New Roman" w:eastAsia="Times New Roman" w:hAnsi="Times New Roman"/>
-          <w:sz w:val="28"/>
-          <w:lang w:val="ru-RU"/>
-        </w:rPr>
-        <w:t>• Сидоров А.А. + телефон — 3 раза (заказы 3, 4, 7)</w:t>
-      </w:r>
-    </w:p>
-    <w:p>
-      <w:pPr>
-        <w:spacing w:after="60" w:line="360" w:lineRule="auto"/>
-        <w:rPr>
-          <w:lang w:val="ru-RU"/>
-        </w:rPr>
-      </w:pPr>
-      <w:r>
-        <w:rPr>
-          <w:rFonts w:ascii="Times New Roman" w:eastAsia="Times New Roman" w:hAnsi="Times New Roman"/>
-          <w:sz w:val="28"/>
-          <w:lang w:val="ru-RU"/>
-        </w:rPr>
-        <w:t>• Петров П.П. + телефон — 4 раза (заказы 1, 2, 5, 6)</w:t>
-      </w:r>
-    </w:p>
-    <w:p>
-      <w:pPr>
-        <w:spacing w:after="60" w:line="360" w:lineRule="auto"/>
-        <w:rPr>
-          <w:lang w:val="ru-RU"/>
-        </w:rPr>
-      </w:pPr>
-      <w:r>
-        <w:rPr>
-          <w:rFonts w:ascii="Times New Roman" w:eastAsia="Times New Roman" w:hAnsi="Times New Roman"/>
-          <w:sz w:val="28"/>
-          <w:lang w:val="ru-RU"/>
-        </w:rPr>
-        <w:t>• Смирнов С.С. + телефон — 3 раза (заказы 3, 4, 7)</w:t>
-      </w:r>
-    </w:p>
-    <w:p>
-      <w:pPr>
-        <w:spacing w:after="240" w:line="360" w:lineRule="auto"/>
-        <w:rPr>
-          <w:lang w:val="ru-RU"/>
-        </w:rPr>
-      </w:pPr>
-      <w:r>
-        <w:rPr>
-          <w:rFonts w:ascii="Times New Roman" w:eastAsia="Times New Roman" w:hAnsi="Times New Roman"/>
-          <w:sz w:val="28"/>
-          <w:lang w:val="ru-RU"/>
-        </w:rPr>
-        <w:t xml:space="preserve">• Монитор </w:t>
-      </w:r>
-      <w:r>
-        <w:rPr>
-          <w:rFonts w:ascii="Times New Roman" w:eastAsia="Times New Roman" w:hAnsi="Times New Roman"/>
-          <w:sz w:val="28"/>
-          <w:lang w:val="ru-RU"/>
-        </w:rPr>
-        <w:t>(15000 руб.) — 2 раза, Клавиатура (2000 руб.) — 2 раза</w:t>
-      </w:r>
-    </w:p>
-    <w:p>
-      <w:pPr>
-        <w:spacing w:after="120" w:line="360" w:lineRule="auto"/>
-        <w:rPr>
-          <w:lang w:val="ru-RU"/>
-        </w:rPr>
-      </w:pPr>
-      <w:r>
-        <w:rPr>
-          <w:rFonts w:ascii="Times New Roman" w:eastAsia="Times New Roman" w:hAnsi="Times New Roman"/>
-          <w:b/>
-          <w:sz w:val="28"/>
-          <w:lang w:val="ru-RU"/>
-        </w:rPr>
-        <w:t>2.2. Зависимости полей</w:t>
-      </w:r>
-    </w:p>
-    <w:p>
-      <w:pPr>
-        <w:spacing w:after="60" w:line="360" w:lineRule="auto"/>
-        <w:rPr>
-          <w:lang w:val="ru-RU"/>
-        </w:rPr>
-      </w:pPr>
-      <w:r>
-        <w:rPr>
-          <w:rFonts w:ascii="Times New Roman" w:eastAsia="Times New Roman" w:hAnsi="Times New Roman"/>
-          <w:sz w:val="28"/>
-          <w:lang w:val="ru-RU"/>
-        </w:rPr>
-        <w:t xml:space="preserve">• </w:t>
-      </w:r>
-      <w:proofErr w:type="spellStart"/>
-      <w:r>
-        <w:rPr>
-          <w:rFonts w:ascii="Times New Roman" w:eastAsia="Times New Roman" w:hAnsi="Times New Roman"/>
-          <w:sz w:val="28"/>
-        </w:rPr>
-        <w:t>ClientPhone</w:t>
-      </w:r>
-      <w:proofErr w:type="spellEnd"/>
-      <w:r>
-        <w:rPr>
-          <w:rFonts w:ascii="Times New Roman" w:eastAsia="Times New Roman" w:hAnsi="Times New Roman"/>
-          <w:sz w:val="28"/>
-          <w:lang w:val="ru-RU"/>
-        </w:rPr>
-        <w:t xml:space="preserve"> зависит от </w:t>
-      </w:r>
-      <w:proofErr w:type="spellStart"/>
-      <w:r>
-        <w:rPr>
-          <w:rFonts w:ascii="Times New Roman" w:eastAsia="Times New Roman" w:hAnsi="Times New Roman"/>
-          <w:sz w:val="28"/>
-        </w:rPr>
-        <w:t>ClientName</w:t>
-      </w:r>
-      <w:proofErr w:type="spellEnd"/>
-      <w:r>
-        <w:rPr>
-          <w:rFonts w:ascii="Times New Roman" w:eastAsia="Times New Roman" w:hAnsi="Times New Roman"/>
-          <w:sz w:val="28"/>
-          <w:lang w:val="ru-RU"/>
-        </w:rPr>
-        <w:t xml:space="preserve"> (телефон привязан к клиенту, не к заказу)</w:t>
-      </w:r>
-    </w:p>
-    <w:p>
-      <w:pPr>
-        <w:spacing w:after="60" w:line="360" w:lineRule="auto"/>
-        <w:rPr>
-          <w:lang w:val="ru-RU"/>
-        </w:rPr>
-      </w:pPr>
-      <w:r>
-        <w:rPr>
-          <w:rFonts w:ascii="Times New Roman" w:eastAsia="Times New Roman" w:hAnsi="Times New Roman"/>
-          <w:sz w:val="28"/>
-          <w:lang w:val="ru-RU"/>
-        </w:rPr>
-        <w:t xml:space="preserve">• </w:t>
-      </w:r>
-      <w:proofErr w:type="spellStart"/>
-      <w:r>
-        <w:rPr>
-          <w:rFonts w:ascii="Times New Roman" w:eastAsia="Times New Roman" w:hAnsi="Times New Roman"/>
-          <w:sz w:val="28"/>
-        </w:rPr>
-        <w:t>ManagerPhone</w:t>
-      </w:r>
-      <w:proofErr w:type="spellEnd"/>
-      <w:r>
-        <w:rPr>
-          <w:rFonts w:ascii="Times New Roman" w:eastAsia="Times New Roman" w:hAnsi="Times New Roman"/>
-          <w:sz w:val="28"/>
-          <w:lang w:val="ru-RU"/>
-        </w:rPr>
-        <w:t xml:space="preserve"> зависит от </w:t>
-      </w:r>
-      <w:proofErr w:type="spellStart"/>
-      <w:r>
-        <w:rPr>
-          <w:rFonts w:ascii="Times New Roman" w:eastAsia="Times New Roman" w:hAnsi="Times New Roman"/>
-          <w:sz w:val="28"/>
-        </w:rPr>
-        <w:t>ManagerName</w:t>
-      </w:r>
-      <w:proofErr w:type="spellEnd"/>
-      <w:r>
-        <w:rPr>
-          <w:rFonts w:ascii="Times New Roman" w:eastAsia="Times New Roman" w:hAnsi="Times New Roman"/>
-          <w:sz w:val="28"/>
-          <w:lang w:val="ru-RU"/>
-        </w:rPr>
-        <w:t xml:space="preserve"> (телефон привязан к менеджеру)</w:t>
-      </w:r>
-    </w:p>
-    <w:p>
-      <w:pPr>
-        <w:spacing w:after="240" w:line="360" w:lineRule="auto"/>
-        <w:rPr>
-          <w:lang w:val="ru-RU"/>
-        </w:rPr>
-      </w:pPr>
-      <w:r>
-        <w:rPr>
-          <w:rFonts w:ascii="Times New Roman" w:eastAsia="Times New Roman" w:hAnsi="Times New Roman"/>
-          <w:sz w:val="28"/>
-          <w:lang w:val="ru-RU"/>
-        </w:rPr>
-        <w:t xml:space="preserve">• </w:t>
-      </w:r>
-      <w:r>
-        <w:rPr>
-          <w:rFonts w:ascii="Times New Roman" w:eastAsia="Times New Roman" w:hAnsi="Times New Roman"/>
-          <w:sz w:val="28"/>
-        </w:rPr>
-        <w:t>Price</w:t>
-      </w:r>
-      <w:r>
-        <w:rPr>
-          <w:rFonts w:ascii="Times New Roman" w:eastAsia="Times New Roman" w:hAnsi="Times New Roman"/>
-          <w:sz w:val="28"/>
-          <w:lang w:val="ru-RU"/>
-        </w:rPr>
-        <w:t xml:space="preserve"> зависит от </w:t>
-      </w:r>
-      <w:proofErr w:type="spellStart"/>
-      <w:r>
-        <w:rPr>
-          <w:rFonts w:ascii="Times New Roman" w:eastAsia="Times New Roman" w:hAnsi="Times New Roman"/>
-          <w:sz w:val="28"/>
-        </w:rPr>
-        <w:t>ProductName</w:t>
-      </w:r>
-      <w:proofErr w:type="spellEnd"/>
-      <w:r>
-        <w:rPr>
-          <w:rFonts w:ascii="Times New Roman" w:eastAsia="Times New Roman" w:hAnsi="Times New Roman"/>
-          <w:sz w:val="28"/>
-          <w:lang w:val="ru-RU"/>
-        </w:rPr>
-        <w:t xml:space="preserve"> </w:t>
-      </w:r>
-      <w:r>
-        <w:rPr>
-          <w:rFonts w:ascii="Times New Roman" w:eastAsia="Times New Roman" w:hAnsi="Times New Roman"/>
-          <w:sz w:val="28"/>
-          <w:lang w:val="ru-RU"/>
-        </w:rPr>
-        <w:t>(цена привязана к товару)</w:t>
-      </w:r>
-    </w:p>
-    <w:p>
-      <w:pPr>
-        <w:spacing w:after="120" w:line="360" w:lineRule="auto"/>
-        <w:rPr>
-          <w:lang w:val="ru-RU"/>
-        </w:rPr>
-      </w:pPr>
-      <w:r>
-        <w:rPr>
-          <w:rFonts w:ascii="Times New Roman" w:eastAsia="Times New Roman" w:hAnsi="Times New Roman"/>
-          <w:b/>
-          <w:sz w:val="28"/>
-          <w:lang w:val="ru-RU"/>
-        </w:rPr>
-        <w:t>2.3. Данные, не зависящие от заказа</w:t>
-      </w:r>
-    </w:p>
-    <w:p>
-      <w:pPr>
-        <w:spacing w:after="240" w:line="360" w:lineRule="auto"/>
-        <w:ind w:firstLine="709"/>
-        <w:jc w:val="both"/>
-        <w:rPr>
-          <w:lang w:val="ru-RU"/>
-        </w:rPr>
-      </w:pPr>
-      <w:r>
-        <w:rPr>
-          <w:rFonts w:ascii="Times New Roman" w:eastAsia="Times New Roman" w:hAnsi="Times New Roman"/>
-          <w:sz w:val="28"/>
-          <w:lang w:val="ru-RU"/>
-        </w:rPr>
-        <w:t xml:space="preserve">Все данные, кроме </w:t>
-      </w:r>
-      <w:proofErr w:type="spellStart"/>
-      <w:r>
-        <w:rPr>
-          <w:rFonts w:ascii="Times New Roman" w:eastAsia="Times New Roman" w:hAnsi="Times New Roman"/>
-          <w:sz w:val="28"/>
-        </w:rPr>
-        <w:t>OrderID</w:t>
-      </w:r>
-      <w:proofErr w:type="spellEnd"/>
-      <w:r>
-        <w:rPr>
-          <w:rFonts w:ascii="Times New Roman" w:eastAsia="Times New Roman" w:hAnsi="Times New Roman"/>
-          <w:sz w:val="28"/>
-          <w:lang w:val="ru-RU"/>
-        </w:rPr>
-        <w:t>: клиенты, менеджеры, товары — это самостоятельные сущности, которые существуют независимо от конкретного заказа.</w:t>
-      </w:r>
-    </w:p>
-    <w:p>
-      <w:pPr>
-        <w:spacing w:after="120" w:line="360" w:lineRule="auto"/>
-        <w:rPr>
-          <w:lang w:val="ru-RU"/>
-        </w:rPr>
-      </w:pPr>
-      <w:r>
-        <w:rPr>
-          <w:rFonts w:ascii="Times New Roman" w:eastAsia="Times New Roman" w:hAnsi="Times New Roman"/>
-          <w:b/>
-          <w:sz w:val="28"/>
-          <w:lang w:val="ru-RU"/>
-        </w:rPr>
-        <w:t>2.4. Аномалии</w:t>
-      </w:r>
-    </w:p>
-    <w:p>
-      <w:pPr>
-        <w:spacing w:after="60" w:line="360" w:lineRule="auto"/>
-        <w:rPr>
-          <w:lang w:val="ru-RU"/>
-        </w:rPr>
-      </w:pPr>
-      <w:r>
-        <w:rPr>
-          <w:rFonts w:ascii="Times New Roman" w:eastAsia="Times New Roman" w:hAnsi="Times New Roman"/>
-          <w:sz w:val="28"/>
-          <w:lang w:val="ru-RU"/>
-        </w:rPr>
-        <w:t>• Изменение телефона клиента в одной стро</w:t>
-      </w:r>
-      <w:r>
-        <w:rPr>
-          <w:rFonts w:ascii="Times New Roman" w:eastAsia="Times New Roman" w:hAnsi="Times New Roman"/>
-          <w:sz w:val="28"/>
-          <w:lang w:val="ru-RU"/>
-        </w:rPr>
-        <w:t>ке → в других строках останется старый (аномалия обновления)</w:t>
-      </w:r>
-    </w:p>
-    <w:p>
-      <w:pPr>
-        <w:spacing w:after="60" w:line="360" w:lineRule="auto"/>
-        <w:rPr>
-          <w:lang w:val="ru-RU"/>
-        </w:rPr>
-      </w:pPr>
-      <w:r>
-        <w:rPr>
-          <w:rFonts w:ascii="Times New Roman" w:eastAsia="Times New Roman" w:hAnsi="Times New Roman"/>
-          <w:sz w:val="28"/>
-          <w:lang w:val="ru-RU"/>
-        </w:rPr>
-        <w:t>• Удаление последнего заказа клиента → потеря информации о клиенте (аномалия удаления)</w:t>
-      </w:r>
-    </w:p>
-    <w:p>
-      <w:pPr>
-        <w:spacing w:after="240" w:line="360" w:lineRule="auto"/>
-        <w:rPr>
-          <w:lang w:val="ru-RU"/>
-        </w:rPr>
-      </w:pPr>
-      <w:r>
-        <w:rPr>
-          <w:rFonts w:ascii="Times New Roman" w:eastAsia="Times New Roman" w:hAnsi="Times New Roman"/>
-          <w:sz w:val="28"/>
-          <w:lang w:val="ru-RU"/>
-        </w:rPr>
-        <w:t>• Добавление нового клиента без заказа невозможно (аномалия вставки)</w:t>
-      </w:r>
-    </w:p>
-    <w:p>
-      <w:pPr>
-        <w:spacing w:after="120" w:line="360" w:lineRule="auto"/>
-        <w:rPr>
-          <w:lang w:val="ru-RU"/>
-        </w:rPr>
-      </w:pPr>
-      <w:r>
-        <w:rPr>
-          <w:rFonts w:ascii="Times New Roman" w:eastAsia="Times New Roman" w:hAnsi="Times New Roman"/>
-          <w:b/>
-          <w:sz w:val="28"/>
-          <w:lang w:val="ru-RU"/>
-        </w:rPr>
-        <w:t>2.5. Вывод</w:t>
-      </w:r>
-    </w:p>
-    <w:p>
-      <w:pPr>
-        <w:spacing w:after="240" w:line="360" w:lineRule="auto"/>
-        <w:ind w:firstLine="709"/>
-        <w:jc w:val="both"/>
-        <w:rPr>
-          <w:lang w:val="ru-RU"/>
-        </w:rPr>
-      </w:pPr>
-      <w:r>
-        <w:rPr>
-          <w:rFonts w:ascii="Times New Roman" w:eastAsia="Times New Roman" w:hAnsi="Times New Roman"/>
-          <w:sz w:val="28"/>
-          <w:lang w:val="ru-RU"/>
-        </w:rPr>
-        <w:lastRenderedPageBreak/>
-        <w:t xml:space="preserve">Таблица </w:t>
-      </w:r>
-      <w:proofErr w:type="spellStart"/>
-      <w:r>
-        <w:rPr>
-          <w:rFonts w:ascii="Times New Roman" w:eastAsia="Times New Roman" w:hAnsi="Times New Roman"/>
-          <w:sz w:val="28"/>
-        </w:rPr>
-        <w:t>ShopDB</w:t>
-      </w:r>
-      <w:proofErr w:type="spellEnd"/>
-      <w:r>
-        <w:rPr>
-          <w:rFonts w:ascii="Times New Roman" w:eastAsia="Times New Roman" w:hAnsi="Times New Roman"/>
-          <w:sz w:val="28"/>
-          <w:lang w:val="ru-RU"/>
-        </w:rPr>
-        <w:t>_1 плохо спрое</w:t>
-      </w:r>
-      <w:r>
-        <w:rPr>
-          <w:rFonts w:ascii="Times New Roman" w:eastAsia="Times New Roman" w:hAnsi="Times New Roman"/>
-          <w:sz w:val="28"/>
-          <w:lang w:val="ru-RU"/>
-        </w:rPr>
-        <w:t>ктирована из-за дублирования данных, транзитивных зависимостей и аномалий вставки/обновления/удаления. Требуется нормализация.</w:t>
-      </w:r>
-    </w:p>
-    <w:p>
-      <w:pPr>
-        <w:rPr>
-          <w:lang w:val="ru-RU"/>
-        </w:rPr>
-      </w:pPr>
-      <w:r>
-        <w:rPr>
-          <w:lang w:val="ru-RU"/>
-        </w:rPr>
-        <w:br w:type="page"/>
-      </w:r>
-    </w:p>
-    <w:p>
-      <w:pPr>
-        <w:spacing w:after="240" w:line="360" w:lineRule="auto"/>
-        <w:rPr>
-          <w:lang w:val="ru-RU"/>
-        </w:rPr>
-      </w:pPr>
-      <w:r>
-        <w:rPr>
-          <w:rFonts w:ascii="Times New Roman" w:eastAsia="Times New Roman" w:hAnsi="Times New Roman"/>
-          <w:b/>
-          <w:sz w:val="32"/>
-          <w:lang w:val="ru-RU"/>
-        </w:rPr>
-        <w:lastRenderedPageBreak/>
-        <w:t>3. Приведение к 1НФ (</w:t>
-      </w:r>
-      <w:proofErr w:type="spellStart"/>
-      <w:r>
-        <w:rPr>
-          <w:rFonts w:ascii="Times New Roman" w:eastAsia="Times New Roman" w:hAnsi="Times New Roman"/>
-          <w:b/>
-          <w:sz w:val="32"/>
-        </w:rPr>
-        <w:t>ShopDB</w:t>
-      </w:r>
-      <w:proofErr w:type="spellEnd"/>
-      <w:r>
-        <w:rPr>
-          <w:rFonts w:ascii="Times New Roman" w:eastAsia="Times New Roman" w:hAnsi="Times New Roman"/>
-          <w:b/>
-          <w:sz w:val="32"/>
-          <w:lang w:val="ru-RU"/>
-        </w:rPr>
-        <w:t>_2)</w:t>
-      </w:r>
-    </w:p>
-    <w:p>
-      <w:pPr>
-        <w:spacing w:after="240" w:line="360" w:lineRule="auto"/>
-        <w:ind w:firstLine="709"/>
-        <w:jc w:val="both"/>
-        <w:rPr>
-          <w:lang w:val="ru-RU"/>
-        </w:rPr>
-      </w:pPr>
-      <w:r>
-        <w:rPr>
-          <w:rFonts w:ascii="Times New Roman" w:eastAsia="Times New Roman" w:hAnsi="Times New Roman"/>
-          <w:sz w:val="28"/>
-          <w:lang w:val="ru-RU"/>
-        </w:rPr>
-        <w:t xml:space="preserve">Проверка требований 1НФ: все значения </w:t>
-      </w:r>
-      <w:proofErr w:type="spellStart"/>
-      <w:r>
-        <w:rPr>
-          <w:rFonts w:ascii="Times New Roman" w:eastAsia="Times New Roman" w:hAnsi="Times New Roman"/>
-          <w:sz w:val="28"/>
-          <w:lang w:val="ru-RU"/>
-        </w:rPr>
-        <w:t>атомарны</w:t>
-      </w:r>
-      <w:proofErr w:type="spellEnd"/>
-      <w:r>
-        <w:rPr>
-          <w:rFonts w:ascii="Times New Roman" w:eastAsia="Times New Roman" w:hAnsi="Times New Roman"/>
-          <w:sz w:val="28"/>
-          <w:lang w:val="ru-RU"/>
-        </w:rPr>
-        <w:t xml:space="preserve"> (одно значение в ячейке), нет повторяющихся групп</w:t>
-      </w:r>
-      <w:r>
-        <w:rPr>
-          <w:rFonts w:ascii="Times New Roman" w:eastAsia="Times New Roman" w:hAnsi="Times New Roman"/>
-          <w:sz w:val="28"/>
-          <w:lang w:val="ru-RU"/>
-        </w:rPr>
-        <w:t>, есть первичный ключ (</w:t>
-      </w:r>
-      <w:proofErr w:type="spellStart"/>
-      <w:r>
-        <w:rPr>
-          <w:rFonts w:ascii="Times New Roman" w:eastAsia="Times New Roman" w:hAnsi="Times New Roman"/>
-          <w:sz w:val="28"/>
-        </w:rPr>
-        <w:t>OrderID</w:t>
-      </w:r>
-      <w:proofErr w:type="spellEnd"/>
-      <w:r>
-        <w:rPr>
-          <w:rFonts w:ascii="Times New Roman" w:eastAsia="Times New Roman" w:hAnsi="Times New Roman"/>
-          <w:sz w:val="28"/>
-          <w:lang w:val="ru-RU"/>
-        </w:rPr>
-        <w:t>).</w:t>
-      </w:r>
-    </w:p>
-    <w:p>
-      <w:pPr>
-        <w:spacing w:after="240" w:line="360" w:lineRule="auto"/>
-        <w:ind w:firstLine="709"/>
-        <w:jc w:val="both"/>
-        <w:rPr>
-          <w:lang w:val="ru-RU"/>
-        </w:rPr>
-      </w:pPr>
-      <w:r>
-        <w:rPr>
-          <w:rFonts w:ascii="Times New Roman" w:eastAsia="Times New Roman" w:hAnsi="Times New Roman"/>
-          <w:sz w:val="28"/>
-          <w:lang w:val="ru-RU"/>
-        </w:rPr>
-        <w:t xml:space="preserve">Таблица </w:t>
-      </w:r>
-      <w:proofErr w:type="spellStart"/>
-      <w:r>
-        <w:rPr>
-          <w:rFonts w:ascii="Times New Roman" w:eastAsia="Times New Roman" w:hAnsi="Times New Roman"/>
-          <w:sz w:val="28"/>
-        </w:rPr>
-        <w:t>ShopDB</w:t>
-      </w:r>
-      <w:proofErr w:type="spellEnd"/>
-      <w:r>
-        <w:rPr>
-          <w:rFonts w:ascii="Times New Roman" w:eastAsia="Times New Roman" w:hAnsi="Times New Roman"/>
-          <w:sz w:val="28"/>
-          <w:lang w:val="ru-RU"/>
-        </w:rPr>
-        <w:t xml:space="preserve">_1 уже соответствует 1НФ. Нарушений не выявлено. </w:t>
-      </w:r>
-      <w:proofErr w:type="spellStart"/>
-      <w:r>
-        <w:rPr>
-          <w:rFonts w:ascii="Times New Roman" w:eastAsia="Times New Roman" w:hAnsi="Times New Roman"/>
-          <w:sz w:val="28"/>
-        </w:rPr>
-        <w:t>ShopDB</w:t>
-      </w:r>
-      <w:proofErr w:type="spellEnd"/>
-      <w:r>
-        <w:rPr>
-          <w:rFonts w:ascii="Times New Roman" w:eastAsia="Times New Roman" w:hAnsi="Times New Roman"/>
-          <w:sz w:val="28"/>
-          <w:lang w:val="ru-RU"/>
-        </w:rPr>
-        <w:t xml:space="preserve">_2 = </w:t>
-      </w:r>
-      <w:proofErr w:type="spellStart"/>
-      <w:r>
-        <w:rPr>
-          <w:rFonts w:ascii="Times New Roman" w:eastAsia="Times New Roman" w:hAnsi="Times New Roman"/>
-          <w:sz w:val="28"/>
-        </w:rPr>
-        <w:t>ShopDB</w:t>
-      </w:r>
-      <w:proofErr w:type="spellEnd"/>
-      <w:r>
-        <w:rPr>
-          <w:rFonts w:ascii="Times New Roman" w:eastAsia="Times New Roman" w:hAnsi="Times New Roman"/>
-          <w:sz w:val="28"/>
-          <w:lang w:val="ru-RU"/>
-        </w:rPr>
-        <w:t>_1.</w:t>
-      </w:r>
-    </w:p>
-    <w:p>
-      <w:pPr>
-        <w:rPr>
-          <w:lang w:val="ru-RU"/>
-        </w:rPr>
-      </w:pPr>
-      <w:r>
-        <w:rPr>
-          <w:lang w:val="ru-RU"/>
-        </w:rPr>
-        <w:br w:type="page"/>
-      </w:r>
-    </w:p>
-    <w:p>
-      <w:pPr>
-        <w:spacing w:after="240" w:line="360" w:lineRule="auto"/>
-        <w:rPr>
-          <w:lang w:val="ru-RU"/>
-        </w:rPr>
-      </w:pPr>
-      <w:r>
-        <w:rPr>
-          <w:rFonts w:ascii="Times New Roman" w:eastAsia="Times New Roman" w:hAnsi="Times New Roman"/>
-          <w:b/>
-          <w:sz w:val="32"/>
-          <w:lang w:val="ru-RU"/>
-        </w:rPr>
-        <w:lastRenderedPageBreak/>
-        <w:t>4. Приведение к 2НФ (</w:t>
-      </w:r>
-      <w:proofErr w:type="spellStart"/>
-      <w:r>
-        <w:rPr>
-          <w:rFonts w:ascii="Times New Roman" w:eastAsia="Times New Roman" w:hAnsi="Times New Roman"/>
-          <w:b/>
-          <w:sz w:val="32"/>
-        </w:rPr>
-        <w:t>ShopDB</w:t>
-      </w:r>
-      <w:proofErr w:type="spellEnd"/>
-      <w:r>
-        <w:rPr>
-          <w:rFonts w:ascii="Times New Roman" w:eastAsia="Times New Roman" w:hAnsi="Times New Roman"/>
-          <w:b/>
-          <w:sz w:val="32"/>
-          <w:lang w:val="ru-RU"/>
-        </w:rPr>
-        <w:t>_3)</w:t>
-      </w:r>
-    </w:p>
-    <w:p>
-      <w:pPr>
-        <w:spacing w:after="120" w:line="360" w:lineRule="auto"/>
-        <w:rPr>
-          <w:lang w:val="ru-RU"/>
-        </w:rPr>
-      </w:pPr>
-      <w:r>
-        <w:rPr>
-          <w:rFonts w:ascii="Times New Roman" w:eastAsia="Times New Roman" w:hAnsi="Times New Roman"/>
-          <w:b/>
-          <w:sz w:val="28"/>
-          <w:lang w:val="ru-RU"/>
-        </w:rPr>
-        <w:t>4.1. Выделенные сущности</w:t>
-      </w:r>
-    </w:p>
-    <w:p>
-      <w:pPr>
-        <w:spacing w:after="120" w:line="360" w:lineRule="auto"/>
-        <w:rPr>
-          <w:lang w:val="ru-RU"/>
-        </w:rPr>
-      </w:pPr>
-      <w:r>
-        <w:rPr>
-          <w:rFonts w:ascii="Times New Roman" w:eastAsia="Times New Roman" w:hAnsi="Times New Roman"/>
-          <w:sz w:val="28"/>
-          <w:lang w:val="ru-RU"/>
-        </w:rPr>
-        <w:t>На основе анализа зависимостей выделены 4 сущности:</w:t>
-      </w:r>
-    </w:p>
-    <w:p>
-      <w:pPr>
-        <w:spacing w:after="60" w:line="360" w:lineRule="auto"/>
-      </w:pPr>
-      <w:r>
-        <w:rPr>
-          <w:rFonts w:ascii="Times New Roman" w:eastAsia="Times New Roman" w:hAnsi="Times New Roman"/>
-          <w:sz w:val="28"/>
-        </w:rPr>
-        <w:t xml:space="preserve">• Clients: </w:t>
-      </w:r>
-      <w:proofErr w:type="spellStart"/>
-      <w:r>
-        <w:rPr>
-          <w:rFonts w:ascii="Times New Roman" w:eastAsia="Times New Roman" w:hAnsi="Times New Roman"/>
-          <w:sz w:val="28"/>
-        </w:rPr>
-        <w:t>ClientID</w:t>
-      </w:r>
-      <w:proofErr w:type="spellEnd"/>
-      <w:r>
-        <w:rPr>
-          <w:rFonts w:ascii="Times New Roman" w:eastAsia="Times New Roman" w:hAnsi="Times New Roman"/>
-          <w:sz w:val="28"/>
-        </w:rPr>
-        <w:t xml:space="preserve"> (PK), Cli</w:t>
-      </w:r>
-      <w:r>
-        <w:rPr>
-          <w:rFonts w:ascii="Times New Roman" w:eastAsia="Times New Roman" w:hAnsi="Times New Roman"/>
-          <w:sz w:val="28"/>
-        </w:rPr>
-        <w:t>entName, ClientPhone</w:t>
-      </w:r>
-    </w:p>
-    <w:p>
-      <w:pPr>
-        <w:spacing w:after="60" w:line="360" w:lineRule="auto"/>
-      </w:pPr>
-      <w:r>
-        <w:rPr>
-          <w:rFonts w:ascii="Times New Roman" w:eastAsia="Times New Roman" w:hAnsi="Times New Roman"/>
-          <w:sz w:val="28"/>
-        </w:rPr>
-        <w:t>• Managers: ManagerID (PK), ManagerName, ManagerPhone</w:t>
-      </w:r>
-    </w:p>
-    <w:p>
-      <w:pPr>
-        <w:spacing w:after="60" w:line="360" w:lineRule="auto"/>
-      </w:pPr>
-      <w:r>
-        <w:rPr>
-          <w:rFonts w:ascii="Times New Roman" w:eastAsia="Times New Roman" w:hAnsi="Times New Roman"/>
-          <w:sz w:val="28"/>
-        </w:rPr>
-        <w:t>• Products: ProductID (PK), ProductName, Price</w:t>
-      </w:r>
-    </w:p>
-    <w:p>
-      <w:pPr>
-        <w:spacing w:after="240" w:line="360" w:lineRule="auto"/>
-      </w:pPr>
-      <w:r>
-        <w:rPr>
-          <w:rFonts w:ascii="Times New Roman" w:eastAsia="Times New Roman" w:hAnsi="Times New Roman"/>
-          <w:sz w:val="28"/>
-        </w:rPr>
-        <w:t>• Orders: OrderID (PK), ClientID (FK), ManagerID (FK), ProductID (FK)</w:t>
-      </w:r>
-    </w:p>
-    <w:p>
-      <w:pPr>
-        <w:spacing w:after="120" w:line="360" w:lineRule="auto"/>
-      </w:pPr>
-      <w:r>
-        <w:rPr>
-          <w:rFonts w:ascii="Times New Roman" w:eastAsia="Times New Roman" w:hAnsi="Times New Roman"/>
-          <w:b/>
-          <w:sz w:val="28"/>
-        </w:rPr>
-        <w:t>4.2. Таблица Clients</w:t>
-      </w:r>
-    </w:p>
-    <w:p>
-      <w:pPr>
         <w:spacing w:before="120" w:after="60"/>
         <w:jc w:val="center"/>
       </w:pPr>
@@ -1547,7 +835,7 @@
         </w:rPr>
         <w:drawing>
           <wp:inline distT="0" distB="0" distL="0" distR="0">
-            <wp:extent cx="4320000" cy="1674000"/>
+            <wp:extent cx="4231607" cy="6991350"/>
             <wp:effectExtent l="0" t="0" r="0" b="0"/>
             <wp:docPr id="3" name="Picture 3"/>
             <wp:cNvGraphicFramePr>
@@ -1557,7 +845,7 @@
               <a:graphicData uri="http://schemas.openxmlformats.org/drawingml/2006/picture">
                 <pic:pic xmlns:pic="http://schemas.openxmlformats.org/drawingml/2006/picture">
                   <pic:nvPicPr>
-                    <pic:cNvPr id="0" name="IMG_20260613_104620_942.jpg"/>
+                    <pic:cNvPr id="0" name="IMG_20260613_110951_684.jpg"/>
                     <pic:cNvPicPr/>
                   </pic:nvPicPr>
                   <pic:blipFill>
@@ -1569,7 +857,7 @@
                   <pic:spPr>
                     <a:xfrm>
                       <a:off x="0" y="0"/>
-                      <a:ext cx="4320000" cy="1674000"/>
+                      <a:ext cx="4238817" cy="7003262"/>
                     </a:xfrm>
                     <a:prstGeom prst="rect">
                       <a:avLst/>
@@ -1586,17 +874,80 @@
       <w:pPr>
         <w:spacing w:after="240"/>
         <w:jc w:val="center"/>
+        <w:rPr>
+          <w:lang w:val="ru-RU"/>
+        </w:rPr>
       </w:pPr>
       <w:r>
         <w:rPr>
           <w:rFonts w:ascii="Times New Roman" w:eastAsia="Times New Roman" w:hAnsi="Times New Roman"/>
           <w:sz w:val="24"/>
-        </w:rPr>
-        <w:t>Рисунок 3 — Структура таблицы Clients</w:t>
+          <w:lang w:val="ru-RU"/>
+        </w:rPr>
+        <w:t>Рисунок 3 — Повторяющиеся клиенты, менеджеры, товары</w:t>
       </w:r>
     </w:p>
     <w:p>
       <w:pPr>
+        <w:spacing w:after="120" w:line="360" w:lineRule="auto"/>
+        <w:rPr>
+          <w:lang w:val="ru-RU"/>
+        </w:rPr>
+      </w:pPr>
+      <w:r>
+        <w:rPr>
+          <w:rFonts w:ascii="Times New Roman" w:eastAsia="Times New Roman" w:hAnsi="Times New Roman"/>
+          <w:b/>
+          <w:sz w:val="28"/>
+          <w:lang w:val="ru-RU"/>
+        </w:rPr>
+        <w:t>3.2. Зависимости полей</w:t>
+      </w:r>
+    </w:p>
+    <w:p>
+      <w:pPr>
+        <w:spacing w:after="240" w:line="360" w:lineRule="auto"/>
+        <w:ind w:firstLine="709"/>
+        <w:jc w:val="both"/>
+        <w:rPr>
+          <w:lang w:val="ru-RU"/>
+        </w:rPr>
+      </w:pPr>
+      <w:r>
+        <w:rPr>
+          <w:rFonts w:ascii="Times New Roman" w:eastAsia="Times New Roman" w:hAnsi="Times New Roman"/>
+          <w:sz w:val="28"/>
+          <w:lang w:val="ru-RU"/>
+        </w:rPr>
+        <w:lastRenderedPageBreak/>
+        <w:t xml:space="preserve">Запросы </w:t>
+      </w:r>
+      <w:r>
+        <w:rPr>
+          <w:rFonts w:ascii="Times New Roman" w:eastAsia="Times New Roman" w:hAnsi="Times New Roman"/>
+          <w:sz w:val="28"/>
+        </w:rPr>
+        <w:t>DISTINCT</w:t>
+      </w:r>
+      <w:r>
+        <w:rPr>
+          <w:rFonts w:ascii="Times New Roman" w:eastAsia="Times New Roman" w:hAnsi="Times New Roman"/>
+          <w:sz w:val="28"/>
+          <w:lang w:val="ru-RU"/>
+        </w:rPr>
+        <w:t xml:space="preserve"> показывают </w:t>
+      </w:r>
+      <w:r>
+        <w:rPr>
+          <w:rFonts w:ascii="Times New Roman" w:eastAsia="Times New Roman" w:hAnsi="Times New Roman"/>
+          <w:sz w:val="28"/>
+          <w:lang w:val="ru-RU"/>
+        </w:rPr>
+        <w:t>уникальные комбинации зависимых полей:</w:t>
+      </w:r>
+    </w:p>
+    <w:p>
+      <w:pPr>
         <w:spacing w:before="120" w:after="60"/>
         <w:jc w:val="center"/>
       </w:pPr>
@@ -1607,8 +958,8 @@
         </w:rPr>
         <w:drawing>
           <wp:inline distT="0" distB="0" distL="0" distR="0">
-            <wp:extent cx="4320000" cy="1431111"/>
-            <wp:effectExtent l="0" t="0" r="0" b="0"/>
+            <wp:extent cx="3522980" cy="7688348"/>
+            <wp:effectExtent l="0" t="0" r="1270" b="8255"/>
             <wp:docPr id="4" name="Picture 4"/>
             <wp:cNvGraphicFramePr>
               <a:graphicFrameLocks xmlns:a="http://schemas.openxmlformats.org/drawingml/2006/main" noChangeAspect="1"/>
@@ -1617,7 +968,7 @@
               <a:graphicData uri="http://schemas.openxmlformats.org/drawingml/2006/picture">
                 <pic:pic xmlns:pic="http://schemas.openxmlformats.org/drawingml/2006/picture">
                   <pic:nvPicPr>
-                    <pic:cNvPr id="0" name="IMG_20260613_104620_953.jpg"/>
+                    <pic:cNvPr id="0" name="IMG_20260613_110951_642.jpg"/>
                     <pic:cNvPicPr/>
                   </pic:nvPicPr>
                   <pic:blipFill>
@@ -1629,7 +980,7 @@
                   <pic:spPr>
                     <a:xfrm>
                       <a:off x="0" y="0"/>
-                      <a:ext cx="4320000" cy="1431111"/>
+                      <a:ext cx="3541404" cy="7728555"/>
                     </a:xfrm>
                     <a:prstGeom prst="rect">
                       <a:avLst/>
@@ -1646,24 +997,13 @@
       <w:pPr>
         <w:spacing w:after="240"/>
         <w:jc w:val="center"/>
-        <w:rPr>
-          <w:lang w:val="ru-RU"/>
-        </w:rPr>
       </w:pPr>
       <w:r>
         <w:rPr>
           <w:rFonts w:ascii="Times New Roman" w:eastAsia="Times New Roman" w:hAnsi="Times New Roman"/>
           <w:sz w:val="24"/>
-          <w:lang w:val="ru-RU"/>
-        </w:rPr>
-        <w:t xml:space="preserve">Рисунок 4 — Данные таблицы </w:t>
-      </w:r>
-      <w:r>
-        <w:rPr>
-          <w:rFonts w:ascii="Times New Roman" w:eastAsia="Times New Roman" w:hAnsi="Times New Roman"/>
-          <w:sz w:val="24"/>
-        </w:rPr>
-        <w:t>Clients</w:t>
+        </w:rPr>
+        <w:t>Рисунок 4 — Зависимости: Client→Phone, Manager→Phone, Product→Price</w:t>
       </w:r>
     </w:p>
     <w:p>
@@ -1680,19 +1020,75 @@
           <w:sz w:val="28"/>
           <w:lang w:val="ru-RU"/>
         </w:rPr>
-        <w:t xml:space="preserve">4.3. Таблица </w:t>
-      </w:r>
-      <w:r>
-        <w:rPr>
-          <w:rFonts w:ascii="Times New Roman" w:eastAsia="Times New Roman" w:hAnsi="Times New Roman"/>
-          <w:b/>
-          <w:sz w:val="28"/>
-        </w:rPr>
-        <w:t>Managers</w:t>
+        <w:t>3.3. Зависимости с подсчётом</w:t>
       </w:r>
     </w:p>
     <w:p>
       <w:pPr>
+        <w:spacing w:after="240" w:line="360" w:lineRule="auto"/>
+        <w:ind w:firstLine="709"/>
+        <w:jc w:val="both"/>
+        <w:rPr>
+          <w:lang w:val="ru-RU"/>
+        </w:rPr>
+      </w:pPr>
+      <w:r>
+        <w:rPr>
+          <w:rFonts w:ascii="Times New Roman" w:eastAsia="Times New Roman" w:hAnsi="Times New Roman"/>
+          <w:sz w:val="28"/>
+          <w:lang w:val="ru-RU"/>
+        </w:rPr>
+        <w:lastRenderedPageBreak/>
+        <w:t xml:space="preserve">Запросы с </w:t>
+      </w:r>
+      <w:r>
+        <w:rPr>
+          <w:rFonts w:ascii="Times New Roman" w:eastAsia="Times New Roman" w:hAnsi="Times New Roman"/>
+          <w:sz w:val="28"/>
+        </w:rPr>
+        <w:t>GROUP</w:t>
+      </w:r>
+      <w:r>
+        <w:rPr>
+          <w:rFonts w:ascii="Times New Roman" w:eastAsia="Times New Roman" w:hAnsi="Times New Roman"/>
+          <w:sz w:val="28"/>
+          <w:lang w:val="ru-RU"/>
+        </w:rPr>
+        <w:t xml:space="preserve"> </w:t>
+      </w:r>
+      <w:r>
+        <w:rPr>
+          <w:rFonts w:ascii="Times New Roman" w:eastAsia="Times New Roman" w:hAnsi="Times New Roman"/>
+          <w:sz w:val="28"/>
+        </w:rPr>
+        <w:t>BY</w:t>
+      </w:r>
+      <w:r>
+        <w:rPr>
+          <w:rFonts w:ascii="Times New Roman" w:eastAsia="Times New Roman" w:hAnsi="Times New Roman"/>
+          <w:sz w:val="28"/>
+          <w:lang w:val="ru-RU"/>
+        </w:rPr>
+        <w:t xml:space="preserve"> и </w:t>
+      </w:r>
+      <w:r>
+        <w:rPr>
+          <w:rFonts w:ascii="Times New Roman" w:eastAsia="Times New Roman" w:hAnsi="Times New Roman"/>
+          <w:sz w:val="28"/>
+        </w:rPr>
+        <w:t>COUNT</w:t>
+      </w:r>
+      <w:r>
+        <w:rPr>
+          <w:rFonts w:ascii="Times New Roman" w:eastAsia="Times New Roman" w:hAnsi="Times New Roman"/>
+          <w:sz w:val="28"/>
+          <w:lang w:val="ru-RU"/>
+        </w:rPr>
+        <w:t xml:space="preserve"> подтверждают транзитивные зависимости:</w:t>
+      </w:r>
+    </w:p>
+    <w:p>
+      <w:pPr>
         <w:spacing w:before="120" w:after="60"/>
         <w:jc w:val="center"/>
       </w:pPr>
@@ -1703,7 +1099,7 @@
         </w:rPr>
         <w:drawing>
           <wp:inline distT="0" distB="0" distL="0" distR="0">
-            <wp:extent cx="4320000" cy="1300277"/>
+            <wp:extent cx="3224065" cy="7583269"/>
             <wp:effectExtent l="0" t="0" r="0" b="0"/>
             <wp:docPr id="5" name="Picture 5"/>
             <wp:cNvGraphicFramePr>
@@ -1713,7 +1109,7 @@
               <a:graphicData uri="http://schemas.openxmlformats.org/drawingml/2006/picture">
                 <pic:pic xmlns:pic="http://schemas.openxmlformats.org/drawingml/2006/picture">
                   <pic:nvPicPr>
-                    <pic:cNvPr id="0" name="IMG_20260613_104620_956.jpg"/>
+                    <pic:cNvPr id="0" name="IMG_20260613_110951_319.jpg"/>
                     <pic:cNvPicPr/>
                   </pic:nvPicPr>
                   <pic:blipFill>
@@ -1725,7 +1121,7 @@
                   <pic:spPr>
                     <a:xfrm>
                       <a:off x="0" y="0"/>
-                      <a:ext cx="4320000" cy="1300277"/>
+                      <a:ext cx="3240199" cy="7621217"/>
                     </a:xfrm>
                     <a:prstGeom prst="rect">
                       <a:avLst/>
@@ -1742,17 +1138,100 @@
       <w:pPr>
         <w:spacing w:after="240"/>
         <w:jc w:val="center"/>
+        <w:rPr>
+          <w:lang w:val="ru-RU"/>
+        </w:rPr>
       </w:pPr>
       <w:r>
         <w:rPr>
           <w:rFonts w:ascii="Times New Roman" w:eastAsia="Times New Roman" w:hAnsi="Times New Roman"/>
           <w:sz w:val="24"/>
-        </w:rPr>
-        <w:t>Рисунок 5 — Структура таблицы Managers</w:t>
+          <w:lang w:val="ru-RU"/>
+        </w:rPr>
+        <w:t xml:space="preserve">Рисунок 5 — Зависимости полей с количеством </w:t>
+      </w:r>
+      <w:r>
+        <w:rPr>
+          <w:rFonts w:ascii="Times New Roman" w:eastAsia="Times New Roman" w:hAnsi="Times New Roman"/>
+          <w:sz w:val="24"/>
+          <w:lang w:val="ru-RU"/>
+        </w:rPr>
+        <w:t>повторений</w:t>
       </w:r>
     </w:p>
     <w:p>
       <w:pPr>
+        <w:rPr>
+          <w:lang w:val="ru-RU"/>
+        </w:rPr>
+      </w:pPr>
+      <w:r>
+        <w:rPr>
+          <w:lang w:val="ru-RU"/>
+        </w:rPr>
+        <w:br w:type="page"/>
+      </w:r>
+      <w:r>
+        <w:rPr>
+          <w:rFonts w:ascii="Times New Roman" w:eastAsia="Times New Roman" w:hAnsi="Times New Roman"/>
+          <w:b/>
+          <w:sz w:val="28"/>
+          <w:lang w:val="ru-RU"/>
+        </w:rPr>
+        <w:lastRenderedPageBreak/>
+        <w:t>3.4. Проверка аномалий обновления и удаления</w:t>
+      </w:r>
+    </w:p>
+    <w:p>
+      <w:pPr>
+        <w:spacing w:after="240" w:line="360" w:lineRule="auto"/>
+        <w:ind w:firstLine="709"/>
+        <w:jc w:val="both"/>
+        <w:rPr>
+          <w:lang w:val="ru-RU"/>
+        </w:rPr>
+      </w:pPr>
+      <w:r>
+        <w:rPr>
+          <w:rFonts w:ascii="Times New Roman" w:eastAsia="Times New Roman" w:hAnsi="Times New Roman"/>
+          <w:sz w:val="28"/>
+          <w:lang w:val="ru-RU"/>
+        </w:rPr>
+        <w:t xml:space="preserve">Выполнены операции </w:t>
+      </w:r>
+      <w:r>
+        <w:rPr>
+          <w:rFonts w:ascii="Times New Roman" w:eastAsia="Times New Roman" w:hAnsi="Times New Roman"/>
+          <w:sz w:val="28"/>
+        </w:rPr>
+        <w:t>UPDATE</w:t>
+      </w:r>
+      <w:r>
+        <w:rPr>
+          <w:rFonts w:ascii="Times New Roman" w:eastAsia="Times New Roman" w:hAnsi="Times New Roman"/>
+          <w:sz w:val="28"/>
+          <w:lang w:val="ru-RU"/>
+        </w:rPr>
+        <w:t xml:space="preserve"> и </w:t>
+      </w:r>
+      <w:r>
+        <w:rPr>
+          <w:rFonts w:ascii="Times New Roman" w:eastAsia="Times New Roman" w:hAnsi="Times New Roman"/>
+          <w:sz w:val="28"/>
+        </w:rPr>
+        <w:t>DELETE</w:t>
+      </w:r>
+      <w:r>
+        <w:rPr>
+          <w:rFonts w:ascii="Times New Roman" w:eastAsia="Times New Roman" w:hAnsi="Times New Roman"/>
+          <w:sz w:val="28"/>
+          <w:lang w:val="ru-RU"/>
+        </w:rPr>
+        <w:t xml:space="preserve"> для демонстрации аномалий:</w:t>
+      </w:r>
+    </w:p>
+    <w:p>
+      <w:pPr>
         <w:spacing w:before="120" w:after="60"/>
         <w:jc w:val="center"/>
       </w:pPr>
@@ -1761,11 +1240,10 @@
           <w:noProof/>
           <w:lang w:val="ru-RU" w:eastAsia="ru-RU"/>
         </w:rPr>
-        <w:lastRenderedPageBreak/>
         <w:drawing>
           <wp:inline distT="0" distB="0" distL="0" distR="0">
-            <wp:extent cx="4320000" cy="1579500"/>
-            <wp:effectExtent l="0" t="0" r="0" b="0"/>
+            <wp:extent cx="4720975" cy="7837528"/>
+            <wp:effectExtent l="0" t="0" r="3810" b="0"/>
             <wp:docPr id="6" name="Picture 6"/>
             <wp:cNvGraphicFramePr>
               <a:graphicFrameLocks xmlns:a="http://schemas.openxmlformats.org/drawingml/2006/main" noChangeAspect="1"/>
@@ -1774,7 +1252,7 @@
               <a:graphicData uri="http://schemas.openxmlformats.org/drawingml/2006/picture">
                 <pic:pic xmlns:pic="http://schemas.openxmlformats.org/drawingml/2006/picture">
                   <pic:nvPicPr>
-                    <pic:cNvPr id="0" name="IMG_20260613_104620_963.jpg"/>
+                    <pic:cNvPr id="0" name="IMG_20260613_110951_712.jpg"/>
                     <pic:cNvPicPr/>
                   </pic:nvPicPr>
                   <pic:blipFill>
@@ -1786,7 +1264,7 @@
                   <pic:spPr>
                     <a:xfrm>
                       <a:off x="0" y="0"/>
-                      <a:ext cx="4320000" cy="1579500"/>
+                      <a:ext cx="4729887" cy="7852323"/>
                     </a:xfrm>
                     <a:prstGeom prst="rect">
                       <a:avLst/>
@@ -1803,32 +1281,61 @@
       <w:pPr>
         <w:spacing w:after="240"/>
         <w:jc w:val="center"/>
+        <w:rPr>
+          <w:lang w:val="ru-RU"/>
+        </w:rPr>
       </w:pPr>
       <w:r>
         <w:rPr>
           <w:rFonts w:ascii="Times New Roman" w:eastAsia="Times New Roman" w:hAnsi="Times New Roman"/>
           <w:sz w:val="24"/>
-        </w:rPr>
-        <w:t>Рисунок 6 — Данные таблицы Managers</w:t>
+          <w:lang w:val="ru-RU"/>
+        </w:rPr>
+        <w:t>Рисунок 6 — Аномалия обновления: телефон изменился только в одной строке</w:t>
       </w:r>
     </w:p>
     <w:p>
-      <w:r>
-        <w:br w:type="page"/>
+      <w:pPr>
+        <w:spacing w:after="120" w:line="360" w:lineRule="auto"/>
+        <w:rPr>
+          <w:lang w:val="ru-RU"/>
+        </w:rPr>
+      </w:pPr>
+      <w:r>
+        <w:rPr>
+          <w:rFonts w:ascii="Times New Roman" w:eastAsia="Times New Roman" w:hAnsi="Times New Roman"/>
+          <w:b/>
+          <w:sz w:val="28"/>
+          <w:lang w:val="ru-RU"/>
+        </w:rPr>
+        <w:lastRenderedPageBreak/>
+        <w:t>3.5. Проверка 1НФ</w:t>
       </w:r>
     </w:p>
     <w:p>
       <w:pPr>
-        <w:spacing w:after="120" w:line="360" w:lineRule="auto"/>
-      </w:pPr>
-      <w:r>
-        <w:rPr>
-          <w:rFonts w:ascii="Times New Roman" w:eastAsia="Times New Roman" w:hAnsi="Times New Roman"/>
-          <w:b/>
-          <w:sz w:val="28"/>
-        </w:rPr>
-        <w:lastRenderedPageBreak/>
-        <w:t>4.4. Таблица Products</w:t>
+        <w:spacing w:after="240" w:line="360" w:lineRule="auto"/>
+        <w:ind w:firstLine="709"/>
+        <w:jc w:val="both"/>
+        <w:rPr>
+          <w:lang w:val="ru-RU"/>
+        </w:rPr>
+      </w:pPr>
+      <w:r>
+        <w:rPr>
+          <w:rFonts w:ascii="Times New Roman" w:eastAsia="Times New Roman" w:hAnsi="Times New Roman"/>
+          <w:sz w:val="28"/>
+          <w:lang w:val="ru-RU"/>
+        </w:rPr>
+        <w:t xml:space="preserve">Проверка атомарности значений и отсутствия </w:t>
+      </w:r>
+      <w:r>
+        <w:rPr>
+          <w:rFonts w:ascii="Times New Roman" w:eastAsia="Times New Roman" w:hAnsi="Times New Roman"/>
+          <w:sz w:val="28"/>
+          <w:lang w:val="ru-RU"/>
+        </w:rPr>
+        <w:t>повторяющихся групп:</w:t>
       </w:r>
     </w:p>
     <w:p>
@@ -1843,8 +1350,8 @@
         </w:rPr>
         <w:drawing>
           <wp:inline distT="0" distB="0" distL="0" distR="0">
-            <wp:extent cx="4320000" cy="1728000"/>
-            <wp:effectExtent l="0" t="0" r="0" b="0"/>
+            <wp:extent cx="4382918" cy="8037777"/>
+            <wp:effectExtent l="0" t="0" r="0" b="1905"/>
             <wp:docPr id="7" name="Picture 7"/>
             <wp:cNvGraphicFramePr>
               <a:graphicFrameLocks xmlns:a="http://schemas.openxmlformats.org/drawingml/2006/main" noChangeAspect="1"/>
@@ -1853,7 +1360,7 @@
               <a:graphicData uri="http://schemas.openxmlformats.org/drawingml/2006/picture">
                 <pic:pic xmlns:pic="http://schemas.openxmlformats.org/drawingml/2006/picture">
                   <pic:nvPicPr>
-                    <pic:cNvPr id="0" name="IMG_20260613_104620_994.jpg"/>
+                    <pic:cNvPr id="0" name="IMG_20260613_110951_532.jpg"/>
                     <pic:cNvPicPr/>
                   </pic:nvPicPr>
                   <pic:blipFill>
@@ -1865,7 +1372,7 @@
                   <pic:spPr>
                     <a:xfrm>
                       <a:off x="0" y="0"/>
-                      <a:ext cx="4320000" cy="1728000"/>
+                      <a:ext cx="4393806" cy="8057744"/>
                     </a:xfrm>
                     <a:prstGeom prst="rect">
                       <a:avLst/>
@@ -1882,17 +1389,75 @@
       <w:pPr>
         <w:spacing w:after="240"/>
         <w:jc w:val="center"/>
+        <w:rPr>
+          <w:lang w:val="ru-RU"/>
+        </w:rPr>
       </w:pPr>
       <w:r>
         <w:rPr>
           <w:rFonts w:ascii="Times New Roman" w:eastAsia="Times New Roman" w:hAnsi="Times New Roman"/>
           <w:sz w:val="24"/>
-        </w:rPr>
-        <w:t>Рисунок 7 — Структура таблицы Products</w:t>
+          <w:lang w:val="ru-RU"/>
+        </w:rPr>
+        <w:t xml:space="preserve">Рисунок 7 — Проверка 1НФ: все значения </w:t>
+      </w:r>
+      <w:proofErr w:type="spellStart"/>
+      <w:r>
+        <w:rPr>
+          <w:rFonts w:ascii="Times New Roman" w:eastAsia="Times New Roman" w:hAnsi="Times New Roman"/>
+          <w:sz w:val="24"/>
+          <w:lang w:val="ru-RU"/>
+        </w:rPr>
+        <w:t>атомарны</w:t>
+      </w:r>
+      <w:proofErr w:type="spellEnd"/>
+      <w:r>
+        <w:rPr>
+          <w:rFonts w:ascii="Times New Roman" w:eastAsia="Times New Roman" w:hAnsi="Times New Roman"/>
+          <w:sz w:val="24"/>
+          <w:lang w:val="ru-RU"/>
+        </w:rPr>
+        <w:t>, ключ уникален</w:t>
       </w:r>
     </w:p>
     <w:p>
       <w:pPr>
+        <w:spacing w:after="120" w:line="360" w:lineRule="auto"/>
+        <w:rPr>
+          <w:lang w:val="ru-RU"/>
+        </w:rPr>
+      </w:pPr>
+      <w:r>
+        <w:rPr>
+          <w:rFonts w:ascii="Times New Roman" w:eastAsia="Times New Roman" w:hAnsi="Times New Roman"/>
+          <w:b/>
+          <w:sz w:val="28"/>
+          <w:lang w:val="ru-RU"/>
+        </w:rPr>
+        <w:lastRenderedPageBreak/>
+        <w:t>3.6. Вывод о дублировании</w:t>
+      </w:r>
+    </w:p>
+    <w:p>
+      <w:pPr>
+        <w:spacing w:after="240" w:line="360" w:lineRule="auto"/>
+        <w:ind w:firstLine="709"/>
+        <w:jc w:val="both"/>
+        <w:rPr>
+          <w:lang w:val="ru-RU"/>
+        </w:rPr>
+      </w:pPr>
+      <w:r>
+        <w:rPr>
+          <w:rFonts w:ascii="Times New Roman" w:eastAsia="Times New Roman" w:hAnsi="Times New Roman"/>
+          <w:sz w:val="28"/>
+          <w:lang w:val="ru-RU"/>
+        </w:rPr>
+        <w:t>Сравнение уникальных клиентов и общего количества строк:</w:t>
+      </w:r>
+    </w:p>
+    <w:p>
+      <w:pPr>
         <w:spacing w:before="120" w:after="60"/>
         <w:jc w:val="center"/>
       </w:pPr>
@@ -1903,8 +1468,8 @@
         </w:rPr>
         <w:drawing>
           <wp:inline distT="0" distB="0" distL="0" distR="0">
-            <wp:extent cx="4320000" cy="2511000"/>
-            <wp:effectExtent l="0" t="0" r="0" b="0"/>
+            <wp:extent cx="5668010" cy="8145770"/>
+            <wp:effectExtent l="0" t="0" r="8890" b="8255"/>
             <wp:docPr id="8" name="Picture 8"/>
             <wp:cNvGraphicFramePr>
               <a:graphicFrameLocks xmlns:a="http://schemas.openxmlformats.org/drawingml/2006/main" noChangeAspect="1"/>
@@ -1913,7 +1478,7 @@
               <a:graphicData uri="http://schemas.openxmlformats.org/drawingml/2006/picture">
                 <pic:pic xmlns:pic="http://schemas.openxmlformats.org/drawingml/2006/picture">
                   <pic:nvPicPr>
-                    <pic:cNvPr id="0" name="IMG_20260613_104621_131.jpg"/>
+                    <pic:cNvPr id="0" name="IMG_20260613_110951_436.jpg"/>
                     <pic:cNvPicPr/>
                   </pic:nvPicPr>
                   <pic:blipFill>
@@ -1925,7 +1490,7 @@
                   <pic:spPr>
                     <a:xfrm>
                       <a:off x="0" y="0"/>
-                      <a:ext cx="4320000" cy="2511000"/>
+                      <a:ext cx="5686826" cy="8172812"/>
                     </a:xfrm>
                     <a:prstGeom prst="rect">
                       <a:avLst/>
@@ -1952,43 +1517,306 @@
           <w:sz w:val="24"/>
           <w:lang w:val="ru-RU"/>
         </w:rPr>
-        <w:t xml:space="preserve">Рисунок 8 — Данные таблицы </w:t>
-      </w:r>
-      <w:r>
-        <w:rPr>
-          <w:rFonts w:ascii="Times New Roman" w:eastAsia="Times New Roman" w:hAnsi="Times New Roman"/>
-          <w:sz w:val="24"/>
-        </w:rPr>
-        <w:t>Products</w:t>
+        <w:t>Рисунок 8 — 2 уникальных клиента при 6 строках таблицы</w:t>
       </w:r>
     </w:p>
     <w:p>
       <w:pPr>
-        <w:spacing w:after="120" w:line="360" w:lineRule="auto"/>
-        <w:rPr>
-          <w:lang w:val="ru-RU"/>
-        </w:rPr>
-      </w:pPr>
-      <w:r>
-        <w:rPr>
-          <w:rFonts w:ascii="Times New Roman" w:eastAsia="Times New Roman" w:hAnsi="Times New Roman"/>
-          <w:b/>
-          <w:sz w:val="28"/>
-          <w:lang w:val="ru-RU"/>
-        </w:rPr>
-        <w:t xml:space="preserve">4.5. Таблица </w:t>
-      </w:r>
-      <w:r>
-        <w:rPr>
-          <w:rFonts w:ascii="Times New Roman" w:eastAsia="Times New Roman" w:hAnsi="Times New Roman"/>
-          <w:b/>
-          <w:sz w:val="28"/>
-        </w:rPr>
-        <w:t>Orders</w:t>
+        <w:spacing w:after="240" w:line="360" w:lineRule="auto"/>
+        <w:ind w:firstLine="709"/>
+        <w:jc w:val="both"/>
+        <w:rPr>
+          <w:lang w:val="ru-RU"/>
+        </w:rPr>
+      </w:pPr>
+      <w:r>
+        <w:rPr>
+          <w:rFonts w:ascii="Times New Roman" w:eastAsia="Times New Roman" w:hAnsi="Times New Roman"/>
+          <w:sz w:val="28"/>
+          <w:lang w:val="ru-RU"/>
+        </w:rPr>
+        <w:lastRenderedPageBreak/>
+        <w:t xml:space="preserve">Вывод: таблица </w:t>
+      </w:r>
+      <w:proofErr w:type="spellStart"/>
+      <w:r>
+        <w:rPr>
+          <w:rFonts w:ascii="Times New Roman" w:eastAsia="Times New Roman" w:hAnsi="Times New Roman"/>
+          <w:sz w:val="28"/>
+        </w:rPr>
+        <w:t>ShopDB</w:t>
+      </w:r>
+      <w:proofErr w:type="spellEnd"/>
+      <w:r>
+        <w:rPr>
+          <w:rFonts w:ascii="Times New Roman" w:eastAsia="Times New Roman" w:hAnsi="Times New Roman"/>
+          <w:sz w:val="28"/>
+          <w:lang w:val="ru-RU"/>
+        </w:rPr>
+        <w:t xml:space="preserve">_1 плохо </w:t>
+      </w:r>
+      <w:r>
+        <w:rPr>
+          <w:rFonts w:ascii="Times New Roman" w:eastAsia="Times New Roman" w:hAnsi="Times New Roman"/>
+          <w:sz w:val="28"/>
+          <w:lang w:val="ru-RU"/>
+        </w:rPr>
+        <w:t>спроектирована из-за дублирования данных, транзитивных зависимостей и аномалий вставки/обновления/удаления. Требуется нормализация.</w:t>
       </w:r>
     </w:p>
     <w:p>
       <w:pPr>
+        <w:rPr>
+          <w:lang w:val="ru-RU"/>
+        </w:rPr>
+      </w:pPr>
+      <w:r>
+        <w:rPr>
+          <w:lang w:val="ru-RU"/>
+        </w:rPr>
+        <w:br w:type="page"/>
+      </w:r>
+      <w:bookmarkStart w:id="0" w:name="_GoBack"/>
+      <w:bookmarkEnd w:id="0"/>
+      <w:r>
+        <w:rPr>
+          <w:rFonts w:ascii="Times New Roman" w:eastAsia="Times New Roman" w:hAnsi="Times New Roman"/>
+          <w:b/>
+          <w:sz w:val="32"/>
+          <w:lang w:val="ru-RU"/>
+        </w:rPr>
+        <w:lastRenderedPageBreak/>
+        <w:t>4. Приведение к 1НФ</w:t>
+      </w:r>
+    </w:p>
+    <w:p>
+      <w:pPr>
+        <w:spacing w:after="240" w:line="360" w:lineRule="auto"/>
+        <w:ind w:firstLine="709"/>
+        <w:jc w:val="both"/>
+        <w:rPr>
+          <w:lang w:val="ru-RU"/>
+        </w:rPr>
+      </w:pPr>
+      <w:r>
+        <w:rPr>
+          <w:rFonts w:ascii="Times New Roman" w:eastAsia="Times New Roman" w:hAnsi="Times New Roman"/>
+          <w:sz w:val="28"/>
+          <w:lang w:val="ru-RU"/>
+        </w:rPr>
+        <w:t xml:space="preserve">Таблица </w:t>
+      </w:r>
+      <w:proofErr w:type="spellStart"/>
+      <w:r>
+        <w:rPr>
+          <w:rFonts w:ascii="Times New Roman" w:eastAsia="Times New Roman" w:hAnsi="Times New Roman"/>
+          <w:sz w:val="28"/>
+        </w:rPr>
+        <w:t>ShopDB</w:t>
+      </w:r>
+      <w:proofErr w:type="spellEnd"/>
+      <w:r>
+        <w:rPr>
+          <w:rFonts w:ascii="Times New Roman" w:eastAsia="Times New Roman" w:hAnsi="Times New Roman"/>
+          <w:sz w:val="28"/>
+          <w:lang w:val="ru-RU"/>
+        </w:rPr>
+        <w:t xml:space="preserve">_1 уже соответствует 1НФ: все значения </w:t>
+      </w:r>
+      <w:proofErr w:type="spellStart"/>
+      <w:r>
+        <w:rPr>
+          <w:rFonts w:ascii="Times New Roman" w:eastAsia="Times New Roman" w:hAnsi="Times New Roman"/>
+          <w:sz w:val="28"/>
+          <w:lang w:val="ru-RU"/>
+        </w:rPr>
+        <w:t>атомарны</w:t>
+      </w:r>
+      <w:proofErr w:type="spellEnd"/>
+      <w:r>
+        <w:rPr>
+          <w:rFonts w:ascii="Times New Roman" w:eastAsia="Times New Roman" w:hAnsi="Times New Roman"/>
+          <w:sz w:val="28"/>
+          <w:lang w:val="ru-RU"/>
+        </w:rPr>
+        <w:t>, нет повторяющихся групп, есть первичный</w:t>
+      </w:r>
+      <w:r>
+        <w:rPr>
+          <w:rFonts w:ascii="Times New Roman" w:eastAsia="Times New Roman" w:hAnsi="Times New Roman"/>
+          <w:sz w:val="28"/>
+          <w:lang w:val="ru-RU"/>
+        </w:rPr>
+        <w:t xml:space="preserve"> ключ (</w:t>
+      </w:r>
+      <w:proofErr w:type="spellStart"/>
+      <w:r>
+        <w:rPr>
+          <w:rFonts w:ascii="Times New Roman" w:eastAsia="Times New Roman" w:hAnsi="Times New Roman"/>
+          <w:sz w:val="28"/>
+        </w:rPr>
+        <w:t>OrderID</w:t>
+      </w:r>
+      <w:proofErr w:type="spellEnd"/>
+      <w:r>
+        <w:rPr>
+          <w:rFonts w:ascii="Times New Roman" w:eastAsia="Times New Roman" w:hAnsi="Times New Roman"/>
+          <w:sz w:val="28"/>
+          <w:lang w:val="ru-RU"/>
+        </w:rPr>
+        <w:t xml:space="preserve">). Нарушений не выявлено. </w:t>
+      </w:r>
+      <w:proofErr w:type="spellStart"/>
+      <w:r>
+        <w:rPr>
+          <w:rFonts w:ascii="Times New Roman" w:eastAsia="Times New Roman" w:hAnsi="Times New Roman"/>
+          <w:sz w:val="28"/>
+        </w:rPr>
+        <w:t>ShopDB</w:t>
+      </w:r>
+      <w:proofErr w:type="spellEnd"/>
+      <w:r>
+        <w:rPr>
+          <w:rFonts w:ascii="Times New Roman" w:eastAsia="Times New Roman" w:hAnsi="Times New Roman"/>
+          <w:sz w:val="28"/>
+          <w:lang w:val="ru-RU"/>
+        </w:rPr>
+        <w:t xml:space="preserve">_2 = </w:t>
+      </w:r>
+      <w:proofErr w:type="spellStart"/>
+      <w:r>
+        <w:rPr>
+          <w:rFonts w:ascii="Times New Roman" w:eastAsia="Times New Roman" w:hAnsi="Times New Roman"/>
+          <w:sz w:val="28"/>
+        </w:rPr>
+        <w:t>ShopDB</w:t>
+      </w:r>
+      <w:proofErr w:type="spellEnd"/>
+      <w:r>
+        <w:rPr>
+          <w:rFonts w:ascii="Times New Roman" w:eastAsia="Times New Roman" w:hAnsi="Times New Roman"/>
+          <w:sz w:val="28"/>
+          <w:lang w:val="ru-RU"/>
+        </w:rPr>
+        <w:t>_1.</w:t>
+      </w:r>
+    </w:p>
+    <w:p>
+      <w:pPr>
+        <w:rPr>
+          <w:lang w:val="ru-RU"/>
+        </w:rPr>
+      </w:pPr>
+      <w:r>
+        <w:rPr>
+          <w:lang w:val="ru-RU"/>
+        </w:rPr>
+        <w:br w:type="page"/>
+      </w:r>
+      <w:r>
+        <w:rPr>
+          <w:rFonts w:ascii="Times New Roman" w:eastAsia="Times New Roman" w:hAnsi="Times New Roman"/>
+          <w:b/>
+          <w:sz w:val="32"/>
+          <w:lang w:val="ru-RU"/>
+        </w:rPr>
+        <w:lastRenderedPageBreak/>
+        <w:t>5. Приведение к 2НФ</w:t>
+      </w:r>
+    </w:p>
+    <w:p>
+      <w:pPr>
+        <w:spacing w:after="240" w:line="360" w:lineRule="auto"/>
+        <w:ind w:firstLine="709"/>
+        <w:jc w:val="both"/>
+        <w:rPr>
+          <w:lang w:val="ru-RU"/>
+        </w:rPr>
+      </w:pPr>
+      <w:r>
+        <w:rPr>
+          <w:rFonts w:ascii="Times New Roman" w:eastAsia="Times New Roman" w:hAnsi="Times New Roman"/>
+          <w:sz w:val="28"/>
+          <w:lang w:val="ru-RU"/>
+        </w:rPr>
+        <w:t xml:space="preserve">На основе анализа зависимостей выделены 4 сущности: </w:t>
+      </w:r>
+      <w:r>
+        <w:rPr>
+          <w:rFonts w:ascii="Times New Roman" w:eastAsia="Times New Roman" w:hAnsi="Times New Roman"/>
+          <w:sz w:val="28"/>
+        </w:rPr>
+        <w:t>Clients</w:t>
+      </w:r>
+      <w:r>
+        <w:rPr>
+          <w:rFonts w:ascii="Times New Roman" w:eastAsia="Times New Roman" w:hAnsi="Times New Roman"/>
+          <w:sz w:val="28"/>
+          <w:lang w:val="ru-RU"/>
+        </w:rPr>
+        <w:t xml:space="preserve">, </w:t>
+      </w:r>
+      <w:r>
+        <w:rPr>
+          <w:rFonts w:ascii="Times New Roman" w:eastAsia="Times New Roman" w:hAnsi="Times New Roman"/>
+          <w:sz w:val="28"/>
+        </w:rPr>
+        <w:t>Managers</w:t>
+      </w:r>
+      <w:r>
+        <w:rPr>
+          <w:rFonts w:ascii="Times New Roman" w:eastAsia="Times New Roman" w:hAnsi="Times New Roman"/>
+          <w:sz w:val="28"/>
+          <w:lang w:val="ru-RU"/>
+        </w:rPr>
+        <w:t xml:space="preserve">, </w:t>
+      </w:r>
+      <w:r>
+        <w:rPr>
+          <w:rFonts w:ascii="Times New Roman" w:eastAsia="Times New Roman" w:hAnsi="Times New Roman"/>
+          <w:sz w:val="28"/>
+        </w:rPr>
+        <w:t>Products</w:t>
+      </w:r>
+      <w:r>
+        <w:rPr>
+          <w:rFonts w:ascii="Times New Roman" w:eastAsia="Times New Roman" w:hAnsi="Times New Roman"/>
+          <w:sz w:val="28"/>
+          <w:lang w:val="ru-RU"/>
+        </w:rPr>
+        <w:t xml:space="preserve">, </w:t>
+      </w:r>
+      <w:r>
+        <w:rPr>
+          <w:rFonts w:ascii="Times New Roman" w:eastAsia="Times New Roman" w:hAnsi="Times New Roman"/>
+          <w:sz w:val="28"/>
+        </w:rPr>
+        <w:t>Orders</w:t>
+      </w:r>
+      <w:r>
+        <w:rPr>
+          <w:rFonts w:ascii="Times New Roman" w:eastAsia="Times New Roman" w:hAnsi="Times New Roman"/>
+          <w:sz w:val="28"/>
+          <w:lang w:val="ru-RU"/>
+        </w:rPr>
+        <w:t>.</w:t>
+      </w:r>
+    </w:p>
+    <w:p>
+      <w:pPr>
+        <w:spacing w:after="120" w:line="360" w:lineRule="auto"/>
+      </w:pPr>
+      <w:r>
+        <w:rPr>
+          <w:rFonts w:ascii="Times New Roman" w:eastAsia="Times New Roman" w:hAnsi="Times New Roman"/>
+          <w:b/>
+          <w:sz w:val="28"/>
+        </w:rPr>
+        <w:t>5.1. Таблица Clients</w:t>
+      </w:r>
+    </w:p>
+    <w:p>
+      <w:pPr>
         <w:spacing w:before="120" w:after="60"/>
         <w:jc w:val="center"/>
       </w:pPr>
@@ -1999,8 +1827,8 @@
         </w:rPr>
         <w:drawing>
           <wp:inline distT="0" distB="0" distL="0" distR="0">
-            <wp:extent cx="4320000" cy="2133000"/>
-            <wp:effectExtent l="0" t="0" r="0" b="0"/>
+            <wp:extent cx="4567968" cy="7120908"/>
+            <wp:effectExtent l="0" t="0" r="4445" b="3810"/>
             <wp:docPr id="9" name="Picture 9"/>
             <wp:cNvGraphicFramePr>
               <a:graphicFrameLocks xmlns:a="http://schemas.openxmlformats.org/drawingml/2006/main" noChangeAspect="1"/>
@@ -2009,7 +1837,7 @@
               <a:graphicData uri="http://schemas.openxmlformats.org/drawingml/2006/picture">
                 <pic:pic xmlns:pic="http://schemas.openxmlformats.org/drawingml/2006/picture">
                   <pic:nvPicPr>
-                    <pic:cNvPr id="0" name="IMG_20260613_104620_979.jpg"/>
+                    <pic:cNvPr id="0" name="IMG_20260613_110955_859.jpg"/>
                     <pic:cNvPicPr/>
                   </pic:nvPicPr>
                   <pic:blipFill>
@@ -2021,7 +1849,7 @@
                   <pic:spPr>
                     <a:xfrm>
                       <a:off x="0" y="0"/>
-                      <a:ext cx="4320000" cy="2133000"/>
+                      <a:ext cx="4574750" cy="7131480"/>
                     </a:xfrm>
                     <a:prstGeom prst="rect">
                       <a:avLst/>
@@ -2038,17 +1866,50 @@
       <w:pPr>
         <w:spacing w:after="240"/>
         <w:jc w:val="center"/>
+        <w:rPr>
+          <w:lang w:val="ru-RU"/>
+        </w:rPr>
       </w:pPr>
       <w:r>
         <w:rPr>
           <w:rFonts w:ascii="Times New Roman" w:eastAsia="Times New Roman" w:hAnsi="Times New Roman"/>
           <w:sz w:val="24"/>
-        </w:rPr>
-        <w:t>Рисунок 9 — Структура таблицы Orders</w:t>
+          <w:lang w:val="ru-RU"/>
+        </w:rPr>
+        <w:t xml:space="preserve">Рисунок 9 — Код создания и данные таблицы </w:t>
+      </w:r>
+      <w:r>
+        <w:rPr>
+          <w:rFonts w:ascii="Times New Roman" w:eastAsia="Times New Roman" w:hAnsi="Times New Roman"/>
+          <w:sz w:val="24"/>
+        </w:rPr>
+        <w:t>Clients</w:t>
       </w:r>
     </w:p>
     <w:p>
       <w:pPr>
+        <w:spacing w:after="120" w:line="360" w:lineRule="auto"/>
+      </w:pPr>
+      <w:r>
+        <w:rPr>
+          <w:rFonts w:ascii="Times New Roman" w:eastAsia="Times New Roman" w:hAnsi="Times New Roman"/>
+          <w:b/>
+          <w:sz w:val="28"/>
+        </w:rPr>
+        <w:lastRenderedPageBreak/>
+        <w:t xml:space="preserve">5.2. </w:t>
+      </w:r>
+      <w:r>
+        <w:rPr>
+          <w:rFonts w:ascii="Times New Roman" w:eastAsia="Times New Roman" w:hAnsi="Times New Roman"/>
+          <w:b/>
+          <w:sz w:val="28"/>
+        </w:rPr>
+        <w:t>Таблица Managers</w:t>
+      </w:r>
+    </w:p>
+    <w:p>
+      <w:pPr>
         <w:spacing w:before="120" w:after="60"/>
         <w:jc w:val="center"/>
       </w:pPr>
@@ -2057,10 +1918,9 @@
           <w:noProof/>
           <w:lang w:val="ru-RU" w:eastAsia="ru-RU"/>
         </w:rPr>
-        <w:lastRenderedPageBreak/>
         <w:drawing>
           <wp:inline distT="0" distB="0" distL="0" distR="0">
-            <wp:extent cx="4320000" cy="2535652"/>
+            <wp:extent cx="5419725" cy="8214116"/>
             <wp:effectExtent l="0" t="0" r="0" b="0"/>
             <wp:docPr id="10" name="Picture 10"/>
             <wp:cNvGraphicFramePr>
@@ -2070,7 +1930,7 @@
               <a:graphicData uri="http://schemas.openxmlformats.org/drawingml/2006/picture">
                 <pic:pic xmlns:pic="http://schemas.openxmlformats.org/drawingml/2006/picture">
                   <pic:nvPicPr>
-                    <pic:cNvPr id="0" name="IMG_20260613_104621_123.jpg"/>
+                    <pic:cNvPr id="0" name="IMG_20260613_110955_880.jpg"/>
                     <pic:cNvPicPr/>
                   </pic:nvPicPr>
                   <pic:blipFill>
@@ -2082,7 +1942,7 @@
                   <pic:spPr>
                     <a:xfrm>
                       <a:off x="0" y="0"/>
-                      <a:ext cx="4320000" cy="2535652"/>
+                      <a:ext cx="5451123" cy="8261702"/>
                     </a:xfrm>
                     <a:prstGeom prst="rect">
                       <a:avLst/>
@@ -2109,23 +1969,28 @@
           <w:sz w:val="24"/>
           <w:lang w:val="ru-RU"/>
         </w:rPr>
-        <w:t xml:space="preserve">Рисунок 10 — Данные таблицы </w:t>
+        <w:t xml:space="preserve">Рисунок 10 — Код создания и данные таблицы </w:t>
       </w:r>
       <w:r>
         <w:rPr>
           <w:rFonts w:ascii="Times New Roman" w:eastAsia="Times New Roman" w:hAnsi="Times New Roman"/>
           <w:sz w:val="24"/>
         </w:rPr>
-        <w:t>Orders</w:t>
+        <w:t>Managers</w:t>
       </w:r>
     </w:p>
     <w:p>
       <w:pPr>
-        <w:spacing w:after="120" w:line="360" w:lineRule="auto"/>
-        <w:rPr>
-          <w:lang w:val="ru-RU"/>
-        </w:rPr>
-      </w:pPr>
+        <w:rPr>
+          <w:lang w:val="ru-RU"/>
+        </w:rPr>
+      </w:pPr>
+      <w:r>
+        <w:rPr>
+          <w:lang w:val="ru-RU"/>
+        </w:rPr>
+        <w:br w:type="page"/>
+      </w:r>
       <w:r>
         <w:rPr>
           <w:rFonts w:ascii="Times New Roman" w:eastAsia="Times New Roman" w:hAnsi="Times New Roman"/>
@@ -2133,127 +1998,8 @@
           <w:sz w:val="28"/>
           <w:lang w:val="ru-RU"/>
         </w:rPr>
-        <w:t>4.6. Что изменилось</w:t>
-      </w:r>
-    </w:p>
-    <w:p>
-      <w:pPr>
-        <w:spacing w:after="60" w:line="360" w:lineRule="auto"/>
-        <w:rPr>
-          <w:lang w:val="ru-RU"/>
-        </w:rPr>
-      </w:pPr>
-      <w:r>
-        <w:rPr>
-          <w:rFonts w:ascii="Times New Roman" w:eastAsia="Times New Roman" w:hAnsi="Times New Roman"/>
-          <w:sz w:val="28"/>
-          <w:lang w:val="ru-RU"/>
-        </w:rPr>
-        <w:t>• Данные клиентов: 2 строки вместо 7 (убрано дублирование)</w:t>
-      </w:r>
-    </w:p>
-    <w:p>
-      <w:pPr>
-        <w:spacing w:after="60" w:line="360" w:lineRule="auto"/>
-        <w:rPr>
-          <w:lang w:val="ru-RU"/>
-        </w:rPr>
-      </w:pPr>
-      <w:r>
-        <w:rPr>
-          <w:rFonts w:ascii="Times New Roman" w:eastAsia="Times New Roman" w:hAnsi="Times New Roman"/>
-          <w:sz w:val="28"/>
-          <w:lang w:val="ru-RU"/>
-        </w:rPr>
-        <w:t>• Данные менеджеров: 2 строки вместо 7</w:t>
-      </w:r>
-    </w:p>
-    <w:p>
-      <w:pPr>
-        <w:spacing w:after="60" w:line="360" w:lineRule="auto"/>
-        <w:rPr>
-          <w:lang w:val="ru-RU"/>
-        </w:rPr>
-      </w:pPr>
-      <w:r>
-        <w:rPr>
-          <w:rFonts w:ascii="Times New Roman" w:eastAsia="Times New Roman" w:hAnsi="Times New Roman"/>
-          <w:sz w:val="28"/>
-          <w:lang w:val="ru-RU"/>
-        </w:rPr>
-        <w:t>• Данные товаров: 4 строки вместо 7</w:t>
-      </w:r>
-    </w:p>
-    <w:p>
-      <w:pPr>
-        <w:spacing w:after="240" w:line="360" w:lineRule="auto"/>
-        <w:rPr>
-          <w:lang w:val="ru-RU"/>
-        </w:rPr>
-      </w:pPr>
-      <w:r>
-        <w:rPr>
-          <w:rFonts w:ascii="Times New Roman" w:eastAsia="Times New Roman" w:hAnsi="Times New Roman"/>
-          <w:sz w:val="28"/>
-          <w:lang w:val="ru-RU"/>
-        </w:rPr>
-        <w:t>• Каждая сущность х</w:t>
-      </w:r>
-      <w:r>
-        <w:rPr>
-          <w:rFonts w:ascii="Times New Roman" w:eastAsia="Times New Roman" w:hAnsi="Times New Roman"/>
-          <w:sz w:val="28"/>
-          <w:lang w:val="ru-RU"/>
-        </w:rPr>
-        <w:t>ранится отдельно — проще обновлять и контролировать</w:t>
-      </w:r>
-    </w:p>
-    <w:p>
-      <w:pPr>
-        <w:rPr>
-          <w:lang w:val="ru-RU"/>
-        </w:rPr>
-      </w:pPr>
-      <w:r>
-        <w:rPr>
-          <w:lang w:val="ru-RU"/>
-        </w:rPr>
-        <w:br w:type="page"/>
-      </w:r>
-    </w:p>
-    <w:p>
-      <w:pPr>
-        <w:spacing w:after="240" w:line="360" w:lineRule="auto"/>
-        <w:rPr>
-          <w:lang w:val="ru-RU"/>
-        </w:rPr>
-      </w:pPr>
-      <w:r>
-        <w:rPr>
-          <w:rFonts w:ascii="Times New Roman" w:eastAsia="Times New Roman" w:hAnsi="Times New Roman"/>
-          <w:b/>
-          <w:sz w:val="32"/>
-          <w:lang w:val="ru-RU"/>
-        </w:rPr>
         <w:lastRenderedPageBreak/>
-        <w:t>5. Приведение к 3НФ (Таблица_4)</w:t>
-      </w:r>
-    </w:p>
-    <w:p>
-      <w:pPr>
-        <w:spacing w:after="120" w:line="360" w:lineRule="auto"/>
-        <w:rPr>
-          <w:lang w:val="ru-RU"/>
-        </w:rPr>
-      </w:pPr>
-      <w:r>
-        <w:rPr>
-          <w:rFonts w:ascii="Times New Roman" w:eastAsia="Times New Roman" w:hAnsi="Times New Roman"/>
-          <w:b/>
-          <w:sz w:val="28"/>
-          <w:lang w:val="ru-RU"/>
-        </w:rPr>
-        <w:t>5.1. Проблема</w:t>
+        <w:t>5.3. Сравнение количества строк</w:t>
       </w:r>
     </w:p>
     <w:p>
@@ -2271,59 +2017,26 @@
           <w:sz w:val="28"/>
           <w:lang w:val="ru-RU"/>
         </w:rPr>
-        <w:t xml:space="preserve">Один заказ может содержать несколько товаров. Хранить товар прямо в таблице </w:t>
-      </w:r>
-      <w:r>
-        <w:rPr>
-          <w:rFonts w:ascii="Times New Roman" w:eastAsia="Times New Roman" w:hAnsi="Times New Roman"/>
-          <w:sz w:val="28"/>
-        </w:rPr>
-        <w:t>Orders</w:t>
-      </w:r>
-      <w:r>
-        <w:rPr>
-          <w:rFonts w:ascii="Times New Roman" w:eastAsia="Times New Roman" w:hAnsi="Times New Roman"/>
-          <w:sz w:val="28"/>
-          <w:lang w:val="ru-RU"/>
-        </w:rPr>
-        <w:t xml:space="preserve"> некорректно — это многозначная зависимость (нарушение 3НФ).</w:t>
+        <w:t xml:space="preserve">Сравнение: сколько строк в исходной таблице </w:t>
+      </w:r>
+      <w:r>
+        <w:rPr>
+          <w:rFonts w:ascii="Times New Roman" w:eastAsia="Times New Roman" w:hAnsi="Times New Roman"/>
+          <w:sz w:val="28"/>
+        </w:rPr>
+        <w:t>vs</w:t>
+      </w:r>
+      <w:r>
+        <w:rPr>
+          <w:rFonts w:ascii="Times New Roman" w:eastAsia="Times New Roman" w:hAnsi="Times New Roman"/>
+          <w:sz w:val="28"/>
+          <w:lang w:val="ru-RU"/>
+        </w:rPr>
+        <w:t xml:space="preserve"> нормализованных:</w:t>
       </w:r>
     </w:p>
     <w:p>
       <w:pPr>
-        <w:spacing w:after="120" w:line="360" w:lineRule="auto"/>
-      </w:pPr>
-      <w:r>
-        <w:rPr>
-          <w:rFonts w:ascii="Times New Roman" w:eastAsia="Times New Roman" w:hAnsi="Times New Roman"/>
-          <w:b/>
-          <w:sz w:val="28"/>
-        </w:rPr>
-        <w:t xml:space="preserve">5.2. Создана </w:t>
-      </w:r>
-      <w:r>
-        <w:rPr>
-          <w:rFonts w:ascii="Times New Roman" w:eastAsia="Times New Roman" w:hAnsi="Times New Roman"/>
-          <w:b/>
-          <w:sz w:val="28"/>
-        </w:rPr>
-        <w:t>таблица OrderDetails</w:t>
-      </w:r>
-    </w:p>
-    <w:p>
-      <w:pPr>
-        <w:spacing w:after="120" w:line="360" w:lineRule="auto"/>
-      </w:pPr>
-      <w:r>
-        <w:rPr>
-          <w:rFonts w:ascii="Times New Roman" w:eastAsia="Times New Roman" w:hAnsi="Times New Roman"/>
-          <w:sz w:val="24"/>
-        </w:rPr>
-        <w:t>OrderDetailID (PK) | OrderID (FK) | ProductID (FK) | Quantity</w:t>
-      </w:r>
-    </w:p>
-    <w:p>
-      <w:pPr>
         <w:spacing w:before="120" w:after="60"/>
         <w:jc w:val="center"/>
       </w:pPr>
@@ -2334,7 +2047,7 @@
         </w:rPr>
         <w:drawing>
           <wp:inline distT="0" distB="0" distL="0" distR="0">
-            <wp:extent cx="4320000" cy="2200500"/>
+            <wp:extent cx="3756583" cy="7949978"/>
             <wp:effectExtent l="0" t="0" r="0" b="0"/>
             <wp:docPr id="11" name="Picture 11"/>
             <wp:cNvGraphicFramePr>
@@ -2344,7 +2057,7 @@
               <a:graphicData uri="http://schemas.openxmlformats.org/drawingml/2006/picture">
                 <pic:pic xmlns:pic="http://schemas.openxmlformats.org/drawingml/2006/picture">
                   <pic:nvPicPr>
-                    <pic:cNvPr id="0" name="IMG_20260613_104621_000.jpg"/>
+                    <pic:cNvPr id="0" name="IMG_20260613_110955_992.jpg"/>
                     <pic:cNvPicPr/>
                   </pic:nvPicPr>
                   <pic:blipFill>
@@ -2356,7 +2069,7 @@
                   <pic:spPr>
                     <a:xfrm>
                       <a:off x="0" y="0"/>
-                      <a:ext cx="4320000" cy="2200500"/>
+                      <a:ext cx="3768584" cy="7975375"/>
                     </a:xfrm>
                     <a:prstGeom prst="rect">
                       <a:avLst/>
@@ -2373,17 +2086,35 @@
       <w:pPr>
         <w:spacing w:after="240"/>
         <w:jc w:val="center"/>
+        <w:rPr>
+          <w:lang w:val="ru-RU"/>
+        </w:rPr>
       </w:pPr>
       <w:r>
         <w:rPr>
           <w:rFonts w:ascii="Times New Roman" w:eastAsia="Times New Roman" w:hAnsi="Times New Roman"/>
           <w:sz w:val="24"/>
-        </w:rPr>
-        <w:t>Рисунок 11 — Структура таблицы OrderDetails</w:t>
+          <w:lang w:val="ru-RU"/>
+        </w:rPr>
+        <w:t>Рисунок 11 — Сравнение количества строк после нормализации</w:t>
       </w:r>
     </w:p>
     <w:p>
       <w:pPr>
+        <w:spacing w:after="120" w:line="360" w:lineRule="auto"/>
+      </w:pPr>
+      <w:r>
+        <w:rPr>
+          <w:rFonts w:ascii="Times New Roman" w:eastAsia="Times New Roman" w:hAnsi="Times New Roman"/>
+          <w:b/>
+          <w:sz w:val="28"/>
+        </w:rPr>
+        <w:lastRenderedPageBreak/>
+        <w:t>5.4. Таблица Products</w:t>
+      </w:r>
+    </w:p>
+    <w:p>
+      <w:pPr>
         <w:spacing w:before="120" w:after="60"/>
         <w:jc w:val="center"/>
       </w:pPr>
@@ -2394,8 +2125,8 @@
         </w:rPr>
         <w:drawing>
           <wp:inline distT="0" distB="0" distL="0" distR="0">
-            <wp:extent cx="4320000" cy="2083465"/>
-            <wp:effectExtent l="0" t="0" r="0" b="0"/>
+            <wp:extent cx="5121910" cy="8515440"/>
+            <wp:effectExtent l="0" t="0" r="2540" b="0"/>
             <wp:docPr id="12" name="Picture 12"/>
             <wp:cNvGraphicFramePr>
               <a:graphicFrameLocks xmlns:a="http://schemas.openxmlformats.org/drawingml/2006/main" noChangeAspect="1"/>
@@ -2404,7 +2135,7 @@
               <a:graphicData uri="http://schemas.openxmlformats.org/drawingml/2006/picture">
                 <pic:pic xmlns:pic="http://schemas.openxmlformats.org/drawingml/2006/picture">
                   <pic:nvPicPr>
-                    <pic:cNvPr id="0" name="IMG_20260613_104620_974.jpg"/>
+                    <pic:cNvPr id="0" name="IMG_20260613_110956_014.jpg"/>
                     <pic:cNvPicPr/>
                   </pic:nvPicPr>
                   <pic:blipFill>
@@ -2416,7 +2147,7 @@
                   <pic:spPr>
                     <a:xfrm>
                       <a:off x="0" y="0"/>
-                      <a:ext cx="4320000" cy="2083465"/>
+                      <a:ext cx="5134140" cy="8535773"/>
                     </a:xfrm>
                     <a:prstGeom prst="rect">
                       <a:avLst/>
@@ -2443,7 +2174,336 @@
           <w:sz w:val="24"/>
           <w:lang w:val="ru-RU"/>
         </w:rPr>
-        <w:t xml:space="preserve">Рисунок 12 — Данные таблицы </w:t>
+        <w:t xml:space="preserve">Рисунок 12 — Код создания и данные таблицы </w:t>
+      </w:r>
+      <w:r>
+        <w:rPr>
+          <w:rFonts w:ascii="Times New Roman" w:eastAsia="Times New Roman" w:hAnsi="Times New Roman"/>
+          <w:sz w:val="24"/>
+        </w:rPr>
+        <w:t>Products</w:t>
+      </w:r>
+    </w:p>
+    <w:p>
+      <w:pPr>
+        <w:spacing w:after="120" w:line="360" w:lineRule="auto"/>
+      </w:pPr>
+      <w:r>
+        <w:rPr>
+          <w:rFonts w:ascii="Times New Roman" w:eastAsia="Times New Roman" w:hAnsi="Times New Roman"/>
+          <w:b/>
+          <w:sz w:val="28"/>
+        </w:rPr>
+        <w:lastRenderedPageBreak/>
+        <w:t>5.5. Таблица Orders</w:t>
+      </w:r>
+    </w:p>
+    <w:p>
+      <w:pPr>
+        <w:spacing w:before="120" w:after="60"/>
+        <w:jc w:val="center"/>
+      </w:pPr>
+      <w:r>
+        <w:rPr>
+          <w:noProof/>
+          <w:lang w:val="ru-RU" w:eastAsia="ru-RU"/>
+        </w:rPr>
+        <w:drawing>
+          <wp:inline distT="0" distB="0" distL="0" distR="0">
+            <wp:extent cx="4037077" cy="8171199"/>
+            <wp:effectExtent l="0" t="0" r="1905" b="1270"/>
+            <wp:docPr id="13" name="Picture 13"/>
+            <wp:cNvGraphicFramePr>
+              <a:graphicFrameLocks xmlns:a="http://schemas.openxmlformats.org/drawingml/2006/main" noChangeAspect="1"/>
+            </wp:cNvGraphicFramePr>
+            <a:graphic xmlns:a="http://schemas.openxmlformats.org/drawingml/2006/main">
+              <a:graphicData uri="http://schemas.openxmlformats.org/drawingml/2006/picture">
+                <pic:pic xmlns:pic="http://schemas.openxmlformats.org/drawingml/2006/picture">
+                  <pic:nvPicPr>
+                    <pic:cNvPr id="0" name="IMG_20260613_110956_017.jpg"/>
+                    <pic:cNvPicPr/>
+                  </pic:nvPicPr>
+                  <pic:blipFill>
+                    <a:blip r:embed="rId18"/>
+                    <a:stretch>
+                      <a:fillRect/>
+                    </a:stretch>
+                  </pic:blipFill>
+                  <pic:spPr>
+                    <a:xfrm>
+                      <a:off x="0" y="0"/>
+                      <a:ext cx="4046811" cy="8190901"/>
+                    </a:xfrm>
+                    <a:prstGeom prst="rect">
+                      <a:avLst/>
+                    </a:prstGeom>
+                  </pic:spPr>
+                </pic:pic>
+              </a:graphicData>
+            </a:graphic>
+          </wp:inline>
+        </w:drawing>
+      </w:r>
+    </w:p>
+    <w:p>
+      <w:pPr>
+        <w:spacing w:after="240"/>
+        <w:jc w:val="center"/>
+        <w:rPr>
+          <w:lang w:val="ru-RU"/>
+        </w:rPr>
+      </w:pPr>
+      <w:r>
+        <w:rPr>
+          <w:rFonts w:ascii="Times New Roman" w:eastAsia="Times New Roman" w:hAnsi="Times New Roman"/>
+          <w:sz w:val="24"/>
+          <w:lang w:val="ru-RU"/>
+        </w:rPr>
+        <w:t xml:space="preserve">Рисунок 13 — Код создания и данные таблицы </w:t>
+      </w:r>
+      <w:r>
+        <w:rPr>
+          <w:rFonts w:ascii="Times New Roman" w:eastAsia="Times New Roman" w:hAnsi="Times New Roman"/>
+          <w:sz w:val="24"/>
+        </w:rPr>
+        <w:t>Orders</w:t>
+      </w:r>
+    </w:p>
+    <w:p>
+      <w:pPr>
+        <w:rPr>
+          <w:lang w:val="ru-RU"/>
+        </w:rPr>
+      </w:pPr>
+      <w:r>
+        <w:rPr>
+          <w:lang w:val="ru-RU"/>
+        </w:rPr>
+        <w:br w:type="page"/>
+      </w:r>
+      <w:r>
+        <w:rPr>
+          <w:rFonts w:ascii="Times New Roman" w:eastAsia="Times New Roman" w:hAnsi="Times New Roman"/>
+          <w:b/>
+          <w:sz w:val="32"/>
+          <w:lang w:val="ru-RU"/>
+        </w:rPr>
+        <w:lastRenderedPageBreak/>
+        <w:t>6. Приведение к 3НФ</w:t>
+      </w:r>
+    </w:p>
+    <w:p>
+      <w:pPr>
+        <w:spacing w:after="240" w:line="360" w:lineRule="auto"/>
+        <w:ind w:firstLine="709"/>
+        <w:jc w:val="both"/>
+        <w:rPr>
+          <w:lang w:val="ru-RU"/>
+        </w:rPr>
+      </w:pPr>
+      <w:r>
+        <w:rPr>
+          <w:rFonts w:ascii="Times New Roman" w:eastAsia="Times New Roman" w:hAnsi="Times New Roman"/>
+          <w:sz w:val="28"/>
+          <w:lang w:val="ru-RU"/>
+        </w:rPr>
+        <w:t xml:space="preserve">Убран </w:t>
+      </w:r>
+      <w:proofErr w:type="spellStart"/>
+      <w:r>
+        <w:rPr>
+          <w:rFonts w:ascii="Times New Roman" w:eastAsia="Times New Roman" w:hAnsi="Times New Roman"/>
+          <w:sz w:val="28"/>
+        </w:rPr>
+        <w:t>ProductID</w:t>
+      </w:r>
+      <w:proofErr w:type="spellEnd"/>
+      <w:r>
+        <w:rPr>
+          <w:rFonts w:ascii="Times New Roman" w:eastAsia="Times New Roman" w:hAnsi="Times New Roman"/>
+          <w:sz w:val="28"/>
+          <w:lang w:val="ru-RU"/>
+        </w:rPr>
+        <w:t xml:space="preserve"> из </w:t>
+      </w:r>
+      <w:r>
+        <w:rPr>
+          <w:rFonts w:ascii="Times New Roman" w:eastAsia="Times New Roman" w:hAnsi="Times New Roman"/>
+          <w:sz w:val="28"/>
+        </w:rPr>
+        <w:t>Orders</w:t>
+      </w:r>
+      <w:r>
+        <w:rPr>
+          <w:rFonts w:ascii="Times New Roman" w:eastAsia="Times New Roman" w:hAnsi="Times New Roman"/>
+          <w:sz w:val="28"/>
+          <w:lang w:val="ru-RU"/>
+        </w:rPr>
+        <w:t xml:space="preserve"> (транзитивная зависимость). Создана таблица </w:t>
+      </w:r>
+      <w:proofErr w:type="spellStart"/>
+      <w:r>
+        <w:rPr>
+          <w:rFonts w:ascii="Times New Roman" w:eastAsia="Times New Roman" w:hAnsi="Times New Roman"/>
+          <w:sz w:val="28"/>
+        </w:rPr>
+        <w:t>OrderDetails</w:t>
+      </w:r>
+      <w:proofErr w:type="spellEnd"/>
+      <w:r>
+        <w:rPr>
+          <w:rFonts w:ascii="Times New Roman" w:eastAsia="Times New Roman" w:hAnsi="Times New Roman"/>
+          <w:sz w:val="28"/>
+          <w:lang w:val="ru-RU"/>
+        </w:rPr>
+        <w:t xml:space="preserve"> для реализации связи «многи</w:t>
+      </w:r>
+      <w:r>
+        <w:rPr>
+          <w:rFonts w:ascii="Times New Roman" w:eastAsia="Times New Roman" w:hAnsi="Times New Roman"/>
+          <w:sz w:val="28"/>
+          <w:lang w:val="ru-RU"/>
+        </w:rPr>
+        <w:t xml:space="preserve">е-ко-многим» между </w:t>
+      </w:r>
+      <w:r>
+        <w:rPr>
+          <w:rFonts w:ascii="Times New Roman" w:eastAsia="Times New Roman" w:hAnsi="Times New Roman"/>
+          <w:sz w:val="28"/>
+        </w:rPr>
+        <w:t>Orders</w:t>
+      </w:r>
+      <w:r>
+        <w:rPr>
+          <w:rFonts w:ascii="Times New Roman" w:eastAsia="Times New Roman" w:hAnsi="Times New Roman"/>
+          <w:sz w:val="28"/>
+          <w:lang w:val="ru-RU"/>
+        </w:rPr>
+        <w:t xml:space="preserve"> и </w:t>
+      </w:r>
+      <w:r>
+        <w:rPr>
+          <w:rFonts w:ascii="Times New Roman" w:eastAsia="Times New Roman" w:hAnsi="Times New Roman"/>
+          <w:sz w:val="28"/>
+        </w:rPr>
+        <w:t>Products</w:t>
+      </w:r>
+      <w:r>
+        <w:rPr>
+          <w:rFonts w:ascii="Times New Roman" w:eastAsia="Times New Roman" w:hAnsi="Times New Roman"/>
+          <w:sz w:val="28"/>
+          <w:lang w:val="ru-RU"/>
+        </w:rPr>
+        <w:t>.</w:t>
+      </w:r>
+    </w:p>
+    <w:p>
+      <w:pPr>
+        <w:spacing w:after="120" w:line="360" w:lineRule="auto"/>
+      </w:pPr>
+      <w:r>
+        <w:rPr>
+          <w:rFonts w:ascii="Times New Roman" w:eastAsia="Times New Roman" w:hAnsi="Times New Roman"/>
+          <w:b/>
+          <w:sz w:val="28"/>
+        </w:rPr>
+        <w:t>6.1. Создание OrderDetails и проверка</w:t>
+      </w:r>
+    </w:p>
+    <w:p>
+      <w:pPr>
+        <w:spacing w:before="120" w:after="60"/>
+        <w:jc w:val="center"/>
+      </w:pPr>
+      <w:r>
+        <w:rPr>
+          <w:noProof/>
+          <w:lang w:val="ru-RU" w:eastAsia="ru-RU"/>
+        </w:rPr>
+        <w:drawing>
+          <wp:inline distT="0" distB="0" distL="0" distR="0">
+            <wp:extent cx="2550723" cy="6746875"/>
+            <wp:effectExtent l="0" t="0" r="2540" b="0"/>
+            <wp:docPr id="14" name="Picture 14"/>
+            <wp:cNvGraphicFramePr>
+              <a:graphicFrameLocks xmlns:a="http://schemas.openxmlformats.org/drawingml/2006/main" noChangeAspect="1"/>
+            </wp:cNvGraphicFramePr>
+            <a:graphic xmlns:a="http://schemas.openxmlformats.org/drawingml/2006/main">
+              <a:graphicData uri="http://schemas.openxmlformats.org/drawingml/2006/picture">
+                <pic:pic xmlns:pic="http://schemas.openxmlformats.org/drawingml/2006/picture">
+                  <pic:nvPicPr>
+                    <pic:cNvPr id="0" name="IMG_20260613_110956_122.jpg"/>
+                    <pic:cNvPicPr/>
+                  </pic:nvPicPr>
+                  <pic:blipFill>
+                    <a:blip r:embed="rId19"/>
+                    <a:stretch>
+                      <a:fillRect/>
+                    </a:stretch>
+                  </pic:blipFill>
+                  <pic:spPr>
+                    <a:xfrm>
+                      <a:off x="0" y="0"/>
+                      <a:ext cx="2574241" cy="6809083"/>
+                    </a:xfrm>
+                    <a:prstGeom prst="rect">
+                      <a:avLst/>
+                    </a:prstGeom>
+                  </pic:spPr>
+                </pic:pic>
+              </a:graphicData>
+            </a:graphic>
+          </wp:inline>
+        </w:drawing>
+      </w:r>
+    </w:p>
+    <w:p>
+      <w:pPr>
+        <w:spacing w:after="240"/>
+        <w:jc w:val="center"/>
+        <w:rPr>
+          <w:lang w:val="ru-RU"/>
+        </w:rPr>
+      </w:pPr>
+      <w:r>
+        <w:rPr>
+          <w:rFonts w:ascii="Times New Roman" w:eastAsia="Times New Roman" w:hAnsi="Times New Roman"/>
+          <w:sz w:val="24"/>
+          <w:lang w:val="ru-RU"/>
+        </w:rPr>
+        <w:t xml:space="preserve">Рисунок 14 — Код создания </w:t>
+      </w:r>
+      <w:proofErr w:type="spellStart"/>
+      <w:r>
+        <w:rPr>
+          <w:rFonts w:ascii="Times New Roman" w:eastAsia="Times New Roman" w:hAnsi="Times New Roman"/>
+          <w:sz w:val="24"/>
+        </w:rPr>
+        <w:t>OrderDetails</w:t>
+      </w:r>
+      <w:proofErr w:type="spellEnd"/>
+      <w:r>
+        <w:rPr>
+          <w:rFonts w:ascii="Times New Roman" w:eastAsia="Times New Roman" w:hAnsi="Times New Roman"/>
+          <w:sz w:val="24"/>
+          <w:lang w:val="ru-RU"/>
+        </w:rPr>
+        <w:t xml:space="preserve"> и проверка </w:t>
+      </w:r>
+      <w:r>
+        <w:rPr>
+          <w:rFonts w:ascii="Times New Roman" w:eastAsia="Times New Roman" w:hAnsi="Times New Roman"/>
+          <w:sz w:val="24"/>
+        </w:rPr>
+        <w:t>Orders</w:t>
+      </w:r>
+      <w:r>
+        <w:rPr>
+          <w:rFonts w:ascii="Times New Roman" w:eastAsia="Times New Roman" w:hAnsi="Times New Roman"/>
+          <w:sz w:val="24"/>
+          <w:lang w:val="ru-RU"/>
+        </w:rPr>
+        <w:t>/</w:t>
       </w:r>
       <w:proofErr w:type="spellStart"/>
       <w:r>
@@ -2469,440 +2529,8 @@
           <w:sz w:val="28"/>
           <w:lang w:val="ru-RU"/>
         </w:rPr>
-        <w:t>5.3. Связи между таблицами</w:t>
-      </w:r>
-    </w:p>
-    <w:p>
-      <w:pPr>
-        <w:spacing w:after="60" w:line="360" w:lineRule="auto"/>
-        <w:rPr>
-          <w:lang w:val="ru-RU"/>
-        </w:rPr>
-      </w:pPr>
-      <w:r>
-        <w:rPr>
-          <w:rFonts w:ascii="Times New Roman" w:eastAsia="Times New Roman" w:hAnsi="Times New Roman"/>
-          <w:sz w:val="28"/>
-          <w:lang w:val="ru-RU"/>
-        </w:rPr>
-        <w:t xml:space="preserve">• </w:t>
-      </w:r>
-      <w:r>
-        <w:rPr>
-          <w:rFonts w:ascii="Times New Roman" w:eastAsia="Times New Roman" w:hAnsi="Times New Roman"/>
-          <w:sz w:val="28"/>
-        </w:rPr>
-        <w:t>Orders</w:t>
-      </w:r>
-      <w:r>
-        <w:rPr>
-          <w:rFonts w:ascii="Times New Roman" w:eastAsia="Times New Roman" w:hAnsi="Times New Roman"/>
-          <w:sz w:val="28"/>
-          <w:lang w:val="ru-RU"/>
-        </w:rPr>
-        <w:t xml:space="preserve"> → </w:t>
-      </w:r>
-      <w:r>
-        <w:rPr>
-          <w:rFonts w:ascii="Times New Roman" w:eastAsia="Times New Roman" w:hAnsi="Times New Roman"/>
-          <w:sz w:val="28"/>
-        </w:rPr>
-        <w:t>Clients</w:t>
-      </w:r>
-      <w:r>
-        <w:rPr>
-          <w:rFonts w:ascii="Times New Roman" w:eastAsia="Times New Roman" w:hAnsi="Times New Roman"/>
-          <w:sz w:val="28"/>
-          <w:lang w:val="ru-RU"/>
-        </w:rPr>
-        <w:t xml:space="preserve"> (многие-к-одному)</w:t>
-      </w:r>
-    </w:p>
-    <w:p>
-      <w:pPr>
-        <w:spacing w:after="60" w:line="360" w:lineRule="auto"/>
-        <w:rPr>
-          <w:lang w:val="ru-RU"/>
-        </w:rPr>
-      </w:pPr>
-      <w:r>
-        <w:rPr>
-          <w:rFonts w:ascii="Times New Roman" w:eastAsia="Times New Roman" w:hAnsi="Times New Roman"/>
-          <w:sz w:val="28"/>
-          <w:lang w:val="ru-RU"/>
-        </w:rPr>
-        <w:t xml:space="preserve">• </w:t>
-      </w:r>
-      <w:r>
-        <w:rPr>
-          <w:rFonts w:ascii="Times New Roman" w:eastAsia="Times New Roman" w:hAnsi="Times New Roman"/>
-          <w:sz w:val="28"/>
-        </w:rPr>
-        <w:t>Orders</w:t>
-      </w:r>
-      <w:r>
-        <w:rPr>
-          <w:rFonts w:ascii="Times New Roman" w:eastAsia="Times New Roman" w:hAnsi="Times New Roman"/>
-          <w:sz w:val="28"/>
-          <w:lang w:val="ru-RU"/>
-        </w:rPr>
-        <w:t xml:space="preserve"> → </w:t>
-      </w:r>
-      <w:r>
-        <w:rPr>
-          <w:rFonts w:ascii="Times New Roman" w:eastAsia="Times New Roman" w:hAnsi="Times New Roman"/>
-          <w:sz w:val="28"/>
-        </w:rPr>
-        <w:t>Managers</w:t>
-      </w:r>
-      <w:r>
-        <w:rPr>
-          <w:rFonts w:ascii="Times New Roman" w:eastAsia="Times New Roman" w:hAnsi="Times New Roman"/>
-          <w:sz w:val="28"/>
-          <w:lang w:val="ru-RU"/>
-        </w:rPr>
-        <w:t xml:space="preserve"> </w:t>
-      </w:r>
-      <w:r>
-        <w:rPr>
-          <w:rFonts w:ascii="Times New Roman" w:eastAsia="Times New Roman" w:hAnsi="Times New Roman"/>
-          <w:sz w:val="28"/>
-          <w:lang w:val="ru-RU"/>
-        </w:rPr>
-        <w:t>(многие-к-одному)</w:t>
-      </w:r>
-    </w:p>
-    <w:p>
-      <w:pPr>
-        <w:spacing w:after="60" w:line="360" w:lineRule="auto"/>
-        <w:rPr>
-          <w:lang w:val="ru-RU"/>
-        </w:rPr>
-      </w:pPr>
-      <w:r>
-        <w:rPr>
-          <w:rFonts w:ascii="Times New Roman" w:eastAsia="Times New Roman" w:hAnsi="Times New Roman"/>
-          <w:sz w:val="28"/>
-          <w:lang w:val="ru-RU"/>
-        </w:rPr>
-        <w:t xml:space="preserve">• </w:t>
-      </w:r>
-      <w:proofErr w:type="spellStart"/>
-      <w:r>
-        <w:rPr>
-          <w:rFonts w:ascii="Times New Roman" w:eastAsia="Times New Roman" w:hAnsi="Times New Roman"/>
-          <w:sz w:val="28"/>
-        </w:rPr>
-        <w:t>OrderDetails</w:t>
-      </w:r>
-      <w:proofErr w:type="spellEnd"/>
-      <w:r>
-        <w:rPr>
-          <w:rFonts w:ascii="Times New Roman" w:eastAsia="Times New Roman" w:hAnsi="Times New Roman"/>
-          <w:sz w:val="28"/>
-          <w:lang w:val="ru-RU"/>
-        </w:rPr>
-        <w:t xml:space="preserve"> → </w:t>
-      </w:r>
-      <w:r>
-        <w:rPr>
-          <w:rFonts w:ascii="Times New Roman" w:eastAsia="Times New Roman" w:hAnsi="Times New Roman"/>
-          <w:sz w:val="28"/>
-        </w:rPr>
-        <w:t>Orders</w:t>
-      </w:r>
-      <w:r>
-        <w:rPr>
-          <w:rFonts w:ascii="Times New Roman" w:eastAsia="Times New Roman" w:hAnsi="Times New Roman"/>
-          <w:sz w:val="28"/>
-          <w:lang w:val="ru-RU"/>
-        </w:rPr>
-        <w:t xml:space="preserve"> (многие-к-одному)</w:t>
-      </w:r>
-    </w:p>
-    <w:p>
-      <w:pPr>
-        <w:spacing w:after="240" w:line="360" w:lineRule="auto"/>
-        <w:rPr>
-          <w:lang w:val="ru-RU"/>
-        </w:rPr>
-      </w:pPr>
-      <w:r>
-        <w:rPr>
-          <w:rFonts w:ascii="Times New Roman" w:eastAsia="Times New Roman" w:hAnsi="Times New Roman"/>
-          <w:sz w:val="28"/>
-          <w:lang w:val="ru-RU"/>
-        </w:rPr>
-        <w:lastRenderedPageBreak/>
-        <w:t xml:space="preserve">• </w:t>
-      </w:r>
-      <w:proofErr w:type="spellStart"/>
-      <w:r>
-        <w:rPr>
-          <w:rFonts w:ascii="Times New Roman" w:eastAsia="Times New Roman" w:hAnsi="Times New Roman"/>
-          <w:sz w:val="28"/>
-        </w:rPr>
-        <w:t>OrderDetails</w:t>
-      </w:r>
-      <w:proofErr w:type="spellEnd"/>
-      <w:r>
-        <w:rPr>
-          <w:rFonts w:ascii="Times New Roman" w:eastAsia="Times New Roman" w:hAnsi="Times New Roman"/>
-          <w:sz w:val="28"/>
-          <w:lang w:val="ru-RU"/>
-        </w:rPr>
-        <w:t xml:space="preserve"> → </w:t>
-      </w:r>
-      <w:r>
-        <w:rPr>
-          <w:rFonts w:ascii="Times New Roman" w:eastAsia="Times New Roman" w:hAnsi="Times New Roman"/>
-          <w:sz w:val="28"/>
-        </w:rPr>
-        <w:t>Products</w:t>
-      </w:r>
-      <w:r>
-        <w:rPr>
-          <w:rFonts w:ascii="Times New Roman" w:eastAsia="Times New Roman" w:hAnsi="Times New Roman"/>
-          <w:sz w:val="28"/>
-          <w:lang w:val="ru-RU"/>
-        </w:rPr>
-        <w:t xml:space="preserve"> (многие-к-одному)</w:t>
-      </w:r>
-    </w:p>
-    <w:p>
-      <w:pPr>
-        <w:spacing w:after="120" w:line="360" w:lineRule="auto"/>
-        <w:rPr>
-          <w:lang w:val="ru-RU"/>
-        </w:rPr>
-      </w:pPr>
-      <w:r>
-        <w:rPr>
-          <w:rFonts w:ascii="Times New Roman" w:eastAsia="Times New Roman" w:hAnsi="Times New Roman"/>
-          <w:b/>
-          <w:sz w:val="28"/>
-          <w:lang w:val="ru-RU"/>
-        </w:rPr>
-        <w:t>5.4. Устранённые зависимости</w:t>
-      </w:r>
-    </w:p>
-    <w:p>
-      <w:pPr>
-        <w:spacing w:after="60" w:line="360" w:lineRule="auto"/>
-        <w:rPr>
-          <w:lang w:val="ru-RU"/>
-        </w:rPr>
-      </w:pPr>
-      <w:r>
-        <w:rPr>
-          <w:rFonts w:ascii="Times New Roman" w:eastAsia="Times New Roman" w:hAnsi="Times New Roman"/>
-          <w:sz w:val="28"/>
-          <w:lang w:val="ru-RU"/>
-        </w:rPr>
-        <w:t xml:space="preserve">• Транзитивная: </w:t>
-      </w:r>
-      <w:proofErr w:type="spellStart"/>
-      <w:r>
-        <w:rPr>
-          <w:rFonts w:ascii="Times New Roman" w:eastAsia="Times New Roman" w:hAnsi="Times New Roman"/>
-          <w:sz w:val="28"/>
-        </w:rPr>
-        <w:t>OrderID</w:t>
-      </w:r>
-      <w:proofErr w:type="spellEnd"/>
-      <w:r>
-        <w:rPr>
-          <w:rFonts w:ascii="Times New Roman" w:eastAsia="Times New Roman" w:hAnsi="Times New Roman"/>
-          <w:sz w:val="28"/>
-          <w:lang w:val="ru-RU"/>
-        </w:rPr>
-        <w:t xml:space="preserve"> → </w:t>
-      </w:r>
-      <w:proofErr w:type="spellStart"/>
-      <w:r>
-        <w:rPr>
-          <w:rFonts w:ascii="Times New Roman" w:eastAsia="Times New Roman" w:hAnsi="Times New Roman"/>
-          <w:sz w:val="28"/>
-        </w:rPr>
-        <w:t>ClientID</w:t>
-      </w:r>
-      <w:proofErr w:type="spellEnd"/>
-      <w:r>
-        <w:rPr>
-          <w:rFonts w:ascii="Times New Roman" w:eastAsia="Times New Roman" w:hAnsi="Times New Roman"/>
-          <w:sz w:val="28"/>
-          <w:lang w:val="ru-RU"/>
-        </w:rPr>
-        <w:t xml:space="preserve"> → </w:t>
-      </w:r>
-      <w:proofErr w:type="spellStart"/>
-      <w:r>
-        <w:rPr>
-          <w:rFonts w:ascii="Times New Roman" w:eastAsia="Times New Roman" w:hAnsi="Times New Roman"/>
-          <w:sz w:val="28"/>
-        </w:rPr>
-        <w:t>ClientPhone</w:t>
-      </w:r>
-      <w:proofErr w:type="spellEnd"/>
-    </w:p>
-    <w:p>
-      <w:pPr>
-        <w:spacing w:after="60" w:line="360" w:lineRule="auto"/>
-        <w:rPr>
-          <w:lang w:val="ru-RU"/>
-        </w:rPr>
-      </w:pPr>
-      <w:r>
-        <w:rPr>
-          <w:rFonts w:ascii="Times New Roman" w:eastAsia="Times New Roman" w:hAnsi="Times New Roman"/>
-          <w:sz w:val="28"/>
-          <w:lang w:val="ru-RU"/>
-        </w:rPr>
-        <w:t xml:space="preserve">• Транзитивная: </w:t>
-      </w:r>
-      <w:proofErr w:type="spellStart"/>
-      <w:r>
-        <w:rPr>
-          <w:rFonts w:ascii="Times New Roman" w:eastAsia="Times New Roman" w:hAnsi="Times New Roman"/>
-          <w:sz w:val="28"/>
-        </w:rPr>
-        <w:t>OrderID</w:t>
-      </w:r>
-      <w:proofErr w:type="spellEnd"/>
-      <w:r>
-        <w:rPr>
-          <w:rFonts w:ascii="Times New Roman" w:eastAsia="Times New Roman" w:hAnsi="Times New Roman"/>
-          <w:sz w:val="28"/>
-          <w:lang w:val="ru-RU"/>
-        </w:rPr>
-        <w:t xml:space="preserve"> → </w:t>
-      </w:r>
-      <w:proofErr w:type="spellStart"/>
-      <w:r>
-        <w:rPr>
-          <w:rFonts w:ascii="Times New Roman" w:eastAsia="Times New Roman" w:hAnsi="Times New Roman"/>
-          <w:sz w:val="28"/>
-        </w:rPr>
-        <w:t>ManagerID</w:t>
-      </w:r>
-      <w:proofErr w:type="spellEnd"/>
-      <w:r>
-        <w:rPr>
-          <w:rFonts w:ascii="Times New Roman" w:eastAsia="Times New Roman" w:hAnsi="Times New Roman"/>
-          <w:sz w:val="28"/>
-          <w:lang w:val="ru-RU"/>
-        </w:rPr>
-        <w:t xml:space="preserve"> → </w:t>
-      </w:r>
-      <w:proofErr w:type="spellStart"/>
-      <w:r>
-        <w:rPr>
-          <w:rFonts w:ascii="Times New Roman" w:eastAsia="Times New Roman" w:hAnsi="Times New Roman"/>
-          <w:sz w:val="28"/>
-        </w:rPr>
-        <w:t>ManagerPhone</w:t>
-      </w:r>
-      <w:proofErr w:type="spellEnd"/>
-    </w:p>
-    <w:p>
-      <w:pPr>
-        <w:spacing w:after="60" w:line="360" w:lineRule="auto"/>
-        <w:rPr>
-          <w:lang w:val="ru-RU"/>
-        </w:rPr>
-      </w:pPr>
-      <w:r>
-        <w:rPr>
-          <w:rFonts w:ascii="Times New Roman" w:eastAsia="Times New Roman" w:hAnsi="Times New Roman"/>
-          <w:sz w:val="28"/>
-          <w:lang w:val="ru-RU"/>
-        </w:rPr>
-        <w:t xml:space="preserve">• Транзитивная: </w:t>
-      </w:r>
-      <w:proofErr w:type="spellStart"/>
-      <w:r>
-        <w:rPr>
-          <w:rFonts w:ascii="Times New Roman" w:eastAsia="Times New Roman" w:hAnsi="Times New Roman"/>
-          <w:sz w:val="28"/>
-        </w:rPr>
-        <w:t>OrderID</w:t>
-      </w:r>
-      <w:proofErr w:type="spellEnd"/>
-      <w:r>
-        <w:rPr>
-          <w:rFonts w:ascii="Times New Roman" w:eastAsia="Times New Roman" w:hAnsi="Times New Roman"/>
-          <w:sz w:val="28"/>
-          <w:lang w:val="ru-RU"/>
-        </w:rPr>
-        <w:t xml:space="preserve"> → </w:t>
-      </w:r>
-      <w:proofErr w:type="spellStart"/>
-      <w:r>
-        <w:rPr>
-          <w:rFonts w:ascii="Times New Roman" w:eastAsia="Times New Roman" w:hAnsi="Times New Roman"/>
-          <w:sz w:val="28"/>
-        </w:rPr>
-        <w:t>ProductID</w:t>
-      </w:r>
-      <w:proofErr w:type="spellEnd"/>
-      <w:r>
-        <w:rPr>
-          <w:rFonts w:ascii="Times New Roman" w:eastAsia="Times New Roman" w:hAnsi="Times New Roman"/>
-          <w:sz w:val="28"/>
-          <w:lang w:val="ru-RU"/>
-        </w:rPr>
-        <w:t xml:space="preserve"> → </w:t>
-      </w:r>
-      <w:r>
-        <w:rPr>
-          <w:rFonts w:ascii="Times New Roman" w:eastAsia="Times New Roman" w:hAnsi="Times New Roman"/>
-          <w:sz w:val="28"/>
-        </w:rPr>
-        <w:t>Price</w:t>
-      </w:r>
-    </w:p>
-    <w:p>
-      <w:pPr>
-        <w:spacing w:after="240" w:line="360" w:lineRule="auto"/>
-        <w:rPr>
-          <w:lang w:val="ru-RU"/>
-        </w:rPr>
-      </w:pPr>
-      <w:r>
-        <w:rPr>
-          <w:rFonts w:ascii="Times New Roman" w:eastAsia="Times New Roman" w:hAnsi="Times New Roman"/>
-          <w:sz w:val="28"/>
-          <w:lang w:val="ru-RU"/>
-        </w:rPr>
-        <w:t>• Многозначная: один заказ — много товаров</w:t>
-      </w:r>
-    </w:p>
-    <w:p>
-      <w:pPr>
-        <w:spacing w:after="120" w:line="360" w:lineRule="auto"/>
-        <w:rPr>
-          <w:lang w:val="ru-RU"/>
-        </w:rPr>
-      </w:pPr>
-      <w:r>
-        <w:rPr>
-          <w:rFonts w:ascii="Times New Roman" w:eastAsia="Times New Roman" w:hAnsi="Times New Roman"/>
-          <w:b/>
-          <w:sz w:val="28"/>
-          <w:lang w:val="ru-RU"/>
-        </w:rPr>
-        <w:t xml:space="preserve">5.5. Зачем нужна отдельная таблица </w:t>
-      </w:r>
-      <w:proofErr w:type="spellStart"/>
-      <w:r>
-        <w:rPr>
-          <w:rFonts w:ascii="Times New Roman" w:eastAsia="Times New Roman" w:hAnsi="Times New Roman"/>
-          <w:b/>
-          <w:sz w:val="28"/>
-        </w:rPr>
-        <w:t>OrderDetails</w:t>
-      </w:r>
-      <w:proofErr w:type="spellEnd"/>
+        <w:t>6.2. Проверка связей всех таблиц</w:t>
+      </w:r>
     </w:p>
     <w:p>
       <w:pPr>
@@ -2917,86 +2545,95 @@
         <w:rPr>
           <w:rFonts w:ascii="Times New Roman" w:eastAsia="Times New Roman" w:hAnsi="Times New Roman"/>
           <w:sz w:val="28"/>
-          <w:lang w:val="ru-RU"/>
-        </w:rPr>
-        <w:t xml:space="preserve">Без неё пришлось бы либо дублировать </w:t>
-      </w:r>
-      <w:proofErr w:type="spellStart"/>
-      <w:r>
-        <w:rPr>
-          <w:rFonts w:ascii="Times New Roman" w:eastAsia="Times New Roman" w:hAnsi="Times New Roman"/>
-          <w:sz w:val="28"/>
-        </w:rPr>
-        <w:t>OrderID</w:t>
-      </w:r>
-      <w:proofErr w:type="spellEnd"/>
-      <w:r>
-        <w:rPr>
-          <w:rFonts w:ascii="Times New Roman" w:eastAsia="Times New Roman" w:hAnsi="Times New Roman"/>
-          <w:sz w:val="28"/>
-          <w:lang w:val="ru-RU"/>
-        </w:rPr>
-        <w:t>, либо хранить несколько товаров в одной ячейке (нарушение 1НФ). Таблица-связь позволяет реализовать</w:t>
-      </w:r>
-      <w:r>
-        <w:rPr>
-          <w:rFonts w:ascii="Times New Roman" w:eastAsia="Times New Roman" w:hAnsi="Times New Roman"/>
-          <w:sz w:val="28"/>
-          <w:lang w:val="ru-RU"/>
-        </w:rPr>
-        <w:t xml:space="preserve"> отношение «многие-ко-многим» между </w:t>
-      </w:r>
-      <w:r>
-        <w:rPr>
-          <w:rFonts w:ascii="Times New Roman" w:eastAsia="Times New Roman" w:hAnsi="Times New Roman"/>
-          <w:sz w:val="28"/>
-        </w:rPr>
-        <w:t>Orders</w:t>
-      </w:r>
-      <w:r>
-        <w:rPr>
-          <w:rFonts w:ascii="Times New Roman" w:eastAsia="Times New Roman" w:hAnsi="Times New Roman"/>
-          <w:sz w:val="28"/>
-          <w:lang w:val="ru-RU"/>
-        </w:rPr>
-        <w:t xml:space="preserve"> и </w:t>
-      </w:r>
-      <w:r>
-        <w:rPr>
-          <w:rFonts w:ascii="Times New Roman" w:eastAsia="Times New Roman" w:hAnsi="Times New Roman"/>
-          <w:sz w:val="28"/>
-        </w:rPr>
-        <w:t>Products</w:t>
-      </w:r>
-      <w:r>
-        <w:rPr>
-          <w:rFonts w:ascii="Times New Roman" w:eastAsia="Times New Roman" w:hAnsi="Times New Roman"/>
-          <w:sz w:val="28"/>
-          <w:lang w:val="ru-RU"/>
-        </w:rPr>
-        <w:t>.</w:t>
+        </w:rPr>
+        <w:lastRenderedPageBreak/>
+        <w:t>JOIN</w:t>
+      </w:r>
+      <w:r>
+        <w:rPr>
+          <w:rFonts w:ascii="Times New Roman" w:eastAsia="Times New Roman" w:hAnsi="Times New Roman"/>
+          <w:sz w:val="28"/>
+          <w:lang w:val="ru-RU"/>
+        </w:rPr>
+        <w:t xml:space="preserve"> всех таблиц для проверки корректности связей:</w:t>
       </w:r>
     </w:p>
     <w:p>
       <w:pPr>
-        <w:rPr>
-          <w:lang w:val="ru-RU"/>
-        </w:rPr>
-      </w:pPr>
-      <w:r>
-        <w:rPr>
-          <w:lang w:val="ru-RU"/>
-        </w:rPr>
-        <w:br w:type="page"/>
+        <w:spacing w:before="120" w:after="60"/>
+        <w:jc w:val="center"/>
+      </w:pPr>
+      <w:r>
+        <w:rPr>
+          <w:noProof/>
+          <w:lang w:val="ru-RU" w:eastAsia="ru-RU"/>
+        </w:rPr>
+        <w:drawing>
+          <wp:inline distT="0" distB="0" distL="0" distR="0">
+            <wp:extent cx="5760000" cy="7983495"/>
+            <wp:effectExtent l="0" t="0" r="0" b="0"/>
+            <wp:docPr id="15" name="Picture 15"/>
+            <wp:cNvGraphicFramePr>
+              <a:graphicFrameLocks xmlns:a="http://schemas.openxmlformats.org/drawingml/2006/main" noChangeAspect="1"/>
+            </wp:cNvGraphicFramePr>
+            <a:graphic xmlns:a="http://schemas.openxmlformats.org/drawingml/2006/main">
+              <a:graphicData uri="http://schemas.openxmlformats.org/drawingml/2006/picture">
+                <pic:pic xmlns:pic="http://schemas.openxmlformats.org/drawingml/2006/picture">
+                  <pic:nvPicPr>
+                    <pic:cNvPr id="0" name="IMG_20260613_110956_051.jpg"/>
+                    <pic:cNvPicPr/>
+                  </pic:nvPicPr>
+                  <pic:blipFill>
+                    <a:blip r:embed="rId20"/>
+                    <a:stretch>
+                      <a:fillRect/>
+                    </a:stretch>
+                  </pic:blipFill>
+                  <pic:spPr>
+                    <a:xfrm>
+                      <a:off x="0" y="0"/>
+                      <a:ext cx="5760000" cy="7983495"/>
+                    </a:xfrm>
+                    <a:prstGeom prst="rect">
+                      <a:avLst/>
+                    </a:prstGeom>
+                  </pic:spPr>
+                </pic:pic>
+              </a:graphicData>
+            </a:graphic>
+          </wp:inline>
+        </w:drawing>
       </w:r>
     </w:p>
     <w:p>
       <w:pPr>
-        <w:spacing w:after="240" w:line="360" w:lineRule="auto"/>
-        <w:rPr>
-          <w:lang w:val="ru-RU"/>
-        </w:rPr>
-      </w:pPr>
+        <w:spacing w:after="240"/>
+        <w:jc w:val="center"/>
+      </w:pPr>
+      <w:r>
+        <w:rPr>
+          <w:rFonts w:ascii="Times New Roman" w:eastAsia="Times New Roman" w:hAnsi="Times New Roman"/>
+          <w:sz w:val="24"/>
+        </w:rPr>
+        <w:t>Рисунок 15 — JOIN всех</w:t>
+      </w:r>
+      <w:r>
+        <w:rPr>
+          <w:rFonts w:ascii="Times New Roman" w:eastAsia="Times New Roman" w:hAnsi="Times New Roman"/>
+          <w:sz w:val="24"/>
+        </w:rPr>
+        <w:t xml:space="preserve"> таблиц: Orders-Clients-Managers-OrderDetails-Products</w:t>
+      </w:r>
+    </w:p>
+    <w:p>
+      <w:pPr>
+        <w:rPr>
+          <w:lang w:val="ru-RU"/>
+        </w:rPr>
+      </w:pPr>
+      <w:r>
+        <w:br w:type="page"/>
+      </w:r>
       <w:r>
         <w:rPr>
           <w:rFonts w:ascii="Times New Roman" w:eastAsia="Times New Roman" w:hAnsi="Times New Roman"/>
@@ -3005,7 +2642,7 @@
           <w:lang w:val="ru-RU"/>
         </w:rPr>
         <w:lastRenderedPageBreak/>
-        <w:t xml:space="preserve">6. Сравнение </w:t>
+        <w:t xml:space="preserve">7. Сравнение </w:t>
       </w:r>
       <w:proofErr w:type="spellStart"/>
       <w:r>
@@ -3025,23 +2662,6 @@
           <w:lang w:val="ru-RU"/>
         </w:rPr>
         <w:t>_1 и итоговой структуры</w:t>
-      </w:r>
-    </w:p>
-    <w:p>
-      <w:pPr>
-        <w:spacing w:after="120" w:line="360" w:lineRule="auto"/>
-        <w:rPr>
-          <w:lang w:val="ru-RU"/>
-        </w:rPr>
-      </w:pPr>
-      <w:r>
-        <w:rPr>
-          <w:rFonts w:ascii="Times New Roman" w:eastAsia="Times New Roman" w:hAnsi="Times New Roman"/>
-          <w:b/>
-          <w:sz w:val="28"/>
-          <w:lang w:val="ru-RU"/>
-        </w:rPr>
-        <w:t>6.1. Дублирование данных</w:t>
       </w:r>
     </w:p>
     <w:p>
@@ -3053,47 +2673,109 @@
           <w:lang w:val="ru-RU"/>
         </w:rPr>
       </w:pPr>
-      <w:proofErr w:type="spellStart"/>
-      <w:r>
-        <w:rPr>
-          <w:rFonts w:ascii="Times New Roman" w:eastAsia="Times New Roman" w:hAnsi="Times New Roman"/>
-          <w:sz w:val="28"/>
-        </w:rPr>
-        <w:t>ShopDB</w:t>
-      </w:r>
-      <w:proofErr w:type="spellEnd"/>
-      <w:r>
-        <w:rPr>
-          <w:rFonts w:ascii="Times New Roman" w:eastAsia="Times New Roman" w:hAnsi="Times New Roman"/>
-          <w:sz w:val="28"/>
-          <w:lang w:val="ru-RU"/>
-        </w:rPr>
-        <w:t xml:space="preserve">_1: высокое — клиенты, менеджеры, товары повторяются в каждом заказе. Итоговая структура: минимальное — каждая сущность </w:t>
-      </w:r>
-      <w:r>
-        <w:rPr>
-          <w:rFonts w:ascii="Times New Roman" w:eastAsia="Times New Roman" w:hAnsi="Times New Roman"/>
-          <w:sz w:val="28"/>
-          <w:lang w:val="ru-RU"/>
-        </w:rPr>
-        <w:t>хранится один раз.</w:t>
+      <w:r>
+        <w:rPr>
+          <w:rFonts w:ascii="Times New Roman" w:eastAsia="Times New Roman" w:hAnsi="Times New Roman"/>
+          <w:sz w:val="28"/>
+          <w:lang w:val="ru-RU"/>
+        </w:rPr>
+        <w:t>Итоговое сравнение исходной и нормализованной структуры:</w:t>
       </w:r>
     </w:p>
     <w:p>
       <w:pPr>
-        <w:spacing w:after="120" w:line="360" w:lineRule="auto"/>
-        <w:rPr>
-          <w:lang w:val="ru-RU"/>
-        </w:rPr>
-      </w:pPr>
-      <w:r>
-        <w:rPr>
-          <w:rFonts w:ascii="Times New Roman" w:eastAsia="Times New Roman" w:hAnsi="Times New Roman"/>
-          <w:b/>
-          <w:sz w:val="28"/>
-          <w:lang w:val="ru-RU"/>
-        </w:rPr>
-        <w:t>6.2. Обновление информации</w:t>
+        <w:spacing w:before="120" w:after="60"/>
+        <w:jc w:val="center"/>
+      </w:pPr>
+      <w:r>
+        <w:rPr>
+          <w:noProof/>
+          <w:lang w:val="ru-RU" w:eastAsia="ru-RU"/>
+        </w:rPr>
+        <w:drawing>
+          <wp:inline distT="0" distB="0" distL="0" distR="0">
+            <wp:extent cx="5760000" cy="7597895"/>
+            <wp:effectExtent l="0" t="0" r="0" b="0"/>
+            <wp:docPr id="16" name="Picture 16"/>
+            <wp:cNvGraphicFramePr>
+              <a:graphicFrameLocks xmlns:a="http://schemas.openxmlformats.org/drawingml/2006/main" noChangeAspect="1"/>
+            </wp:cNvGraphicFramePr>
+            <a:graphic xmlns:a="http://schemas.openxmlformats.org/drawingml/2006/main">
+              <a:graphicData uri="http://schemas.openxmlformats.org/drawingml/2006/picture">
+                <pic:pic xmlns:pic="http://schemas.openxmlformats.org/drawingml/2006/picture">
+                  <pic:nvPicPr>
+                    <pic:cNvPr id="0" name="IMG_20260613_110956_108.jpg"/>
+                    <pic:cNvPicPr/>
+                  </pic:nvPicPr>
+                  <pic:blipFill>
+                    <a:blip r:embed="rId21"/>
+                    <a:stretch>
+                      <a:fillRect/>
+                    </a:stretch>
+                  </pic:blipFill>
+                  <pic:spPr>
+                    <a:xfrm>
+                      <a:off x="0" y="0"/>
+                      <a:ext cx="5760000" cy="7597895"/>
+                    </a:xfrm>
+                    <a:prstGeom prst="rect">
+                      <a:avLst/>
+                    </a:prstGeom>
+                  </pic:spPr>
+                </pic:pic>
+              </a:graphicData>
+            </a:graphic>
+          </wp:inline>
+        </w:drawing>
+      </w:r>
+    </w:p>
+    <w:p>
+      <w:pPr>
+        <w:spacing w:after="240"/>
+        <w:jc w:val="center"/>
+        <w:rPr>
+          <w:lang w:val="ru-RU"/>
+        </w:rPr>
+      </w:pPr>
+      <w:r>
+        <w:rPr>
+          <w:rFonts w:ascii="Times New Roman" w:eastAsia="Times New Roman" w:hAnsi="Times New Roman"/>
+          <w:sz w:val="24"/>
+          <w:lang w:val="ru-RU"/>
+        </w:rPr>
+        <w:t xml:space="preserve">Рисунок 16 — Сравнение: </w:t>
+      </w:r>
+      <w:proofErr w:type="spellStart"/>
+      <w:r>
+        <w:rPr>
+          <w:rFonts w:ascii="Times New Roman" w:eastAsia="Times New Roman" w:hAnsi="Times New Roman"/>
+          <w:sz w:val="24"/>
+        </w:rPr>
+        <w:t>ShopDB</w:t>
+      </w:r>
+      <w:proofErr w:type="spellEnd"/>
+      <w:r>
+        <w:rPr>
+          <w:rFonts w:ascii="Times New Roman" w:eastAsia="Times New Roman" w:hAnsi="Times New Roman"/>
+          <w:sz w:val="24"/>
+          <w:lang w:val="ru-RU"/>
+        </w:rPr>
+        <w:t xml:space="preserve">_1 </w:t>
+      </w:r>
+      <w:r>
+        <w:rPr>
+          <w:rFonts w:ascii="Times New Roman" w:eastAsia="Times New Roman" w:hAnsi="Times New Roman"/>
+          <w:sz w:val="24"/>
+        </w:rPr>
+        <w:t>vs</w:t>
+      </w:r>
+      <w:r>
+        <w:rPr>
+          <w:rFonts w:ascii="Times New Roman" w:eastAsia="Times New Roman" w:hAnsi="Times New Roman"/>
+          <w:sz w:val="24"/>
+          <w:lang w:val="ru-RU"/>
+        </w:rPr>
+        <w:t xml:space="preserve"> итоговая структура (5 таблиц)</w:t>
       </w:r>
     </w:p>
     <w:p>
@@ -3105,41 +2787,58 @@
           <w:lang w:val="ru-RU"/>
         </w:rPr>
       </w:pPr>
-      <w:proofErr w:type="spellStart"/>
-      <w:r>
-        <w:rPr>
-          <w:rFonts w:ascii="Times New Roman" w:eastAsia="Times New Roman" w:hAnsi="Times New Roman"/>
-          <w:sz w:val="28"/>
-        </w:rPr>
-        <w:t>ShopDB</w:t>
-      </w:r>
-      <w:proofErr w:type="spellEnd"/>
-      <w:r>
-        <w:rPr>
-          <w:rFonts w:ascii="Times New Roman" w:eastAsia="Times New Roman" w:hAnsi="Times New Roman"/>
-          <w:sz w:val="28"/>
-          <w:lang w:val="ru-RU"/>
-        </w:rPr>
-        <w:t xml:space="preserve">_1: сложно — нужно менять телефон клиента во всех его заказах. Итоговая структура: просто — меняем в одной таблице </w:t>
-      </w:r>
-      <w:r>
-        <w:rPr>
-          <w:rFonts w:ascii="Times New Roman" w:eastAsia="Times New Roman" w:hAnsi="Times New Roman"/>
-          <w:sz w:val="28"/>
-        </w:rPr>
-        <w:t>Clients</w:t>
-      </w:r>
-      <w:r>
-        <w:rPr>
-          <w:rFonts w:ascii="Times New Roman" w:eastAsia="Times New Roman" w:hAnsi="Times New Roman"/>
-          <w:sz w:val="28"/>
-          <w:lang w:val="ru-RU"/>
-        </w:rPr>
-        <w:t>.</w:t>
+      <w:r>
+        <w:rPr>
+          <w:rFonts w:ascii="Times New Roman" w:eastAsia="Times New Roman" w:hAnsi="Times New Roman"/>
+          <w:sz w:val="28"/>
+          <w:lang w:val="ru-RU"/>
+        </w:rPr>
+        <w:lastRenderedPageBreak/>
+        <w:t>Результат: исходная таблица — 7</w:t>
+      </w:r>
+      <w:r>
+        <w:rPr>
+          <w:rFonts w:ascii="Times New Roman" w:eastAsia="Times New Roman" w:hAnsi="Times New Roman"/>
+          <w:sz w:val="28"/>
+          <w:lang w:val="ru-RU"/>
+        </w:rPr>
+        <w:t xml:space="preserve"> строк с высоким дублированием. Итоговая структура — 17 строк в 5 таблицах, без дублирования, связи через внешние ключи.</w:t>
       </w:r>
     </w:p>
     <w:p>
       <w:pPr>
+        <w:rPr>
+          <w:lang w:val="ru-RU"/>
+        </w:rPr>
+      </w:pPr>
+      <w:r>
+        <w:rPr>
+          <w:lang w:val="ru-RU"/>
+        </w:rPr>
+        <w:br w:type="page"/>
+      </w:r>
+      <w:r>
+        <w:rPr>
+          <w:rFonts w:ascii="Times New Roman" w:eastAsia="Times New Roman" w:hAnsi="Times New Roman"/>
+          <w:b/>
+          <w:sz w:val="32"/>
+          <w:lang w:val="ru-RU"/>
+        </w:rPr>
+        <w:lastRenderedPageBreak/>
+        <w:t>8</w:t>
+      </w:r>
+      <w:r>
+        <w:rPr>
+          <w:rFonts w:ascii="Times New Roman" w:eastAsia="Times New Roman" w:hAnsi="Times New Roman"/>
+          <w:b/>
+          <w:sz w:val="32"/>
+          <w:lang w:val="ru-RU"/>
+        </w:rPr>
+        <w:t>. Контрольные вопросы</w:t>
+      </w:r>
+    </w:p>
+    <w:p>
+      <w:pPr>
         <w:spacing w:after="120" w:line="360" w:lineRule="auto"/>
         <w:rPr>
           <w:lang w:val="ru-RU"/>
@@ -3152,7 +2851,7 @@
           <w:sz w:val="28"/>
           <w:lang w:val="ru-RU"/>
         </w:rPr>
-        <w:t>6.3. Риск ошибок</w:t>
+        <w:t>8.1. Что такое нормализация?</w:t>
       </w:r>
     </w:p>
     <w:p>
@@ -3164,30 +2863,21 @@
           <w:lang w:val="ru-RU"/>
         </w:rPr>
       </w:pPr>
-      <w:proofErr w:type="spellStart"/>
-      <w:r>
-        <w:rPr>
-          <w:rFonts w:ascii="Times New Roman" w:eastAsia="Times New Roman" w:hAnsi="Times New Roman"/>
-          <w:sz w:val="28"/>
-        </w:rPr>
-        <w:t>ShopDB</w:t>
-      </w:r>
-      <w:proofErr w:type="spellEnd"/>
-      <w:r>
-        <w:rPr>
-          <w:rFonts w:ascii="Times New Roman" w:eastAsia="Times New Roman" w:hAnsi="Times New Roman"/>
-          <w:sz w:val="28"/>
-          <w:lang w:val="ru-RU"/>
-        </w:rPr>
-        <w:t xml:space="preserve">_1: высокий — возможна несогласованность данных (разные </w:t>
-      </w:r>
-      <w:r>
-        <w:rPr>
-          <w:rFonts w:ascii="Times New Roman" w:eastAsia="Times New Roman" w:hAnsi="Times New Roman"/>
-          <w:sz w:val="28"/>
-          <w:lang w:val="ru-RU"/>
-        </w:rPr>
-        <w:t>телефоны у одного клиента). Итоговая структура: низкий — целостность обеспечена внешними ключами.</w:t>
+      <w:r>
+        <w:rPr>
+          <w:rFonts w:ascii="Times New Roman" w:eastAsia="Times New Roman" w:hAnsi="Times New Roman"/>
+          <w:sz w:val="28"/>
+          <w:lang w:val="ru-RU"/>
+        </w:rPr>
+        <w:t>Нормализация — это процесс приведения базы данных к нормальным формам с целью уст</w:t>
+      </w:r>
+      <w:r>
+        <w:rPr>
+          <w:rFonts w:ascii="Times New Roman" w:eastAsia="Times New Roman" w:hAnsi="Times New Roman"/>
+          <w:sz w:val="28"/>
+          <w:lang w:val="ru-RU"/>
+        </w:rPr>
+        <w:t>ранения избыточности, аномалий модификации и обеспечения целостности данных.</w:t>
       </w:r>
     </w:p>
     <w:p>
@@ -3204,7 +2894,249 @@
           <w:sz w:val="28"/>
           <w:lang w:val="ru-RU"/>
         </w:rPr>
-        <w:t>6.4. Приближённость к реальной БД</w:t>
+        <w:t xml:space="preserve">8.2. Что изменилось от </w:t>
+      </w:r>
+      <w:proofErr w:type="spellStart"/>
+      <w:r>
+        <w:rPr>
+          <w:rFonts w:ascii="Times New Roman" w:eastAsia="Times New Roman" w:hAnsi="Times New Roman"/>
+          <w:b/>
+          <w:sz w:val="28"/>
+        </w:rPr>
+        <w:t>ShopDB</w:t>
+      </w:r>
+      <w:proofErr w:type="spellEnd"/>
+      <w:r>
+        <w:rPr>
+          <w:rFonts w:ascii="Times New Roman" w:eastAsia="Times New Roman" w:hAnsi="Times New Roman"/>
+          <w:b/>
+          <w:sz w:val="28"/>
+          <w:lang w:val="ru-RU"/>
+        </w:rPr>
+        <w:t>_1 к Таблице_4?</w:t>
+      </w:r>
+    </w:p>
+    <w:p>
+      <w:pPr>
+        <w:spacing w:after="60" w:line="360" w:lineRule="auto"/>
+      </w:pPr>
+      <w:r>
+        <w:rPr>
+          <w:rFonts w:ascii="Times New Roman" w:eastAsia="Times New Roman" w:hAnsi="Times New Roman"/>
+          <w:sz w:val="28"/>
+        </w:rPr>
+        <w:t xml:space="preserve">• 1 </w:t>
+      </w:r>
+      <w:proofErr w:type="spellStart"/>
+      <w:r>
+        <w:rPr>
+          <w:rFonts w:ascii="Times New Roman" w:eastAsia="Times New Roman" w:hAnsi="Times New Roman"/>
+          <w:sz w:val="28"/>
+        </w:rPr>
+        <w:t>таблица</w:t>
+      </w:r>
+      <w:proofErr w:type="spellEnd"/>
+      <w:r>
+        <w:rPr>
+          <w:rFonts w:ascii="Times New Roman" w:eastAsia="Times New Roman" w:hAnsi="Times New Roman"/>
+          <w:sz w:val="28"/>
+        </w:rPr>
+        <w:t xml:space="preserve"> → 5 таблиц (Clients, Managers, Products, Orders, OrderDetails)</w:t>
+      </w:r>
+    </w:p>
+    <w:p>
+      <w:pPr>
+        <w:spacing w:after="60" w:line="360" w:lineRule="auto"/>
+        <w:rPr>
+          <w:lang w:val="ru-RU"/>
+        </w:rPr>
+      </w:pPr>
+      <w:r>
+        <w:rPr>
+          <w:rFonts w:ascii="Times New Roman" w:eastAsia="Times New Roman" w:hAnsi="Times New Roman"/>
+          <w:sz w:val="28"/>
+          <w:lang w:val="ru-RU"/>
+        </w:rPr>
+        <w:t>• Убрано дублирование данных</w:t>
+      </w:r>
+    </w:p>
+    <w:p>
+      <w:pPr>
+        <w:spacing w:after="60" w:line="360" w:lineRule="auto"/>
+        <w:rPr>
+          <w:lang w:val="ru-RU"/>
+        </w:rPr>
+      </w:pPr>
+      <w:r>
+        <w:rPr>
+          <w:rFonts w:ascii="Times New Roman" w:eastAsia="Times New Roman" w:hAnsi="Times New Roman"/>
+          <w:sz w:val="28"/>
+          <w:lang w:val="ru-RU"/>
+        </w:rPr>
+        <w:t>• Добавлены первичные и внешни</w:t>
+      </w:r>
+      <w:r>
+        <w:rPr>
+          <w:rFonts w:ascii="Times New Roman" w:eastAsia="Times New Roman" w:hAnsi="Times New Roman"/>
+          <w:sz w:val="28"/>
+          <w:lang w:val="ru-RU"/>
+        </w:rPr>
+        <w:t>е ключи</w:t>
+      </w:r>
+    </w:p>
+    <w:p>
+      <w:pPr>
+        <w:spacing w:after="60" w:line="360" w:lineRule="auto"/>
+        <w:rPr>
+          <w:lang w:val="ru-RU"/>
+        </w:rPr>
+      </w:pPr>
+      <w:r>
+        <w:rPr>
+          <w:rFonts w:ascii="Times New Roman" w:eastAsia="Times New Roman" w:hAnsi="Times New Roman"/>
+          <w:sz w:val="28"/>
+          <w:lang w:val="ru-RU"/>
+        </w:rPr>
+        <w:t>• Установлены связи между таблицами</w:t>
+      </w:r>
+    </w:p>
+    <w:p>
+      <w:pPr>
+        <w:spacing w:after="240" w:line="360" w:lineRule="auto"/>
+        <w:rPr>
+          <w:lang w:val="ru-RU"/>
+        </w:rPr>
+      </w:pPr>
+      <w:r>
+        <w:rPr>
+          <w:rFonts w:ascii="Times New Roman" w:eastAsia="Times New Roman" w:hAnsi="Times New Roman"/>
+          <w:sz w:val="28"/>
+          <w:lang w:val="ru-RU"/>
+        </w:rPr>
+        <w:t xml:space="preserve">• Появилась таблица-связь </w:t>
+      </w:r>
+      <w:proofErr w:type="spellStart"/>
+      <w:r>
+        <w:rPr>
+          <w:rFonts w:ascii="Times New Roman" w:eastAsia="Times New Roman" w:hAnsi="Times New Roman"/>
+          <w:sz w:val="28"/>
+        </w:rPr>
+        <w:t>OrderDetails</w:t>
+      </w:r>
+      <w:proofErr w:type="spellEnd"/>
+      <w:r>
+        <w:rPr>
+          <w:rFonts w:ascii="Times New Roman" w:eastAsia="Times New Roman" w:hAnsi="Times New Roman"/>
+          <w:sz w:val="28"/>
+          <w:lang w:val="ru-RU"/>
+        </w:rPr>
+        <w:t xml:space="preserve"> для реализации «многие-ко-многим»</w:t>
+      </w:r>
+    </w:p>
+    <w:p>
+      <w:pPr>
+        <w:spacing w:after="120" w:line="360" w:lineRule="auto"/>
+        <w:rPr>
+          <w:lang w:val="ru-RU"/>
+        </w:rPr>
+      </w:pPr>
+      <w:r>
+        <w:rPr>
+          <w:rFonts w:ascii="Times New Roman" w:eastAsia="Times New Roman" w:hAnsi="Times New Roman"/>
+          <w:b/>
+          <w:sz w:val="28"/>
+          <w:lang w:val="ru-RU"/>
+        </w:rPr>
+        <w:t>8.3. Какие проблемы были устранены?</w:t>
+      </w:r>
+    </w:p>
+    <w:p>
+      <w:pPr>
+        <w:spacing w:after="60" w:line="360" w:lineRule="auto"/>
+        <w:rPr>
+          <w:lang w:val="ru-RU"/>
+        </w:rPr>
+      </w:pPr>
+      <w:r>
+        <w:rPr>
+          <w:rFonts w:ascii="Times New Roman" w:eastAsia="Times New Roman" w:hAnsi="Times New Roman"/>
+          <w:sz w:val="28"/>
+          <w:lang w:val="ru-RU"/>
+        </w:rPr>
+        <w:t>• Аномалия вставки: можно добавить клиента без заказа</w:t>
+      </w:r>
+    </w:p>
+    <w:p>
+      <w:pPr>
+        <w:spacing w:after="60" w:line="360" w:lineRule="auto"/>
+        <w:rPr>
+          <w:lang w:val="ru-RU"/>
+        </w:rPr>
+      </w:pPr>
+      <w:r>
+        <w:rPr>
+          <w:rFonts w:ascii="Times New Roman" w:eastAsia="Times New Roman" w:hAnsi="Times New Roman"/>
+          <w:sz w:val="28"/>
+          <w:lang w:val="ru-RU"/>
+        </w:rPr>
+        <w:t>• Аномалия обновления: телефон меняется в одном м</w:t>
+      </w:r>
+      <w:r>
+        <w:rPr>
+          <w:rFonts w:ascii="Times New Roman" w:eastAsia="Times New Roman" w:hAnsi="Times New Roman"/>
+          <w:sz w:val="28"/>
+          <w:lang w:val="ru-RU"/>
+        </w:rPr>
+        <w:t>есте</w:t>
+      </w:r>
+    </w:p>
+    <w:p>
+      <w:pPr>
+        <w:spacing w:after="60" w:line="360" w:lineRule="auto"/>
+        <w:rPr>
+          <w:lang w:val="ru-RU"/>
+        </w:rPr>
+      </w:pPr>
+      <w:r>
+        <w:rPr>
+          <w:rFonts w:ascii="Times New Roman" w:eastAsia="Times New Roman" w:hAnsi="Times New Roman"/>
+          <w:sz w:val="28"/>
+          <w:lang w:val="ru-RU"/>
+        </w:rPr>
+        <w:t>• Аномалия удаления: удаление заказа не удаляет клиента</w:t>
+      </w:r>
+    </w:p>
+    <w:p>
+      <w:pPr>
+        <w:spacing w:after="240" w:line="360" w:lineRule="auto"/>
+        <w:rPr>
+          <w:lang w:val="ru-RU"/>
+        </w:rPr>
+      </w:pPr>
+      <w:r>
+        <w:rPr>
+          <w:rFonts w:ascii="Times New Roman" w:eastAsia="Times New Roman" w:hAnsi="Times New Roman"/>
+          <w:sz w:val="28"/>
+          <w:lang w:val="ru-RU"/>
+        </w:rPr>
+        <w:t>• Избыточность: данные хранятся один раз</w:t>
+      </w:r>
+    </w:p>
+    <w:p>
+      <w:pPr>
+        <w:spacing w:after="120" w:line="360" w:lineRule="auto"/>
+        <w:rPr>
+          <w:lang w:val="ru-RU"/>
+        </w:rPr>
+      </w:pPr>
+      <w:r>
+        <w:rPr>
+          <w:rFonts w:ascii="Times New Roman" w:eastAsia="Times New Roman" w:hAnsi="Times New Roman"/>
+          <w:b/>
+          <w:sz w:val="28"/>
+          <w:lang w:val="ru-RU"/>
+        </w:rPr>
+        <w:t>8.4. Зачем нужна 3НФ?</w:t>
       </w:r>
     </w:p>
     <w:p>
@@ -3216,13 +3148,22 @@
           <w:lang w:val="ru-RU"/>
         </w:rPr>
       </w:pPr>
+      <w:r>
+        <w:rPr>
+          <w:rFonts w:ascii="Times New Roman" w:eastAsia="Times New Roman" w:hAnsi="Times New Roman"/>
+          <w:sz w:val="28"/>
+          <w:lang w:val="ru-RU"/>
+        </w:rPr>
+        <w:t xml:space="preserve">3НФ устраняет транзитивные зависимости, когда </w:t>
+      </w:r>
       <w:proofErr w:type="spellStart"/>
       <w:r>
         <w:rPr>
           <w:rFonts w:ascii="Times New Roman" w:eastAsia="Times New Roman" w:hAnsi="Times New Roman"/>
           <w:sz w:val="28"/>
-        </w:rPr>
-        <w:t>ShopDB</w:t>
+          <w:lang w:val="ru-RU"/>
+        </w:rPr>
+        <w:t>неключевые</w:t>
       </w:r>
       <w:proofErr w:type="spellEnd"/>
       <w:r>
@@ -3231,32 +3172,37 @@
           <w:sz w:val="28"/>
           <w:lang w:val="ru-RU"/>
         </w:rPr>
-        <w:t xml:space="preserve">_1: не соответствует реальной практике. Итоговая структура (5 таблиц со связями) — стандартная схема для систем учёта </w:t>
-      </w:r>
-      <w:r>
-        <w:rPr>
-          <w:rFonts w:ascii="Times New Roman" w:eastAsia="Times New Roman" w:hAnsi="Times New Roman"/>
-          <w:sz w:val="28"/>
-          <w:lang w:val="ru-RU"/>
-        </w:rPr>
-        <w:t>заказов.</w:t>
+        <w:t xml:space="preserve"> атрибуты зависят от других </w:t>
+      </w:r>
+      <w:proofErr w:type="spellStart"/>
+      <w:r>
+        <w:rPr>
+          <w:rFonts w:ascii="Times New Roman" w:eastAsia="Times New Roman" w:hAnsi="Times New Roman"/>
+          <w:sz w:val="28"/>
+          <w:lang w:val="ru-RU"/>
+        </w:rPr>
+        <w:t>неключевых</w:t>
+      </w:r>
+      <w:proofErr w:type="spellEnd"/>
+      <w:r>
+        <w:rPr>
+          <w:rFonts w:ascii="Times New Roman" w:eastAsia="Times New Roman" w:hAnsi="Times New Roman"/>
+          <w:sz w:val="28"/>
+          <w:lang w:val="ru-RU"/>
+        </w:rPr>
+        <w:t xml:space="preserve"> атрибутов, а не от первичного ключа. </w:t>
+      </w:r>
+      <w:r>
+        <w:rPr>
+          <w:rFonts w:ascii="Times New Roman" w:eastAsia="Times New Roman" w:hAnsi="Times New Roman"/>
+          <w:sz w:val="28"/>
+          <w:lang w:val="ru-RU"/>
+        </w:rPr>
+        <w:t>Это гарантирует, что каждый атрибут таблицы зависит только от ключа, от всего ключа и ни от чего другого.</w:t>
       </w:r>
     </w:p>
     <w:p>
       <w:pPr>
-        <w:rPr>
-          <w:lang w:val="ru-RU"/>
-        </w:rPr>
-      </w:pPr>
-      <w:r>
-        <w:rPr>
-          <w:lang w:val="ru-RU"/>
-        </w:rPr>
-        <w:br w:type="page"/>
-      </w:r>
-    </w:p>
-    <w:p>
-      <w:pPr>
         <w:spacing w:after="240" w:line="360" w:lineRule="auto"/>
         <w:rPr>
           <w:lang w:val="ru-RU"/>
@@ -3269,25 +3215,7 @@
           <w:sz w:val="32"/>
           <w:lang w:val="ru-RU"/>
         </w:rPr>
-        <w:lastRenderedPageBreak/>
-        <w:t>7. Контрольные вопросы</w:t>
-      </w:r>
-    </w:p>
-    <w:p>
-      <w:pPr>
-        <w:spacing w:after="120" w:line="360" w:lineRule="auto"/>
-        <w:rPr>
-          <w:lang w:val="ru-RU"/>
-        </w:rPr>
-      </w:pPr>
-      <w:r>
-        <w:rPr>
-          <w:rFonts w:ascii="Times New Roman" w:eastAsia="Times New Roman" w:hAnsi="Times New Roman"/>
-          <w:b/>
-          <w:sz w:val="28"/>
-          <w:lang w:val="ru-RU"/>
-        </w:rPr>
-        <w:t>7.1. Что такое нормализация?</w:t>
+        <w:t>9. Выводы</w:t>
       </w:r>
     </w:p>
     <w:p>
@@ -3305,30 +3233,12 @@
           <w:sz w:val="28"/>
           <w:lang w:val="ru-RU"/>
         </w:rPr>
-        <w:t>Нормализация — это процесс приведения базы данных к нормальным формам с целью устранения избыточности, аномалий модификации и обеспечения целостности данных.</w:t>
-      </w:r>
-    </w:p>
-    <w:p>
-      <w:pPr>
-        <w:spacing w:after="120" w:line="360" w:lineRule="auto"/>
-        <w:rPr>
-          <w:lang w:val="ru-RU"/>
-        </w:rPr>
-      </w:pPr>
-      <w:r>
-        <w:rPr>
-          <w:rFonts w:ascii="Times New Roman" w:eastAsia="Times New Roman" w:hAnsi="Times New Roman"/>
-          <w:b/>
-          <w:sz w:val="28"/>
-          <w:lang w:val="ru-RU"/>
-        </w:rPr>
-        <w:t xml:space="preserve">7.2. Что изменилось от </w:t>
+        <w:t xml:space="preserve">В ходе выполнения практической работы исходная таблица </w:t>
       </w:r>
       <w:proofErr w:type="spellStart"/>
       <w:r>
         <w:rPr>
           <w:rFonts w:ascii="Times New Roman" w:eastAsia="Times New Roman" w:hAnsi="Times New Roman"/>
-          <w:b/>
           <w:sz w:val="28"/>
         </w:rPr>
         <w:t>ShopDB</w:t>
@@ -3337,32 +3247,77 @@
       <w:r>
         <w:rPr>
           <w:rFonts w:ascii="Times New Roman" w:eastAsia="Times New Roman" w:hAnsi="Times New Roman"/>
-          <w:b/>
-          <w:sz w:val="28"/>
-          <w:lang w:val="ru-RU"/>
-        </w:rPr>
-        <w:t>_1 к Т</w:t>
-      </w:r>
-      <w:r>
-        <w:rPr>
-          <w:rFonts w:ascii="Times New Roman" w:eastAsia="Times New Roman" w:hAnsi="Times New Roman"/>
-          <w:b/>
-          <w:sz w:val="28"/>
-          <w:lang w:val="ru-RU"/>
-        </w:rPr>
-        <w:t>аблице_4?</w:t>
-      </w:r>
-    </w:p>
-    <w:p>
-      <w:pPr>
-        <w:spacing w:after="60" w:line="360" w:lineRule="auto"/>
-      </w:pPr>
-      <w:r>
-        <w:rPr>
-          <w:rFonts w:ascii="Times New Roman" w:eastAsia="Times New Roman" w:hAnsi="Times New Roman"/>
-          <w:sz w:val="28"/>
-        </w:rPr>
-        <w:t xml:space="preserve">• 1 </w:t>
+          <w:sz w:val="28"/>
+          <w:lang w:val="ru-RU"/>
+        </w:rPr>
+        <w:t xml:space="preserve">_1 поэтапно приведена к третьей нормальной форме. Выделены сущности </w:t>
+      </w:r>
+      <w:r>
+        <w:rPr>
+          <w:rFonts w:ascii="Times New Roman" w:eastAsia="Times New Roman" w:hAnsi="Times New Roman"/>
+          <w:sz w:val="28"/>
+        </w:rPr>
+        <w:t>Clients</w:t>
+      </w:r>
+      <w:r>
+        <w:rPr>
+          <w:rFonts w:ascii="Times New Roman" w:eastAsia="Times New Roman" w:hAnsi="Times New Roman"/>
+          <w:sz w:val="28"/>
+          <w:lang w:val="ru-RU"/>
+        </w:rPr>
+        <w:t xml:space="preserve">, </w:t>
+      </w:r>
+      <w:r>
+        <w:rPr>
+          <w:rFonts w:ascii="Times New Roman" w:eastAsia="Times New Roman" w:hAnsi="Times New Roman"/>
+          <w:sz w:val="28"/>
+        </w:rPr>
+        <w:t>Ma</w:t>
+      </w:r>
+      <w:r>
+        <w:rPr>
+          <w:rFonts w:ascii="Times New Roman" w:eastAsia="Times New Roman" w:hAnsi="Times New Roman"/>
+          <w:sz w:val="28"/>
+        </w:rPr>
+        <w:t>nagers</w:t>
+      </w:r>
+      <w:r>
+        <w:rPr>
+          <w:rFonts w:ascii="Times New Roman" w:eastAsia="Times New Roman" w:hAnsi="Times New Roman"/>
+          <w:sz w:val="28"/>
+          <w:lang w:val="ru-RU"/>
+        </w:rPr>
+        <w:t xml:space="preserve">, </w:t>
+      </w:r>
+      <w:r>
+        <w:rPr>
+          <w:rFonts w:ascii="Times New Roman" w:eastAsia="Times New Roman" w:hAnsi="Times New Roman"/>
+          <w:sz w:val="28"/>
+        </w:rPr>
+        <w:t>Products</w:t>
+      </w:r>
+      <w:r>
+        <w:rPr>
+          <w:rFonts w:ascii="Times New Roman" w:eastAsia="Times New Roman" w:hAnsi="Times New Roman"/>
+          <w:sz w:val="28"/>
+          <w:lang w:val="ru-RU"/>
+        </w:rPr>
+        <w:t xml:space="preserve">, </w:t>
+      </w:r>
+      <w:r>
+        <w:rPr>
+          <w:rFonts w:ascii="Times New Roman" w:eastAsia="Times New Roman" w:hAnsi="Times New Roman"/>
+          <w:sz w:val="28"/>
+        </w:rPr>
+        <w:t>Orders</w:t>
+      </w:r>
+      <w:r>
+        <w:rPr>
+          <w:rFonts w:ascii="Times New Roman" w:eastAsia="Times New Roman" w:hAnsi="Times New Roman"/>
+          <w:sz w:val="28"/>
+          <w:lang w:val="ru-RU"/>
+        </w:rPr>
+        <w:t xml:space="preserve">, </w:t>
       </w:r>
       <w:proofErr w:type="spellStart"/>
       <w:r>
@@ -3370,403 +3325,16 @@
           <w:rFonts w:ascii="Times New Roman" w:eastAsia="Times New Roman" w:hAnsi="Times New Roman"/>
           <w:sz w:val="28"/>
         </w:rPr>
-        <w:t>таблица</w:t>
+        <w:t>OrderDetails</w:t>
       </w:r>
       <w:proofErr w:type="spellEnd"/>
       <w:r>
         <w:rPr>
           <w:rFonts w:ascii="Times New Roman" w:eastAsia="Times New Roman" w:hAnsi="Times New Roman"/>
           <w:sz w:val="28"/>
-        </w:rPr>
-        <w:t xml:space="preserve"> → 5 таблиц (Clients, Managers, Products, Orders, OrderDetails)</w:t>
-      </w:r>
-    </w:p>
-    <w:p>
-      <w:pPr>
-        <w:spacing w:after="60" w:line="360" w:lineRule="auto"/>
-        <w:rPr>
-          <w:lang w:val="ru-RU"/>
-        </w:rPr>
-      </w:pPr>
-      <w:r>
-        <w:rPr>
-          <w:rFonts w:ascii="Times New Roman" w:eastAsia="Times New Roman" w:hAnsi="Times New Roman"/>
-          <w:sz w:val="28"/>
-          <w:lang w:val="ru-RU"/>
-        </w:rPr>
-        <w:t>• Убрано дублирование данных</w:t>
-      </w:r>
-    </w:p>
-    <w:p>
-      <w:pPr>
-        <w:spacing w:after="60" w:line="360" w:lineRule="auto"/>
-        <w:rPr>
-          <w:lang w:val="ru-RU"/>
-        </w:rPr>
-      </w:pPr>
-      <w:r>
-        <w:rPr>
-          <w:rFonts w:ascii="Times New Roman" w:eastAsia="Times New Roman" w:hAnsi="Times New Roman"/>
-          <w:sz w:val="28"/>
-          <w:lang w:val="ru-RU"/>
-        </w:rPr>
-        <w:t>• Добавлены первичные и внешние ключи</w:t>
-      </w:r>
-    </w:p>
-    <w:p>
-      <w:pPr>
-        <w:spacing w:after="60" w:line="360" w:lineRule="auto"/>
-        <w:rPr>
-          <w:lang w:val="ru-RU"/>
-        </w:rPr>
-      </w:pPr>
-      <w:r>
-        <w:rPr>
-          <w:rFonts w:ascii="Times New Roman" w:eastAsia="Times New Roman" w:hAnsi="Times New Roman"/>
-          <w:sz w:val="28"/>
-          <w:lang w:val="ru-RU"/>
-        </w:rPr>
-        <w:t>• Установлены связи между таблицами</w:t>
-      </w:r>
-    </w:p>
-    <w:p>
-      <w:pPr>
-        <w:spacing w:after="240" w:line="360" w:lineRule="auto"/>
-        <w:rPr>
-          <w:lang w:val="ru-RU"/>
-        </w:rPr>
-      </w:pPr>
-      <w:r>
-        <w:rPr>
-          <w:rFonts w:ascii="Times New Roman" w:eastAsia="Times New Roman" w:hAnsi="Times New Roman"/>
-          <w:sz w:val="28"/>
-          <w:lang w:val="ru-RU"/>
-        </w:rPr>
-        <w:t xml:space="preserve">• Появилась таблица-связь </w:t>
-      </w:r>
-      <w:proofErr w:type="spellStart"/>
-      <w:r>
-        <w:rPr>
-          <w:rFonts w:ascii="Times New Roman" w:eastAsia="Times New Roman" w:hAnsi="Times New Roman"/>
-          <w:sz w:val="28"/>
-        </w:rPr>
-        <w:t>OrderDetails</w:t>
-      </w:r>
-      <w:proofErr w:type="spellEnd"/>
-      <w:r>
-        <w:rPr>
-          <w:rFonts w:ascii="Times New Roman" w:eastAsia="Times New Roman" w:hAnsi="Times New Roman"/>
-          <w:sz w:val="28"/>
-          <w:lang w:val="ru-RU"/>
-        </w:rPr>
-        <w:t xml:space="preserve"> для реализации «многие-ко-мно</w:t>
-      </w:r>
-      <w:r>
-        <w:rPr>
-          <w:rFonts w:ascii="Times New Roman" w:eastAsia="Times New Roman" w:hAnsi="Times New Roman"/>
-          <w:sz w:val="28"/>
-          <w:lang w:val="ru-RU"/>
-        </w:rPr>
-        <w:t>гим»</w:t>
-      </w:r>
-    </w:p>
-    <w:p>
-      <w:pPr>
-        <w:spacing w:after="120" w:line="360" w:lineRule="auto"/>
-        <w:rPr>
-          <w:lang w:val="ru-RU"/>
-        </w:rPr>
-      </w:pPr>
-      <w:r>
-        <w:rPr>
-          <w:rFonts w:ascii="Times New Roman" w:eastAsia="Times New Roman" w:hAnsi="Times New Roman"/>
-          <w:b/>
-          <w:sz w:val="28"/>
-          <w:lang w:val="ru-RU"/>
-        </w:rPr>
-        <w:t>7.3. Какие проблемы были устранены?</w:t>
-      </w:r>
-    </w:p>
-    <w:p>
-      <w:pPr>
-        <w:spacing w:after="60" w:line="360" w:lineRule="auto"/>
-        <w:rPr>
-          <w:lang w:val="ru-RU"/>
-        </w:rPr>
-      </w:pPr>
-      <w:r>
-        <w:rPr>
-          <w:rFonts w:ascii="Times New Roman" w:eastAsia="Times New Roman" w:hAnsi="Times New Roman"/>
-          <w:sz w:val="28"/>
-          <w:lang w:val="ru-RU"/>
-        </w:rPr>
-        <w:t>• Аномалия вставки: можно добавить клиента без заказа</w:t>
-      </w:r>
-    </w:p>
-    <w:p>
-      <w:pPr>
-        <w:spacing w:after="60" w:line="360" w:lineRule="auto"/>
-        <w:rPr>
-          <w:lang w:val="ru-RU"/>
-        </w:rPr>
-      </w:pPr>
-      <w:r>
-        <w:rPr>
-          <w:rFonts w:ascii="Times New Roman" w:eastAsia="Times New Roman" w:hAnsi="Times New Roman"/>
-          <w:sz w:val="28"/>
-          <w:lang w:val="ru-RU"/>
-        </w:rPr>
-        <w:t>• Аномалия обновления: телефон меняется в одном месте</w:t>
-      </w:r>
-    </w:p>
-    <w:p>
-      <w:pPr>
-        <w:spacing w:after="60" w:line="360" w:lineRule="auto"/>
-        <w:rPr>
-          <w:lang w:val="ru-RU"/>
-        </w:rPr>
-      </w:pPr>
-      <w:r>
-        <w:rPr>
-          <w:rFonts w:ascii="Times New Roman" w:eastAsia="Times New Roman" w:hAnsi="Times New Roman"/>
-          <w:sz w:val="28"/>
-          <w:lang w:val="ru-RU"/>
-        </w:rPr>
-        <w:t>• Аномалия удаления: удаление заказа не удаляет клиента</w:t>
-      </w:r>
-    </w:p>
-    <w:p>
-      <w:pPr>
-        <w:spacing w:after="240" w:line="360" w:lineRule="auto"/>
-        <w:rPr>
-          <w:lang w:val="ru-RU"/>
-        </w:rPr>
-      </w:pPr>
-      <w:r>
-        <w:rPr>
-          <w:rFonts w:ascii="Times New Roman" w:eastAsia="Times New Roman" w:hAnsi="Times New Roman"/>
-          <w:sz w:val="28"/>
-          <w:lang w:val="ru-RU"/>
-        </w:rPr>
-        <w:t>• Избыточность: данные хранятся один раз</w:t>
-      </w:r>
-    </w:p>
-    <w:p>
-      <w:pPr>
-        <w:spacing w:after="120" w:line="360" w:lineRule="auto"/>
-        <w:rPr>
-          <w:lang w:val="ru-RU"/>
-        </w:rPr>
-      </w:pPr>
-      <w:r>
-        <w:rPr>
-          <w:rFonts w:ascii="Times New Roman" w:eastAsia="Times New Roman" w:hAnsi="Times New Roman"/>
-          <w:b/>
-          <w:sz w:val="28"/>
-          <w:lang w:val="ru-RU"/>
-        </w:rPr>
-        <w:t>7.4. Зачем</w:t>
-      </w:r>
-      <w:r>
-        <w:rPr>
-          <w:rFonts w:ascii="Times New Roman" w:eastAsia="Times New Roman" w:hAnsi="Times New Roman"/>
-          <w:b/>
-          <w:sz w:val="28"/>
-          <w:lang w:val="ru-RU"/>
-        </w:rPr>
-        <w:t xml:space="preserve"> нужна 3НФ?</w:t>
-      </w:r>
-    </w:p>
-    <w:p>
-      <w:pPr>
-        <w:spacing w:after="240" w:line="360" w:lineRule="auto"/>
-        <w:ind w:firstLine="709"/>
-        <w:jc w:val="both"/>
-        <w:rPr>
-          <w:lang w:val="ru-RU"/>
-        </w:rPr>
-      </w:pPr>
-      <w:r>
-        <w:rPr>
-          <w:rFonts w:ascii="Times New Roman" w:eastAsia="Times New Roman" w:hAnsi="Times New Roman"/>
-          <w:sz w:val="28"/>
-          <w:lang w:val="ru-RU"/>
-        </w:rPr>
-        <w:t xml:space="preserve">3НФ устраняет транзитивные зависимости, когда </w:t>
-      </w:r>
-      <w:proofErr w:type="spellStart"/>
-      <w:r>
-        <w:rPr>
-          <w:rFonts w:ascii="Times New Roman" w:eastAsia="Times New Roman" w:hAnsi="Times New Roman"/>
-          <w:sz w:val="28"/>
-          <w:lang w:val="ru-RU"/>
-        </w:rPr>
-        <w:t>неключевые</w:t>
-      </w:r>
-      <w:proofErr w:type="spellEnd"/>
-      <w:r>
-        <w:rPr>
-          <w:rFonts w:ascii="Times New Roman" w:eastAsia="Times New Roman" w:hAnsi="Times New Roman"/>
-          <w:sz w:val="28"/>
-          <w:lang w:val="ru-RU"/>
-        </w:rPr>
-        <w:t xml:space="preserve"> атрибуты зависят от других </w:t>
-      </w:r>
-      <w:proofErr w:type="spellStart"/>
-      <w:r>
-        <w:rPr>
-          <w:rFonts w:ascii="Times New Roman" w:eastAsia="Times New Roman" w:hAnsi="Times New Roman"/>
-          <w:sz w:val="28"/>
-          <w:lang w:val="ru-RU"/>
-        </w:rPr>
-        <w:t>неключевых</w:t>
-      </w:r>
-      <w:proofErr w:type="spellEnd"/>
-      <w:r>
-        <w:rPr>
-          <w:rFonts w:ascii="Times New Roman" w:eastAsia="Times New Roman" w:hAnsi="Times New Roman"/>
-          <w:sz w:val="28"/>
-          <w:lang w:val="ru-RU"/>
-        </w:rPr>
-        <w:t xml:space="preserve"> атрибутов, а не от первичного ключа. Это гарантирует, что каждый атрибут таблицы зависит только от ключа, от всего ключа и ни от чего другого.</w:t>
-      </w:r>
-    </w:p>
-    <w:p>
-      <w:pPr>
-        <w:spacing w:after="240" w:line="360" w:lineRule="auto"/>
-        <w:rPr>
-          <w:lang w:val="ru-RU"/>
-        </w:rPr>
-      </w:pPr>
-      <w:r>
-        <w:rPr>
-          <w:rFonts w:ascii="Times New Roman" w:eastAsia="Times New Roman" w:hAnsi="Times New Roman"/>
-          <w:b/>
-          <w:sz w:val="32"/>
-          <w:lang w:val="ru-RU"/>
-        </w:rPr>
-        <w:t xml:space="preserve">8. </w:t>
-      </w:r>
-      <w:r>
-        <w:rPr>
-          <w:rFonts w:ascii="Times New Roman" w:eastAsia="Times New Roman" w:hAnsi="Times New Roman"/>
-          <w:b/>
-          <w:sz w:val="32"/>
-          <w:lang w:val="ru-RU"/>
-        </w:rPr>
-        <w:t>Выводы</w:t>
-      </w:r>
-    </w:p>
-    <w:p>
-      <w:pPr>
-        <w:spacing w:after="240" w:line="360" w:lineRule="auto"/>
-        <w:ind w:firstLine="709"/>
-        <w:jc w:val="both"/>
-        <w:rPr>
-          <w:lang w:val="ru-RU"/>
-        </w:rPr>
-      </w:pPr>
-      <w:r>
-        <w:rPr>
-          <w:rFonts w:ascii="Times New Roman" w:eastAsia="Times New Roman" w:hAnsi="Times New Roman"/>
-          <w:sz w:val="28"/>
-          <w:lang w:val="ru-RU"/>
-        </w:rPr>
-        <w:t xml:space="preserve">В ходе выполнения практической работы исходная таблица </w:t>
-      </w:r>
-      <w:proofErr w:type="spellStart"/>
-      <w:r>
-        <w:rPr>
-          <w:rFonts w:ascii="Times New Roman" w:eastAsia="Times New Roman" w:hAnsi="Times New Roman"/>
-          <w:sz w:val="28"/>
-        </w:rPr>
-        <w:t>ShopDB</w:t>
-      </w:r>
-      <w:proofErr w:type="spellEnd"/>
-      <w:r>
-        <w:rPr>
-          <w:rFonts w:ascii="Times New Roman" w:eastAsia="Times New Roman" w:hAnsi="Times New Roman"/>
-          <w:sz w:val="28"/>
-          <w:lang w:val="ru-RU"/>
-        </w:rPr>
-        <w:t xml:space="preserve">_1 поэтапно приведена к третьей нормальной форме. Выделены сущности </w:t>
-      </w:r>
-      <w:r>
-        <w:rPr>
-          <w:rFonts w:ascii="Times New Roman" w:eastAsia="Times New Roman" w:hAnsi="Times New Roman"/>
-          <w:sz w:val="28"/>
-        </w:rPr>
-        <w:t>Clients</w:t>
-      </w:r>
-      <w:r>
-        <w:rPr>
-          <w:rFonts w:ascii="Times New Roman" w:eastAsia="Times New Roman" w:hAnsi="Times New Roman"/>
-          <w:sz w:val="28"/>
-          <w:lang w:val="ru-RU"/>
-        </w:rPr>
-        <w:t xml:space="preserve">, </w:t>
-      </w:r>
-      <w:r>
-        <w:rPr>
-          <w:rFonts w:ascii="Times New Roman" w:eastAsia="Times New Roman" w:hAnsi="Times New Roman"/>
-          <w:sz w:val="28"/>
-        </w:rPr>
-        <w:t>Managers</w:t>
-      </w:r>
-      <w:r>
-        <w:rPr>
-          <w:rFonts w:ascii="Times New Roman" w:eastAsia="Times New Roman" w:hAnsi="Times New Roman"/>
-          <w:sz w:val="28"/>
-          <w:lang w:val="ru-RU"/>
-        </w:rPr>
-        <w:t xml:space="preserve">, </w:t>
-      </w:r>
-      <w:r>
-        <w:rPr>
-          <w:rFonts w:ascii="Times New Roman" w:eastAsia="Times New Roman" w:hAnsi="Times New Roman"/>
-          <w:sz w:val="28"/>
-        </w:rPr>
-        <w:t>Products</w:t>
-      </w:r>
-      <w:r>
-        <w:rPr>
-          <w:rFonts w:ascii="Times New Roman" w:eastAsia="Times New Roman" w:hAnsi="Times New Roman"/>
-          <w:sz w:val="28"/>
-          <w:lang w:val="ru-RU"/>
-        </w:rPr>
-        <w:t xml:space="preserve">, </w:t>
-      </w:r>
-      <w:r>
-        <w:rPr>
-          <w:rFonts w:ascii="Times New Roman" w:eastAsia="Times New Roman" w:hAnsi="Times New Roman"/>
-          <w:sz w:val="28"/>
-        </w:rPr>
-        <w:t>Orders</w:t>
-      </w:r>
-      <w:r>
-        <w:rPr>
-          <w:rFonts w:ascii="Times New Roman" w:eastAsia="Times New Roman" w:hAnsi="Times New Roman"/>
-          <w:sz w:val="28"/>
-          <w:lang w:val="ru-RU"/>
-        </w:rPr>
-        <w:t xml:space="preserve">, </w:t>
-      </w:r>
-      <w:proofErr w:type="spellStart"/>
-      <w:r>
-        <w:rPr>
-          <w:rFonts w:ascii="Times New Roman" w:eastAsia="Times New Roman" w:hAnsi="Times New Roman"/>
-          <w:sz w:val="28"/>
-        </w:rPr>
-        <w:t>OrderDetails</w:t>
-      </w:r>
-      <w:proofErr w:type="spellEnd"/>
-      <w:r>
-        <w:rPr>
-          <w:rFonts w:ascii="Times New Roman" w:eastAsia="Times New Roman" w:hAnsi="Times New Roman"/>
-          <w:sz w:val="28"/>
-          <w:lang w:val="ru-RU"/>
-        </w:rPr>
-        <w:t xml:space="preserve">. Установлены связи между таблицами </w:t>
+          <w:lang w:val="ru-RU"/>
+        </w:rPr>
+        <w:t xml:space="preserve">. Установлены связи между </w:t>
       </w:r>
       <w:r>
         <w:rPr>
@@ -3775,25 +3343,15 @@
           <w:lang w:val="ru-RU"/>
         </w:rPr>
         <w:lastRenderedPageBreak/>
-        <w:t>через внешние ключи. Устранены дубл</w:t>
-      </w:r>
-      <w:r>
-        <w:rPr>
-          <w:rFonts w:ascii="Times New Roman" w:eastAsia="Times New Roman" w:hAnsi="Times New Roman"/>
-          <w:sz w:val="28"/>
-          <w:lang w:val="ru-RU"/>
-        </w:rPr>
-        <w:t>ирование, транзитивные зависимости и аномалии модификации. Итоговая структура соответствует требованиям 3НФ и пригодна для использования в реальной информацио</w:t>
-      </w:r>
-      <w:bookmarkStart w:id="0" w:name="_GoBack"/>
-      <w:bookmarkEnd w:id="0"/>
-      <w:r>
-        <w:rPr>
-          <w:rFonts w:ascii="Times New Roman" w:eastAsia="Times New Roman" w:hAnsi="Times New Roman"/>
-          <w:sz w:val="28"/>
-          <w:lang w:val="ru-RU"/>
-        </w:rPr>
-        <w:t>нной системе.</w:t>
+        <w:t>таблицами через внешние ключи. Устранены дублирование, транзитивные зависимости и аномалии модификации. Итоговая структура соответствует требованиям 3НФ и пригодна для использования в реальной</w:t>
+      </w:r>
+      <w:r>
+        <w:rPr>
+          <w:rFonts w:ascii="Times New Roman" w:eastAsia="Times New Roman" w:hAnsi="Times New Roman"/>
+          <w:sz w:val="28"/>
+          <w:lang w:val="ru-RU"/>
+        </w:rPr>
+        <w:t xml:space="preserve"> информационной системе.</w:t>
       </w:r>
     </w:p>
     <w:sectPr>
@@ -15712,7 +15270,7 @@
 </file>
 
 <file path=customXml/itemProps1.xml><?xml version="1.0" encoding="utf-8"?>
-<ds:datastoreItem xmlns:ds="http://schemas.openxmlformats.org/officeDocument/2006/customXml" ds:itemID="{FB8AE409-027E-454B-93CD-2E061D4B89BD}">
+<ds:datastoreItem xmlns:ds="http://schemas.openxmlformats.org/officeDocument/2006/customXml" ds:itemID="{4824422D-11CE-4170-9F43-8A62F52DD2DA}">
   <ds:schemaRefs>
     <ds:schemaRef ds:uri="http://schemas.openxmlformats.org/officeDocument/2006/bibliography"/>
   </ds:schemaRefs>
